--- a/flutter_more_documents/f26_part2_of_flutter_extras_of_basic.docx
+++ b/flutter_more_documents/f26_part2_of_flutter_extras_of_basic.docx
@@ -547,7 +547,25 @@
           <w:sz w:val="32"/>
           <w:szCs w:val="32"/>
         </w:rPr>
-        <w:t>Element Tree</w:t>
+        <w:t>Element</w:t>
+      </w:r>
+      <w:r>
+        <w:rPr>
+          <w:b/>
+          <w:bCs/>
+          <w:sz w:val="32"/>
+          <w:szCs w:val="32"/>
+        </w:rPr>
+        <w:t>/Layout</w:t>
+      </w:r>
+      <w:r>
+        <w:rPr>
+          <w:b/>
+          <w:bCs/>
+          <w:sz w:val="32"/>
+          <w:szCs w:val="32"/>
+        </w:rPr>
+        <w:t xml:space="preserve"> Tree</w:t>
       </w:r>
       <w:r>
         <w:rPr>
@@ -655,6 +673,13 @@
         </w:rPr>
         <w:t>Keeps track of widget positions</w:t>
       </w:r>
+      <w:r>
+        <w:rPr>
+          <w:sz w:val="32"/>
+          <w:szCs w:val="32"/>
+        </w:rPr>
+        <w:t xml:space="preserve"> and layouts</w:t>
+      </w:r>
     </w:p>
     <w:p>
       <w:pPr>
@@ -695,7 +720,23 @@
           <w:sz w:val="32"/>
           <w:szCs w:val="32"/>
         </w:rPr>
-        <w:t>Helps Flutter efficiently update only changed widgets</w:t>
+        <w:t>Helps</w:t>
+      </w:r>
+      <w:r>
+        <w:rPr>
+          <w:b/>
+          <w:bCs/>
+          <w:sz w:val="32"/>
+          <w:szCs w:val="32"/>
+        </w:rPr>
+        <w:t xml:space="preserve"> Flutter</w:t>
+      </w:r>
+      <w:r>
+        <w:rPr>
+          <w:sz w:val="32"/>
+          <w:szCs w:val="32"/>
+        </w:rPr>
+        <w:t xml:space="preserve"> efficiently update only changed widgets</w:t>
       </w:r>
     </w:p>
     <w:p>

--- a/flutter_more_documents/f26_part2_of_flutter_extras_of_basic.docx
+++ b/flutter_more_documents/f26_part2_of_flutter_extras_of_basic.docx
@@ -533,6 +533,15 @@
           <w:szCs w:val="32"/>
         </w:rPr>
       </w:pPr>
+    </w:p>
+    <w:p>
+      <w:pPr>
+        <w:jc w:val="both"/>
+        <w:rPr>
+          <w:sz w:val="32"/>
+          <w:szCs w:val="32"/>
+        </w:rPr>
+      </w:pPr>
       <w:r>
         <w:rPr>
           <w:sz w:val="32"/>
@@ -593,6 +602,7 @@
           <w:sz w:val="32"/>
           <w:szCs w:val="32"/>
         </w:rPr>
+        <w:lastRenderedPageBreak/>
         <w:t xml:space="preserve">Stores widget </w:t>
       </w:r>
       <w:r>
@@ -649,7 +659,6 @@
           <w:sz w:val="32"/>
           <w:szCs w:val="32"/>
         </w:rPr>
-        <w:lastRenderedPageBreak/>
         <w:t>Connects Widgets to Render Objects</w:t>
       </w:r>
     </w:p>
@@ -747,6 +756,15 @@
           <w:szCs w:val="32"/>
         </w:rPr>
       </w:pPr>
+    </w:p>
+    <w:p>
+      <w:pPr>
+        <w:jc w:val="both"/>
+        <w:rPr>
+          <w:sz w:val="32"/>
+          <w:szCs w:val="32"/>
+        </w:rPr>
+      </w:pPr>
       <w:r>
         <w:rPr>
           <w:sz w:val="32"/>
@@ -1145,7 +1163,23 @@
           <w:sz w:val="32"/>
           <w:szCs w:val="32"/>
         </w:rPr>
-        <w:t>This is why Flutter apps look consistent across platforms.</w:t>
+        <w:t xml:space="preserve">This is why </w:t>
+      </w:r>
+      <w:r>
+        <w:rPr>
+          <w:b/>
+          <w:bCs/>
+          <w:sz w:val="32"/>
+          <w:szCs w:val="32"/>
+        </w:rPr>
+        <w:t>Flutter</w:t>
+      </w:r>
+      <w:r>
+        <w:rPr>
+          <w:sz w:val="32"/>
+          <w:szCs w:val="32"/>
+        </w:rPr>
+        <w:t xml:space="preserve"> apps look consistent across platforms.</w:t>
       </w:r>
     </w:p>
     <w:p>
@@ -1244,6 +1278,7 @@
           <w:sz w:val="32"/>
           <w:szCs w:val="32"/>
         </w:rPr>
+        <w:lastRenderedPageBreak/>
         <w:t>An Android Activity usually</w:t>
       </w:r>
       <w:r>
@@ -1315,7 +1350,6 @@
           <w:sz w:val="32"/>
           <w:szCs w:val="32"/>
         </w:rPr>
-        <w:lastRenderedPageBreak/>
         <w:t xml:space="preserve">Uses a </w:t>
       </w:r>
       <w:r>
@@ -1513,7 +1547,23 @@
           <w:sz w:val="32"/>
           <w:szCs w:val="32"/>
         </w:rPr>
-        <w:t># So, Flutter is still embedded inside a native application shell.</w:t>
+        <w:t># So,</w:t>
+      </w:r>
+      <w:r>
+        <w:rPr>
+          <w:b/>
+          <w:bCs/>
+          <w:sz w:val="32"/>
+          <w:szCs w:val="32"/>
+        </w:rPr>
+        <w:t xml:space="preserve"> Flutter</w:t>
+      </w:r>
+      <w:r>
+        <w:rPr>
+          <w:sz w:val="32"/>
+          <w:szCs w:val="32"/>
+        </w:rPr>
+        <w:t xml:space="preserve"> is still embedded inside a native application shell.</w:t>
       </w:r>
     </w:p>
     <w:p>
@@ -1883,6 +1933,7 @@
           <w:sz w:val="32"/>
           <w:szCs w:val="32"/>
         </w:rPr>
+        <w:lastRenderedPageBreak/>
         <w:t xml:space="preserve">   ↓</w:t>
       </w:r>
     </w:p>
@@ -1903,7 +1954,6 @@
           <w:sz w:val="32"/>
           <w:szCs w:val="32"/>
         </w:rPr>
-        <w:lastRenderedPageBreak/>
         <w:t>GPU</w:t>
       </w:r>
     </w:p>
@@ -2483,6 +2533,7 @@
                 <w:sz w:val="32"/>
                 <w:szCs w:val="32"/>
               </w:rPr>
+              <w:lastRenderedPageBreak/>
               <w:t>Skia</w:t>
             </w:r>
             <w:proofErr w:type="spellEnd"/>
@@ -2541,7 +2592,6 @@
                 <w:sz w:val="32"/>
                 <w:szCs w:val="32"/>
               </w:rPr>
-              <w:lastRenderedPageBreak/>
               <w:t>Older renderer</w:t>
             </w:r>
           </w:p>
@@ -3251,6 +3301,7 @@
           <w:sz w:val="32"/>
           <w:szCs w:val="32"/>
         </w:rPr>
+        <w:lastRenderedPageBreak/>
         <w:t>Faster development</w:t>
       </w:r>
     </w:p>
@@ -3267,7 +3318,6 @@
           <w:sz w:val="32"/>
           <w:szCs w:val="32"/>
         </w:rPr>
-        <w:lastRenderedPageBreak/>
         <w:t># During Release Build → AOT = Ahead-Of-Time Compilation</w:t>
       </w:r>
     </w:p>
@@ -3492,15 +3542,6 @@
     </w:p>
     <w:p>
       <w:pPr>
-        <w:jc w:val="both"/>
-        <w:rPr>
-          <w:sz w:val="32"/>
-          <w:szCs w:val="32"/>
-        </w:rPr>
-      </w:pPr>
-    </w:p>
-    <w:p>
-      <w:pPr>
         <w:pStyle w:val="ListParagraph"/>
         <w:numPr>
           <w:ilvl w:val="0"/>
@@ -3753,7 +3794,21 @@
           <w:sz w:val="32"/>
           <w:szCs w:val="32"/>
         </w:rPr>
-        <w:t xml:space="preserve"> compilation produces native code</w:t>
+        <w:t xml:space="preserve"> compilation produces native</w:t>
+      </w:r>
+      <w:r>
+        <w:rPr>
+          <w:sz w:val="32"/>
+          <w:szCs w:val="32"/>
+        </w:rPr>
+        <w:t xml:space="preserve"> ARM machine</w:t>
+      </w:r>
+      <w:r>
+        <w:rPr>
+          <w:sz w:val="32"/>
+          <w:szCs w:val="32"/>
+        </w:rPr>
+        <w:t xml:space="preserve"> code</w:t>
       </w:r>
     </w:p>
     <w:p>
@@ -5616,23 +5671,21 @@
           <w:sz w:val="32"/>
           <w:szCs w:val="32"/>
         </w:rPr>
-        <w:t xml:space="preserve"> </w:t>
-      </w:r>
-      <w:proofErr w:type="spellStart"/>
-      <w:r>
-        <w:rPr>
-          <w:sz w:val="32"/>
-          <w:szCs w:val="32"/>
-        </w:rPr>
-        <w:t>devs</w:t>
-      </w:r>
-      <w:proofErr w:type="spellEnd"/>
-      <w:r>
-        <w:rPr>
-          <w:sz w:val="32"/>
-          <w:szCs w:val="32"/>
-        </w:rPr>
-        <w:t xml:space="preserve"> still learn native basics. Not because </w:t>
+        <w:t xml:space="preserve"> dev</w:t>
+      </w:r>
+      <w:r>
+        <w:rPr>
+          <w:sz w:val="32"/>
+          <w:szCs w:val="32"/>
+        </w:rPr>
+        <w:t>’</w:t>
+      </w:r>
+      <w:r>
+        <w:rPr>
+          <w:sz w:val="32"/>
+          <w:szCs w:val="32"/>
+        </w:rPr>
+        <w:t xml:space="preserve">s still learn native basics. Not because </w:t>
       </w:r>
       <w:r>
         <w:rPr>
@@ -5659,6 +5712,22 @@
           <w:szCs w:val="32"/>
         </w:rPr>
       </w:pPr>
+    </w:p>
+    <w:p>
+      <w:pPr>
+        <w:jc w:val="center"/>
+        <w:rPr>
+          <w:sz w:val="32"/>
+          <w:szCs w:val="32"/>
+        </w:rPr>
+      </w:pPr>
+      <w:r>
+        <w:rPr>
+          <w:sz w:val="32"/>
+          <w:szCs w:val="32"/>
+        </w:rPr>
+        <w:t>Break</w:t>
+      </w:r>
     </w:p>
     <w:p>
       <w:pPr>
@@ -5926,6 +5995,7 @@
           <w:sz w:val="32"/>
           <w:szCs w:val="32"/>
         </w:rPr>
+        <w:lastRenderedPageBreak/>
         <w:t>Connection opens once</w:t>
       </w:r>
     </w:p>
@@ -5946,7 +6016,6 @@
           <w:sz w:val="32"/>
           <w:szCs w:val="32"/>
         </w:rPr>
-        <w:lastRenderedPageBreak/>
         <w:t>↕</w:t>
       </w:r>
     </w:p>
@@ -6325,6 +6394,4160 @@
           <w:sz w:val="32"/>
           <w:szCs w:val="32"/>
         </w:rPr>
+        <w:t>Gradle, Cocoa Pods &amp; SPM in Flutter:</w:t>
+      </w:r>
+    </w:p>
+    <w:p>
+      <w:pPr>
+        <w:jc w:val="both"/>
+        <w:rPr>
+          <w:sz w:val="32"/>
+          <w:szCs w:val="32"/>
+        </w:rPr>
+      </w:pPr>
+      <w:r>
+        <w:rPr>
+          <w:sz w:val="32"/>
+          <w:szCs w:val="32"/>
+        </w:rPr>
+        <w:lastRenderedPageBreak/>
+        <w:t xml:space="preserve"># Our </w:t>
+      </w:r>
+      <w:r>
+        <w:rPr>
+          <w:b/>
+          <w:bCs/>
+          <w:sz w:val="32"/>
+          <w:szCs w:val="32"/>
+        </w:rPr>
+        <w:t>Flutter</w:t>
+      </w:r>
+      <w:r>
+        <w:rPr>
+          <w:sz w:val="32"/>
+          <w:szCs w:val="32"/>
+        </w:rPr>
+        <w:t xml:space="preserve"> code is only one part of the app. Eventually is has to become a real Android app (</w:t>
+      </w:r>
+      <w:r>
+        <w:rPr>
+          <w:b/>
+          <w:bCs/>
+          <w:sz w:val="32"/>
+          <w:szCs w:val="32"/>
+        </w:rPr>
+        <w:t>.</w:t>
+      </w:r>
+      <w:proofErr w:type="spellStart"/>
+      <w:r>
+        <w:rPr>
+          <w:b/>
+          <w:bCs/>
+          <w:sz w:val="32"/>
+          <w:szCs w:val="32"/>
+        </w:rPr>
+        <w:t>apk</w:t>
+      </w:r>
+      <w:proofErr w:type="spellEnd"/>
+      <w:proofErr w:type="gramStart"/>
+      <w:r>
+        <w:rPr>
+          <w:sz w:val="32"/>
+          <w:szCs w:val="32"/>
+        </w:rPr>
+        <w:t>/</w:t>
+      </w:r>
+      <w:r>
+        <w:rPr>
+          <w:b/>
+          <w:bCs/>
+          <w:sz w:val="32"/>
+          <w:szCs w:val="32"/>
+        </w:rPr>
+        <w:t>.</w:t>
+      </w:r>
+      <w:proofErr w:type="spellStart"/>
+      <w:r>
+        <w:rPr>
+          <w:b/>
+          <w:bCs/>
+          <w:sz w:val="32"/>
+          <w:szCs w:val="32"/>
+        </w:rPr>
+        <w:t>aab</w:t>
+      </w:r>
+      <w:proofErr w:type="spellEnd"/>
+      <w:proofErr w:type="gramEnd"/>
+      <w:r>
+        <w:rPr>
+          <w:sz w:val="32"/>
+          <w:szCs w:val="32"/>
+        </w:rPr>
+        <w:t>) or iOS app (</w:t>
+      </w:r>
+      <w:r>
+        <w:rPr>
+          <w:b/>
+          <w:bCs/>
+          <w:sz w:val="32"/>
+          <w:szCs w:val="32"/>
+        </w:rPr>
+        <w:t>.</w:t>
+      </w:r>
+      <w:proofErr w:type="spellStart"/>
+      <w:r>
+        <w:rPr>
+          <w:b/>
+          <w:bCs/>
+          <w:sz w:val="32"/>
+          <w:szCs w:val="32"/>
+        </w:rPr>
+        <w:t>ipa</w:t>
+      </w:r>
+      <w:proofErr w:type="spellEnd"/>
+      <w:r>
+        <w:rPr>
+          <w:sz w:val="32"/>
+          <w:szCs w:val="32"/>
+        </w:rPr>
+        <w:t>). Each platform has its own build system and dependency manager.</w:t>
+      </w:r>
+    </w:p>
+    <w:p>
+      <w:pPr>
+        <w:jc w:val="both"/>
+        <w:rPr>
+          <w:sz w:val="32"/>
+          <w:szCs w:val="32"/>
+        </w:rPr>
+      </w:pPr>
+      <w:r>
+        <w:rPr>
+          <w:sz w:val="32"/>
+          <w:szCs w:val="32"/>
+        </w:rPr>
+        <w:t># Mental Model:</w:t>
+      </w:r>
+    </w:p>
+    <w:p>
+      <w:pPr>
+        <w:jc w:val="both"/>
+        <w:rPr>
+          <w:b/>
+          <w:bCs/>
+          <w:sz w:val="28"/>
+          <w:szCs w:val="28"/>
+        </w:rPr>
+      </w:pPr>
+      <w:r>
+        <w:rPr>
+          <w:b/>
+          <w:bCs/>
+          <w:sz w:val="28"/>
+          <w:szCs w:val="28"/>
+        </w:rPr>
+        <w:t>Flutter</w:t>
+      </w:r>
+    </w:p>
+    <w:p>
+      <w:pPr>
+        <w:jc w:val="both"/>
+        <w:rPr>
+          <w:b/>
+          <w:bCs/>
+          <w:sz w:val="28"/>
+          <w:szCs w:val="28"/>
+        </w:rPr>
+      </w:pPr>
+      <w:r>
+        <w:rPr>
+          <w:b/>
+          <w:bCs/>
+          <w:sz w:val="28"/>
+          <w:szCs w:val="28"/>
+        </w:rPr>
+        <w:t xml:space="preserve">   │</w:t>
+      </w:r>
+    </w:p>
+    <w:p>
+      <w:pPr>
+        <w:jc w:val="both"/>
+        <w:rPr>
+          <w:b/>
+          <w:bCs/>
+          <w:sz w:val="28"/>
+          <w:szCs w:val="28"/>
+        </w:rPr>
+      </w:pPr>
+      <w:r>
+        <w:rPr>
+          <w:b/>
+          <w:bCs/>
+          <w:sz w:val="28"/>
+          <w:szCs w:val="28"/>
+        </w:rPr>
+        <w:t xml:space="preserve">   </w:t>
+      </w:r>
+      <w:r>
+        <w:rPr>
+          <w:rFonts w:ascii="Arial" w:hAnsi="Arial" w:cs="Arial"/>
+          <w:b/>
+          <w:bCs/>
+          <w:sz w:val="28"/>
+          <w:szCs w:val="28"/>
+        </w:rPr>
+        <w:t>├</w:t>
+      </w:r>
+      <w:r>
+        <w:rPr>
+          <w:rFonts w:ascii="Aptos" w:hAnsi="Aptos" w:cs="Aptos"/>
+          <w:b/>
+          <w:bCs/>
+          <w:sz w:val="28"/>
+          <w:szCs w:val="28"/>
+        </w:rPr>
+        <w:t>──</w:t>
+      </w:r>
+      <w:r>
+        <w:rPr>
+          <w:b/>
+          <w:bCs/>
+          <w:sz w:val="28"/>
+          <w:szCs w:val="28"/>
+        </w:rPr>
+        <w:t xml:space="preserve"> Android </w:t>
+      </w:r>
+      <w:r>
+        <w:rPr>
+          <w:rFonts w:ascii="Aptos" w:hAnsi="Aptos" w:cs="Aptos"/>
+          <w:b/>
+          <w:bCs/>
+          <w:sz w:val="28"/>
+          <w:szCs w:val="28"/>
+        </w:rPr>
+        <w:t>→</w:t>
+      </w:r>
+      <w:r>
+        <w:rPr>
+          <w:b/>
+          <w:bCs/>
+          <w:sz w:val="28"/>
+          <w:szCs w:val="28"/>
+        </w:rPr>
+        <w:t xml:space="preserve"> Gradle + Android Gradle Plugin (AGP)</w:t>
+      </w:r>
+    </w:p>
+    <w:p>
+      <w:pPr>
+        <w:jc w:val="both"/>
+        <w:rPr>
+          <w:b/>
+          <w:bCs/>
+          <w:sz w:val="28"/>
+          <w:szCs w:val="28"/>
+        </w:rPr>
+      </w:pPr>
+      <w:r>
+        <w:rPr>
+          <w:b/>
+          <w:bCs/>
+          <w:sz w:val="28"/>
+          <w:szCs w:val="28"/>
+        </w:rPr>
+        <w:t xml:space="preserve">   │</w:t>
+      </w:r>
+    </w:p>
+    <w:p>
+      <w:pPr>
+        <w:jc w:val="both"/>
+        <w:rPr>
+          <w:b/>
+          <w:bCs/>
+          <w:sz w:val="28"/>
+          <w:szCs w:val="28"/>
+        </w:rPr>
+      </w:pPr>
+      <w:r>
+        <w:rPr>
+          <w:b/>
+          <w:bCs/>
+          <w:sz w:val="28"/>
+          <w:szCs w:val="28"/>
+        </w:rPr>
+        <w:t xml:space="preserve">   └── iOS → Xcode</w:t>
+      </w:r>
+    </w:p>
+    <w:p>
+      <w:pPr>
+        <w:jc w:val="both"/>
+        <w:rPr>
+          <w:b/>
+          <w:bCs/>
+          <w:sz w:val="28"/>
+          <w:szCs w:val="28"/>
+        </w:rPr>
+      </w:pPr>
+      <w:r>
+        <w:rPr>
+          <w:b/>
+          <w:bCs/>
+          <w:sz w:val="28"/>
+          <w:szCs w:val="28"/>
+        </w:rPr>
+        <w:t xml:space="preserve">              </w:t>
+      </w:r>
+      <w:r>
+        <w:rPr>
+          <w:rFonts w:ascii="Arial" w:hAnsi="Arial" w:cs="Arial"/>
+          <w:b/>
+          <w:bCs/>
+          <w:sz w:val="28"/>
+          <w:szCs w:val="28"/>
+        </w:rPr>
+        <w:t>├</w:t>
+      </w:r>
+      <w:r>
+        <w:rPr>
+          <w:rFonts w:ascii="Aptos" w:hAnsi="Aptos" w:cs="Aptos"/>
+          <w:b/>
+          <w:bCs/>
+          <w:sz w:val="28"/>
+          <w:szCs w:val="28"/>
+        </w:rPr>
+        <w:t>──</w:t>
+      </w:r>
+      <w:r>
+        <w:rPr>
+          <w:b/>
+          <w:bCs/>
+          <w:sz w:val="28"/>
+          <w:szCs w:val="28"/>
+        </w:rPr>
+        <w:t xml:space="preserve"> </w:t>
+      </w:r>
+      <w:proofErr w:type="spellStart"/>
+      <w:r>
+        <w:rPr>
+          <w:b/>
+          <w:bCs/>
+          <w:sz w:val="28"/>
+          <w:szCs w:val="28"/>
+        </w:rPr>
+        <w:t>CocoaPods</w:t>
+      </w:r>
+      <w:proofErr w:type="spellEnd"/>
+      <w:r>
+        <w:rPr>
+          <w:b/>
+          <w:bCs/>
+          <w:sz w:val="28"/>
+          <w:szCs w:val="28"/>
+        </w:rPr>
+        <w:t xml:space="preserve"> (older)</w:t>
+      </w:r>
+    </w:p>
+    <w:p>
+      <w:pPr>
+        <w:jc w:val="both"/>
+        <w:rPr>
+          <w:b/>
+          <w:bCs/>
+          <w:sz w:val="28"/>
+          <w:szCs w:val="28"/>
+        </w:rPr>
+      </w:pPr>
+      <w:r>
+        <w:rPr>
+          <w:b/>
+          <w:bCs/>
+          <w:sz w:val="28"/>
+          <w:szCs w:val="28"/>
+        </w:rPr>
+        <w:t xml:space="preserve">              └── Swift Package Manager (modern)</w:t>
+      </w:r>
+    </w:p>
+    <w:p>
+      <w:pPr>
+        <w:jc w:val="both"/>
+        <w:rPr>
+          <w:sz w:val="32"/>
+          <w:szCs w:val="32"/>
+        </w:rPr>
+      </w:pPr>
+    </w:p>
+    <w:p>
+      <w:pPr>
+        <w:jc w:val="both"/>
+        <w:rPr>
+          <w:sz w:val="32"/>
+          <w:szCs w:val="32"/>
+        </w:rPr>
+      </w:pPr>
+      <w:r>
+        <w:rPr>
+          <w:sz w:val="32"/>
+          <w:szCs w:val="32"/>
+        </w:rPr>
+        <w:t>Gradle:</w:t>
+      </w:r>
+    </w:p>
+    <w:p>
+      <w:pPr>
+        <w:jc w:val="both"/>
+        <w:rPr>
+          <w:sz w:val="32"/>
+          <w:szCs w:val="32"/>
+        </w:rPr>
+      </w:pPr>
+      <w:r>
+        <w:rPr>
+          <w:sz w:val="32"/>
+          <w:szCs w:val="32"/>
+        </w:rPr>
+        <w:t># Imagine we have a robot that knows how to build Android apps. We tell it:</w:t>
+      </w:r>
+    </w:p>
+    <w:p>
+      <w:pPr>
+        <w:pStyle w:val="ListParagraph"/>
+        <w:numPr>
+          <w:ilvl w:val="0"/>
+          <w:numId w:val="36"/>
+        </w:numPr>
+        <w:jc w:val="both"/>
+        <w:rPr>
+          <w:sz w:val="32"/>
+          <w:szCs w:val="32"/>
+        </w:rPr>
+      </w:pPr>
+      <w:r>
+        <w:rPr>
+          <w:sz w:val="32"/>
+          <w:szCs w:val="32"/>
+        </w:rPr>
+        <w:t>Download required libraries</w:t>
+      </w:r>
+    </w:p>
+    <w:p>
+      <w:pPr>
+        <w:pStyle w:val="ListParagraph"/>
+        <w:numPr>
+          <w:ilvl w:val="0"/>
+          <w:numId w:val="36"/>
+        </w:numPr>
+        <w:jc w:val="both"/>
+        <w:rPr>
+          <w:sz w:val="32"/>
+          <w:szCs w:val="32"/>
+        </w:rPr>
+      </w:pPr>
+      <w:r>
+        <w:rPr>
+          <w:sz w:val="32"/>
+          <w:szCs w:val="32"/>
+        </w:rPr>
+        <w:t>Compile Kotlin/Java code</w:t>
+      </w:r>
+    </w:p>
+    <w:p>
+      <w:pPr>
+        <w:pStyle w:val="ListParagraph"/>
+        <w:numPr>
+          <w:ilvl w:val="0"/>
+          <w:numId w:val="36"/>
+        </w:numPr>
+        <w:jc w:val="both"/>
+        <w:rPr>
+          <w:sz w:val="32"/>
+          <w:szCs w:val="32"/>
+        </w:rPr>
+      </w:pPr>
+      <w:r>
+        <w:rPr>
+          <w:sz w:val="32"/>
+          <w:szCs w:val="32"/>
+        </w:rPr>
+        <w:t xml:space="preserve">Compile </w:t>
+      </w:r>
+      <w:r>
+        <w:rPr>
+          <w:b/>
+          <w:bCs/>
+          <w:sz w:val="32"/>
+          <w:szCs w:val="32"/>
+        </w:rPr>
+        <w:t xml:space="preserve">Flutter </w:t>
+      </w:r>
+      <w:r>
+        <w:rPr>
+          <w:sz w:val="32"/>
+          <w:szCs w:val="32"/>
+        </w:rPr>
+        <w:t>Engine</w:t>
+      </w:r>
+    </w:p>
+    <w:p>
+      <w:pPr>
+        <w:pStyle w:val="ListParagraph"/>
+        <w:numPr>
+          <w:ilvl w:val="0"/>
+          <w:numId w:val="36"/>
+        </w:numPr>
+        <w:jc w:val="both"/>
+        <w:rPr>
+          <w:sz w:val="32"/>
+          <w:szCs w:val="32"/>
+        </w:rPr>
+      </w:pPr>
+      <w:r>
+        <w:rPr>
+          <w:sz w:val="32"/>
+          <w:szCs w:val="32"/>
+        </w:rPr>
+        <w:t>Merge resources</w:t>
+      </w:r>
+    </w:p>
+    <w:p>
+      <w:pPr>
+        <w:pStyle w:val="ListParagraph"/>
+        <w:numPr>
+          <w:ilvl w:val="0"/>
+          <w:numId w:val="36"/>
+        </w:numPr>
+        <w:jc w:val="both"/>
+        <w:rPr>
+          <w:sz w:val="32"/>
+          <w:szCs w:val="32"/>
+        </w:rPr>
+      </w:pPr>
+      <w:r>
+        <w:rPr>
+          <w:sz w:val="32"/>
+          <w:szCs w:val="32"/>
+        </w:rPr>
+        <w:t>Sign the APK</w:t>
+      </w:r>
+    </w:p>
+    <w:p>
+      <w:pPr>
+        <w:pStyle w:val="ListParagraph"/>
+        <w:numPr>
+          <w:ilvl w:val="0"/>
+          <w:numId w:val="36"/>
+        </w:numPr>
+        <w:jc w:val="both"/>
+        <w:rPr>
+          <w:sz w:val="32"/>
+          <w:szCs w:val="32"/>
+        </w:rPr>
+      </w:pPr>
+      <w:r>
+        <w:rPr>
+          <w:sz w:val="32"/>
+          <w:szCs w:val="32"/>
+        </w:rPr>
+        <w:t>Produce an APK or AAB</w:t>
+      </w:r>
+    </w:p>
+    <w:p>
+      <w:pPr>
+        <w:jc w:val="both"/>
+        <w:rPr>
+          <w:sz w:val="32"/>
+          <w:szCs w:val="32"/>
+        </w:rPr>
+      </w:pPr>
+      <w:r>
+        <w:rPr>
+          <w:sz w:val="32"/>
+          <w:szCs w:val="32"/>
+        </w:rPr>
+        <w:t># It automates everything required to build an Android app. For example, when we run:</w:t>
+      </w:r>
+    </w:p>
+    <w:p>
+      <w:pPr>
+        <w:jc w:val="both"/>
+        <w:rPr>
+          <w:b/>
+          <w:bCs/>
+          <w:color w:val="60CAF3" w:themeColor="accent4" w:themeTint="99"/>
+          <w:sz w:val="32"/>
+          <w:szCs w:val="32"/>
+        </w:rPr>
+      </w:pPr>
+      <w:r>
+        <w:rPr>
+          <w:b/>
+          <w:bCs/>
+          <w:color w:val="60CAF3" w:themeColor="accent4" w:themeTint="99"/>
+          <w:sz w:val="32"/>
+          <w:szCs w:val="32"/>
+        </w:rPr>
+        <w:t xml:space="preserve">flutter </w:t>
+      </w:r>
+      <w:proofErr w:type="gramStart"/>
+      <w:r>
+        <w:rPr>
+          <w:b/>
+          <w:bCs/>
+          <w:color w:val="60CAF3" w:themeColor="accent4" w:themeTint="99"/>
+          <w:sz w:val="32"/>
+          <w:szCs w:val="32"/>
+        </w:rPr>
+        <w:t>run</w:t>
+      </w:r>
+      <w:proofErr w:type="gramEnd"/>
+    </w:p>
+    <w:p>
+      <w:pPr>
+        <w:jc w:val="both"/>
+        <w:rPr>
+          <w:sz w:val="32"/>
+          <w:szCs w:val="32"/>
+        </w:rPr>
+      </w:pPr>
+      <w:r>
+        <w:rPr>
+          <w:sz w:val="32"/>
+          <w:szCs w:val="32"/>
+        </w:rPr>
+        <w:t xml:space="preserve"># </w:t>
+      </w:r>
+      <w:r>
+        <w:rPr>
+          <w:b/>
+          <w:bCs/>
+          <w:sz w:val="32"/>
+          <w:szCs w:val="32"/>
+        </w:rPr>
+        <w:t>Flutter</w:t>
+      </w:r>
+      <w:r>
+        <w:rPr>
+          <w:sz w:val="32"/>
+          <w:szCs w:val="32"/>
+        </w:rPr>
+        <w:t xml:space="preserve"> eventually calls something similar to</w:t>
+      </w:r>
+    </w:p>
+    <w:p>
+      <w:pPr>
+        <w:jc w:val="both"/>
+        <w:rPr>
+          <w:b/>
+          <w:bCs/>
+          <w:color w:val="60CAF3" w:themeColor="accent4" w:themeTint="99"/>
+          <w:sz w:val="32"/>
+          <w:szCs w:val="32"/>
+        </w:rPr>
+      </w:pPr>
+      <w:proofErr w:type="gramStart"/>
+      <w:r>
+        <w:rPr>
+          <w:b/>
+          <w:bCs/>
+          <w:color w:val="60CAF3" w:themeColor="accent4" w:themeTint="99"/>
+          <w:sz w:val="32"/>
+          <w:szCs w:val="32"/>
+        </w:rPr>
+        <w:lastRenderedPageBreak/>
+        <w:t>./</w:t>
+      </w:r>
+      <w:proofErr w:type="spellStart"/>
+      <w:proofErr w:type="gramEnd"/>
+      <w:r>
+        <w:rPr>
+          <w:b/>
+          <w:bCs/>
+          <w:color w:val="60CAF3" w:themeColor="accent4" w:themeTint="99"/>
+          <w:sz w:val="32"/>
+          <w:szCs w:val="32"/>
+        </w:rPr>
+        <w:t>gradlew</w:t>
+      </w:r>
+      <w:proofErr w:type="spellEnd"/>
+      <w:r>
+        <w:rPr>
+          <w:b/>
+          <w:bCs/>
+          <w:color w:val="60CAF3" w:themeColor="accent4" w:themeTint="99"/>
+          <w:sz w:val="32"/>
+          <w:szCs w:val="32"/>
+        </w:rPr>
+        <w:t xml:space="preserve"> </w:t>
+      </w:r>
+      <w:proofErr w:type="spellStart"/>
+      <w:r>
+        <w:rPr>
+          <w:b/>
+          <w:bCs/>
+          <w:color w:val="60CAF3" w:themeColor="accent4" w:themeTint="99"/>
+          <w:sz w:val="32"/>
+          <w:szCs w:val="32"/>
+        </w:rPr>
+        <w:t>assembleDebug</w:t>
+      </w:r>
+      <w:proofErr w:type="spellEnd"/>
+    </w:p>
+    <w:p>
+      <w:pPr>
+        <w:jc w:val="both"/>
+        <w:rPr>
+          <w:sz w:val="32"/>
+          <w:szCs w:val="32"/>
+        </w:rPr>
+      </w:pPr>
+    </w:p>
+    <w:p>
+      <w:pPr>
+        <w:jc w:val="both"/>
+        <w:rPr>
+          <w:sz w:val="32"/>
+          <w:szCs w:val="32"/>
+        </w:rPr>
+      </w:pPr>
+      <w:r>
+        <w:rPr>
+          <w:sz w:val="32"/>
+          <w:szCs w:val="32"/>
+        </w:rPr>
+        <w:t>AGP (Android Gradle Plugin):</w:t>
+      </w:r>
+    </w:p>
+    <w:p>
+      <w:pPr>
+        <w:jc w:val="both"/>
+        <w:rPr>
+          <w:sz w:val="32"/>
+          <w:szCs w:val="32"/>
+        </w:rPr>
+      </w:pPr>
+      <w:r>
+        <w:rPr>
+          <w:sz w:val="32"/>
+          <w:szCs w:val="32"/>
+        </w:rPr>
+        <w:t xml:space="preserve"># Think of it as an Android </w:t>
+      </w:r>
+      <w:r>
+        <w:rPr>
+          <w:sz w:val="32"/>
+          <w:szCs w:val="32"/>
+        </w:rPr>
+        <w:t>extension for Gradle. Without AGP, Gradle is just a general build tool. With AGP, it suddenly understands things like:</w:t>
+      </w:r>
+    </w:p>
+    <w:p>
+      <w:pPr>
+        <w:pStyle w:val="ListParagraph"/>
+        <w:numPr>
+          <w:ilvl w:val="0"/>
+          <w:numId w:val="38"/>
+        </w:numPr>
+        <w:jc w:val="both"/>
+        <w:rPr>
+          <w:b/>
+          <w:bCs/>
+          <w:sz w:val="32"/>
+          <w:szCs w:val="32"/>
+        </w:rPr>
+      </w:pPr>
+      <w:r>
+        <w:rPr>
+          <w:b/>
+          <w:bCs/>
+          <w:sz w:val="32"/>
+          <w:szCs w:val="32"/>
+        </w:rPr>
+        <w:t>AndroidManifest.xml</w:t>
+      </w:r>
+    </w:p>
+    <w:p>
+      <w:pPr>
+        <w:pStyle w:val="ListParagraph"/>
+        <w:numPr>
+          <w:ilvl w:val="0"/>
+          <w:numId w:val="37"/>
+        </w:numPr>
+        <w:jc w:val="both"/>
+        <w:rPr>
+          <w:sz w:val="32"/>
+          <w:szCs w:val="32"/>
+        </w:rPr>
+      </w:pPr>
+      <w:r>
+        <w:rPr>
+          <w:sz w:val="32"/>
+          <w:szCs w:val="32"/>
+        </w:rPr>
+        <w:t>resources</w:t>
+      </w:r>
+    </w:p>
+    <w:p>
+      <w:pPr>
+        <w:pStyle w:val="ListParagraph"/>
+        <w:numPr>
+          <w:ilvl w:val="0"/>
+          <w:numId w:val="37"/>
+        </w:numPr>
+        <w:jc w:val="both"/>
+        <w:rPr>
+          <w:sz w:val="32"/>
+          <w:szCs w:val="32"/>
+        </w:rPr>
+      </w:pPr>
+      <w:r>
+        <w:rPr>
+          <w:sz w:val="32"/>
+          <w:szCs w:val="32"/>
+        </w:rPr>
+        <w:t>APK generation</w:t>
+      </w:r>
+    </w:p>
+    <w:p>
+      <w:pPr>
+        <w:pStyle w:val="ListParagraph"/>
+        <w:numPr>
+          <w:ilvl w:val="0"/>
+          <w:numId w:val="37"/>
+        </w:numPr>
+        <w:jc w:val="both"/>
+        <w:rPr>
+          <w:sz w:val="32"/>
+          <w:szCs w:val="32"/>
+        </w:rPr>
+      </w:pPr>
+      <w:r>
+        <w:rPr>
+          <w:sz w:val="32"/>
+          <w:szCs w:val="32"/>
+        </w:rPr>
+        <w:t>signing</w:t>
+      </w:r>
+    </w:p>
+    <w:p>
+      <w:pPr>
+        <w:pStyle w:val="ListParagraph"/>
+        <w:numPr>
+          <w:ilvl w:val="0"/>
+          <w:numId w:val="37"/>
+        </w:numPr>
+        <w:jc w:val="both"/>
+        <w:rPr>
+          <w:sz w:val="32"/>
+          <w:szCs w:val="32"/>
+        </w:rPr>
+      </w:pPr>
+      <w:r>
+        <w:rPr>
+          <w:sz w:val="32"/>
+          <w:szCs w:val="32"/>
+        </w:rPr>
+        <w:t>flavors</w:t>
+      </w:r>
+    </w:p>
+    <w:p>
+      <w:pPr>
+        <w:pStyle w:val="ListParagraph"/>
+        <w:numPr>
+          <w:ilvl w:val="0"/>
+          <w:numId w:val="37"/>
+        </w:numPr>
+        <w:jc w:val="both"/>
+        <w:rPr>
+          <w:sz w:val="32"/>
+          <w:szCs w:val="32"/>
+        </w:rPr>
+      </w:pPr>
+      <w:r>
+        <w:rPr>
+          <w:sz w:val="32"/>
+          <w:szCs w:val="32"/>
+        </w:rPr>
+        <w:t>build variants</w:t>
+      </w:r>
+    </w:p>
+    <w:p>
+      <w:pPr>
+        <w:jc w:val="both"/>
+        <w:rPr>
+          <w:sz w:val="32"/>
+          <w:szCs w:val="32"/>
+        </w:rPr>
+      </w:pPr>
+      <w:r>
+        <w:rPr>
+          <w:sz w:val="32"/>
+          <w:szCs w:val="32"/>
+        </w:rPr>
+        <w:t xml:space="preserve"># </w:t>
+      </w:r>
+      <w:r>
+        <w:rPr>
+          <w:sz w:val="32"/>
+          <w:szCs w:val="32"/>
+        </w:rPr>
+        <w:t>So</w:t>
+      </w:r>
+    </w:p>
+    <w:p>
+      <w:pPr>
+        <w:jc w:val="both"/>
+        <w:rPr>
+          <w:b/>
+          <w:bCs/>
+          <w:sz w:val="28"/>
+          <w:szCs w:val="28"/>
+        </w:rPr>
+      </w:pPr>
+      <w:r>
+        <w:rPr>
+          <w:b/>
+          <w:bCs/>
+          <w:sz w:val="28"/>
+          <w:szCs w:val="28"/>
+        </w:rPr>
+        <w:t>Gradle</w:t>
+      </w:r>
+    </w:p>
+    <w:p>
+      <w:pPr>
+        <w:jc w:val="both"/>
+        <w:rPr>
+          <w:b/>
+          <w:bCs/>
+          <w:sz w:val="28"/>
+          <w:szCs w:val="28"/>
+        </w:rPr>
+      </w:pPr>
+      <w:r>
+        <w:rPr>
+          <w:b/>
+          <w:bCs/>
+          <w:sz w:val="28"/>
+          <w:szCs w:val="28"/>
+        </w:rPr>
+        <w:t xml:space="preserve">   +</w:t>
+      </w:r>
+    </w:p>
+    <w:p>
+      <w:pPr>
+        <w:jc w:val="both"/>
+        <w:rPr>
+          <w:b/>
+          <w:bCs/>
+          <w:sz w:val="28"/>
+          <w:szCs w:val="28"/>
+        </w:rPr>
+      </w:pPr>
+      <w:r>
+        <w:rPr>
+          <w:b/>
+          <w:bCs/>
+          <w:sz w:val="28"/>
+          <w:szCs w:val="28"/>
+        </w:rPr>
+        <w:t>Android Gradle Plugin</w:t>
+      </w:r>
+    </w:p>
+    <w:p>
+      <w:pPr>
+        <w:jc w:val="both"/>
+        <w:rPr>
+          <w:b/>
+          <w:bCs/>
+          <w:sz w:val="28"/>
+          <w:szCs w:val="28"/>
+        </w:rPr>
+      </w:pPr>
+      <w:r>
+        <w:rPr>
+          <w:b/>
+          <w:bCs/>
+          <w:sz w:val="28"/>
+          <w:szCs w:val="28"/>
+        </w:rPr>
+        <w:t>----------------------</w:t>
+      </w:r>
+    </w:p>
+    <w:p>
+      <w:pPr>
+        <w:jc w:val="both"/>
+        <w:rPr>
+          <w:b/>
+          <w:bCs/>
+          <w:sz w:val="28"/>
+          <w:szCs w:val="28"/>
+        </w:rPr>
+      </w:pPr>
+      <w:r>
+        <w:rPr>
+          <w:b/>
+          <w:bCs/>
+          <w:sz w:val="28"/>
+          <w:szCs w:val="28"/>
+        </w:rPr>
+        <w:t>= Android Build System</w:t>
+      </w:r>
+    </w:p>
+    <w:p>
+      <w:pPr>
+        <w:jc w:val="both"/>
+        <w:rPr>
+          <w:sz w:val="32"/>
+          <w:szCs w:val="32"/>
+        </w:rPr>
+      </w:pPr>
+    </w:p>
+    <w:p>
+      <w:pPr>
+        <w:jc w:val="both"/>
+        <w:rPr>
+          <w:sz w:val="32"/>
+          <w:szCs w:val="32"/>
+        </w:rPr>
+      </w:pPr>
+      <w:proofErr w:type="spellStart"/>
+      <w:r>
+        <w:rPr>
+          <w:sz w:val="32"/>
+          <w:szCs w:val="32"/>
+        </w:rPr>
+        <w:t>CocoaPods</w:t>
+      </w:r>
+      <w:proofErr w:type="spellEnd"/>
+      <w:r>
+        <w:rPr>
+          <w:sz w:val="32"/>
+          <w:szCs w:val="32"/>
+        </w:rPr>
+        <w:t>:</w:t>
+      </w:r>
+    </w:p>
+    <w:p>
+      <w:pPr>
+        <w:jc w:val="both"/>
+        <w:rPr>
+          <w:sz w:val="32"/>
+          <w:szCs w:val="32"/>
+        </w:rPr>
+      </w:pPr>
+      <w:r>
+        <w:rPr>
+          <w:sz w:val="32"/>
+          <w:szCs w:val="32"/>
+        </w:rPr>
+        <w:t xml:space="preserve"># Apple doesn’t use Gradle. Instead Xcode builds apps. But third-party libraries come from </w:t>
+      </w:r>
+      <w:proofErr w:type="spellStart"/>
+      <w:r>
+        <w:rPr>
+          <w:sz w:val="32"/>
+          <w:szCs w:val="32"/>
+        </w:rPr>
+        <w:t>CocoaPods</w:t>
+      </w:r>
+      <w:proofErr w:type="spellEnd"/>
+      <w:r>
+        <w:rPr>
+          <w:sz w:val="32"/>
+          <w:szCs w:val="32"/>
+        </w:rPr>
+        <w:t xml:space="preserve"> comes in. Imagine our </w:t>
+      </w:r>
+      <w:r>
+        <w:rPr>
+          <w:b/>
+          <w:bCs/>
+          <w:sz w:val="32"/>
+          <w:szCs w:val="32"/>
+        </w:rPr>
+        <w:t>Flutter</w:t>
+      </w:r>
+      <w:r>
+        <w:rPr>
+          <w:sz w:val="32"/>
+          <w:szCs w:val="32"/>
+        </w:rPr>
+        <w:t xml:space="preserve"> plugin needs:</w:t>
+      </w:r>
+    </w:p>
+    <w:p>
+      <w:pPr>
+        <w:pStyle w:val="ListParagraph"/>
+        <w:numPr>
+          <w:ilvl w:val="0"/>
+          <w:numId w:val="40"/>
+        </w:numPr>
+        <w:jc w:val="both"/>
+        <w:rPr>
+          <w:b/>
+          <w:bCs/>
+          <w:sz w:val="32"/>
+          <w:szCs w:val="32"/>
+        </w:rPr>
+      </w:pPr>
+      <w:r>
+        <w:rPr>
+          <w:b/>
+          <w:bCs/>
+          <w:sz w:val="32"/>
+          <w:szCs w:val="32"/>
+        </w:rPr>
+        <w:t>Firebase</w:t>
+      </w:r>
+    </w:p>
+    <w:p>
+      <w:pPr>
+        <w:pStyle w:val="ListParagraph"/>
+        <w:numPr>
+          <w:ilvl w:val="0"/>
+          <w:numId w:val="40"/>
+        </w:numPr>
+        <w:jc w:val="both"/>
+        <w:rPr>
+          <w:sz w:val="32"/>
+          <w:szCs w:val="32"/>
+        </w:rPr>
+      </w:pPr>
+      <w:r>
+        <w:rPr>
+          <w:sz w:val="32"/>
+          <w:szCs w:val="32"/>
+        </w:rPr>
+        <w:t>Google Maps</w:t>
+      </w:r>
+    </w:p>
+    <w:p>
+      <w:pPr>
+        <w:pStyle w:val="ListParagraph"/>
+        <w:numPr>
+          <w:ilvl w:val="0"/>
+          <w:numId w:val="40"/>
+        </w:numPr>
+        <w:jc w:val="both"/>
+        <w:rPr>
+          <w:sz w:val="32"/>
+          <w:szCs w:val="32"/>
+        </w:rPr>
+      </w:pPr>
+      <w:r>
+        <w:rPr>
+          <w:sz w:val="32"/>
+          <w:szCs w:val="32"/>
+        </w:rPr>
+        <w:t>Camera</w:t>
+      </w:r>
+    </w:p>
+    <w:p>
+      <w:pPr>
+        <w:pStyle w:val="ListParagraph"/>
+        <w:numPr>
+          <w:ilvl w:val="0"/>
+          <w:numId w:val="40"/>
+        </w:numPr>
+        <w:jc w:val="both"/>
+        <w:rPr>
+          <w:sz w:val="32"/>
+          <w:szCs w:val="32"/>
+        </w:rPr>
+      </w:pPr>
+      <w:r>
+        <w:rPr>
+          <w:sz w:val="32"/>
+          <w:szCs w:val="32"/>
+        </w:rPr>
+        <w:lastRenderedPageBreak/>
+        <w:t>Bluetooth</w:t>
+      </w:r>
+    </w:p>
+    <w:p>
+      <w:pPr>
+        <w:jc w:val="both"/>
+        <w:rPr>
+          <w:sz w:val="32"/>
+          <w:szCs w:val="32"/>
+        </w:rPr>
+      </w:pPr>
+      <w:r>
+        <w:rPr>
+          <w:sz w:val="32"/>
+          <w:szCs w:val="32"/>
+        </w:rPr>
+        <w:t># Thos</w:t>
+      </w:r>
+      <w:r>
+        <w:rPr>
+          <w:sz w:val="32"/>
+          <w:szCs w:val="32"/>
+        </w:rPr>
+        <w:t>e plugins contain</w:t>
+      </w:r>
+      <w:r>
+        <w:rPr>
+          <w:sz w:val="32"/>
+          <w:szCs w:val="32"/>
+        </w:rPr>
+        <w:t xml:space="preserve"> native iOS SDKs </w:t>
+      </w:r>
+      <w:r>
+        <w:rPr>
+          <w:sz w:val="32"/>
+          <w:szCs w:val="32"/>
+        </w:rPr>
+        <w:t xml:space="preserve">which </w:t>
+      </w:r>
+      <w:r>
+        <w:rPr>
+          <w:sz w:val="32"/>
+          <w:szCs w:val="32"/>
+        </w:rPr>
+        <w:t xml:space="preserve">must be downloaded somehow, </w:t>
+      </w:r>
+      <w:proofErr w:type="spellStart"/>
+      <w:r>
+        <w:rPr>
+          <w:sz w:val="32"/>
+          <w:szCs w:val="32"/>
+        </w:rPr>
+        <w:t>CocoaPods</w:t>
+      </w:r>
+      <w:proofErr w:type="spellEnd"/>
+      <w:r>
+        <w:rPr>
+          <w:sz w:val="32"/>
+          <w:szCs w:val="32"/>
+        </w:rPr>
+        <w:t xml:space="preserve"> does that</w:t>
+      </w:r>
+    </w:p>
+    <w:p>
+      <w:pPr>
+        <w:jc w:val="both"/>
+        <w:rPr>
+          <w:b/>
+          <w:bCs/>
+          <w:sz w:val="28"/>
+          <w:szCs w:val="28"/>
+        </w:rPr>
+      </w:pPr>
+      <w:r>
+        <w:rPr>
+          <w:b/>
+          <w:bCs/>
+          <w:sz w:val="28"/>
+          <w:szCs w:val="28"/>
+        </w:rPr>
+        <w:t>Flutter Plugin</w:t>
+      </w:r>
+    </w:p>
+    <w:p>
+      <w:pPr>
+        <w:jc w:val="both"/>
+        <w:rPr>
+          <w:b/>
+          <w:bCs/>
+          <w:sz w:val="28"/>
+          <w:szCs w:val="28"/>
+        </w:rPr>
+      </w:pPr>
+      <w:r>
+        <w:rPr>
+          <w:b/>
+          <w:bCs/>
+          <w:sz w:val="28"/>
+          <w:szCs w:val="28"/>
+        </w:rPr>
+        <w:t>↓</w:t>
+      </w:r>
+    </w:p>
+    <w:p>
+      <w:pPr>
+        <w:jc w:val="both"/>
+        <w:rPr>
+          <w:b/>
+          <w:bCs/>
+          <w:sz w:val="28"/>
+          <w:szCs w:val="28"/>
+        </w:rPr>
+      </w:pPr>
+      <w:r>
+        <w:rPr>
+          <w:b/>
+          <w:bCs/>
+          <w:sz w:val="28"/>
+          <w:szCs w:val="28"/>
+        </w:rPr>
+        <w:t>Needs Firebase iOS SDK</w:t>
+      </w:r>
+    </w:p>
+    <w:p>
+      <w:pPr>
+        <w:jc w:val="both"/>
+        <w:rPr>
+          <w:b/>
+          <w:bCs/>
+          <w:sz w:val="28"/>
+          <w:szCs w:val="28"/>
+        </w:rPr>
+      </w:pPr>
+      <w:r>
+        <w:rPr>
+          <w:b/>
+          <w:bCs/>
+          <w:sz w:val="28"/>
+          <w:szCs w:val="28"/>
+        </w:rPr>
+        <w:t>↓</w:t>
+      </w:r>
+    </w:p>
+    <w:p>
+      <w:pPr>
+        <w:jc w:val="both"/>
+        <w:rPr>
+          <w:b/>
+          <w:bCs/>
+          <w:sz w:val="28"/>
+          <w:szCs w:val="28"/>
+        </w:rPr>
+      </w:pPr>
+      <w:proofErr w:type="spellStart"/>
+      <w:r>
+        <w:rPr>
+          <w:b/>
+          <w:bCs/>
+          <w:sz w:val="28"/>
+          <w:szCs w:val="28"/>
+        </w:rPr>
+        <w:t>CocoaPods</w:t>
+      </w:r>
+      <w:proofErr w:type="spellEnd"/>
+      <w:r>
+        <w:rPr>
+          <w:b/>
+          <w:bCs/>
+          <w:sz w:val="28"/>
+          <w:szCs w:val="28"/>
+        </w:rPr>
+        <w:t xml:space="preserve"> downloads Firebase</w:t>
+      </w:r>
+    </w:p>
+    <w:p>
+      <w:pPr>
+        <w:jc w:val="both"/>
+        <w:rPr>
+          <w:b/>
+          <w:bCs/>
+          <w:sz w:val="28"/>
+          <w:szCs w:val="28"/>
+        </w:rPr>
+      </w:pPr>
+      <w:r>
+        <w:rPr>
+          <w:b/>
+          <w:bCs/>
+          <w:sz w:val="28"/>
+          <w:szCs w:val="28"/>
+        </w:rPr>
+        <w:t>↓</w:t>
+      </w:r>
+    </w:p>
+    <w:p>
+      <w:pPr>
+        <w:jc w:val="both"/>
+        <w:rPr>
+          <w:b/>
+          <w:bCs/>
+          <w:sz w:val="28"/>
+          <w:szCs w:val="28"/>
+        </w:rPr>
+      </w:pPr>
+      <w:r>
+        <w:rPr>
+          <w:b/>
+          <w:bCs/>
+          <w:sz w:val="28"/>
+          <w:szCs w:val="28"/>
+        </w:rPr>
+        <w:t>Xcode links it</w:t>
+      </w:r>
+    </w:p>
+    <w:p>
+      <w:pPr>
+        <w:jc w:val="both"/>
+        <w:rPr>
+          <w:b/>
+          <w:bCs/>
+          <w:sz w:val="28"/>
+          <w:szCs w:val="28"/>
+        </w:rPr>
+      </w:pPr>
+      <w:r>
+        <w:rPr>
+          <w:b/>
+          <w:bCs/>
+          <w:sz w:val="28"/>
+          <w:szCs w:val="28"/>
+        </w:rPr>
+        <w:t>↓</w:t>
+      </w:r>
+    </w:p>
+    <w:p>
+      <w:pPr>
+        <w:jc w:val="both"/>
+        <w:rPr>
+          <w:b/>
+          <w:bCs/>
+          <w:sz w:val="28"/>
+          <w:szCs w:val="28"/>
+        </w:rPr>
+      </w:pPr>
+      <w:r>
+        <w:rPr>
+          <w:b/>
+          <w:bCs/>
+          <w:sz w:val="28"/>
+          <w:szCs w:val="28"/>
+        </w:rPr>
+        <w:t>App builds</w:t>
+      </w:r>
+    </w:p>
+    <w:p>
+      <w:pPr>
+        <w:jc w:val="both"/>
+        <w:rPr>
+          <w:sz w:val="32"/>
+          <w:szCs w:val="32"/>
+        </w:rPr>
+      </w:pPr>
+      <w:r>
+        <w:rPr>
+          <w:sz w:val="32"/>
+          <w:szCs w:val="32"/>
+        </w:rPr>
+        <w:t xml:space="preserve"># So, </w:t>
+      </w:r>
+      <w:proofErr w:type="spellStart"/>
+      <w:r>
+        <w:rPr>
+          <w:sz w:val="32"/>
+          <w:szCs w:val="32"/>
+        </w:rPr>
+        <w:t>CocoaPods</w:t>
+      </w:r>
+      <w:proofErr w:type="spellEnd"/>
+      <w:r>
+        <w:rPr>
+          <w:sz w:val="32"/>
+          <w:szCs w:val="32"/>
+        </w:rPr>
+        <w:t xml:space="preserve"> is an iOS dependency manager not a build system, just a package manger</w:t>
+      </w:r>
+    </w:p>
+    <w:p>
+      <w:pPr>
+        <w:jc w:val="both"/>
+        <w:rPr>
+          <w:sz w:val="32"/>
+          <w:szCs w:val="32"/>
+        </w:rPr>
+      </w:pPr>
+      <w:r>
+        <w:rPr>
+          <w:sz w:val="32"/>
+          <w:szCs w:val="32"/>
+        </w:rPr>
+        <w:t xml:space="preserve"># </w:t>
+      </w:r>
+      <w:proofErr w:type="spellStart"/>
+      <w:r>
+        <w:rPr>
+          <w:sz w:val="32"/>
+          <w:szCs w:val="32"/>
+        </w:rPr>
+        <w:t>Podfile</w:t>
+      </w:r>
+      <w:proofErr w:type="spellEnd"/>
+      <w:r>
+        <w:rPr>
+          <w:sz w:val="32"/>
+          <w:szCs w:val="32"/>
+        </w:rPr>
+        <w:t xml:space="preserve"> inside Flutter projects we’ll see </w:t>
+      </w:r>
+      <w:proofErr w:type="spellStart"/>
+      <w:r>
+        <w:rPr>
+          <w:b/>
+          <w:bCs/>
+          <w:sz w:val="32"/>
+          <w:szCs w:val="32"/>
+        </w:rPr>
+        <w:t>ios</w:t>
+      </w:r>
+      <w:proofErr w:type="spellEnd"/>
+      <w:r>
+        <w:rPr>
+          <w:b/>
+          <w:bCs/>
+          <w:sz w:val="32"/>
+          <w:szCs w:val="32"/>
+        </w:rPr>
+        <w:t>/</w:t>
+      </w:r>
+      <w:proofErr w:type="spellStart"/>
+      <w:r>
+        <w:rPr>
+          <w:b/>
+          <w:bCs/>
+          <w:sz w:val="32"/>
+          <w:szCs w:val="32"/>
+        </w:rPr>
+        <w:t>Podfile</w:t>
+      </w:r>
+      <w:proofErr w:type="spellEnd"/>
+      <w:r>
+        <w:rPr>
+          <w:sz w:val="32"/>
+          <w:szCs w:val="32"/>
+        </w:rPr>
+        <w:t xml:space="preserve"> this is similar to </w:t>
+      </w:r>
+      <w:proofErr w:type="spellStart"/>
+      <w:proofErr w:type="gramStart"/>
+      <w:r>
+        <w:rPr>
+          <w:b/>
+          <w:bCs/>
+          <w:sz w:val="32"/>
+          <w:szCs w:val="32"/>
+        </w:rPr>
+        <w:t>pubsec.yaml</w:t>
+      </w:r>
+      <w:proofErr w:type="spellEnd"/>
+      <w:proofErr w:type="gramEnd"/>
+      <w:r>
+        <w:rPr>
+          <w:b/>
+          <w:bCs/>
+          <w:sz w:val="32"/>
+          <w:szCs w:val="32"/>
+        </w:rPr>
+        <w:t xml:space="preserve"> </w:t>
+      </w:r>
+      <w:r>
+        <w:rPr>
+          <w:sz w:val="32"/>
+          <w:szCs w:val="32"/>
+        </w:rPr>
+        <w:t xml:space="preserve">but only for iOS native dependencies. When we run the below command </w:t>
+      </w:r>
+      <w:proofErr w:type="spellStart"/>
+      <w:r>
+        <w:rPr>
+          <w:sz w:val="32"/>
+          <w:szCs w:val="32"/>
+        </w:rPr>
+        <w:t>CocoaPods</w:t>
+      </w:r>
+      <w:proofErr w:type="spellEnd"/>
+      <w:r>
+        <w:rPr>
+          <w:sz w:val="32"/>
+          <w:szCs w:val="32"/>
+        </w:rPr>
+        <w:t xml:space="preserve"> downloads everything</w:t>
+      </w:r>
+    </w:p>
+    <w:p>
+      <w:pPr>
+        <w:jc w:val="both"/>
+        <w:rPr>
+          <w:b/>
+          <w:bCs/>
+          <w:color w:val="60CAF3" w:themeColor="accent4" w:themeTint="99"/>
+          <w:sz w:val="32"/>
+          <w:szCs w:val="32"/>
+        </w:rPr>
+      </w:pPr>
+      <w:r>
+        <w:rPr>
+          <w:b/>
+          <w:bCs/>
+          <w:color w:val="60CAF3" w:themeColor="accent4" w:themeTint="99"/>
+          <w:sz w:val="32"/>
+          <w:szCs w:val="32"/>
+        </w:rPr>
+        <w:t xml:space="preserve">pod </w:t>
+      </w:r>
+      <w:proofErr w:type="gramStart"/>
+      <w:r>
+        <w:rPr>
+          <w:b/>
+          <w:bCs/>
+          <w:color w:val="60CAF3" w:themeColor="accent4" w:themeTint="99"/>
+          <w:sz w:val="32"/>
+          <w:szCs w:val="32"/>
+        </w:rPr>
+        <w:t>install</w:t>
+      </w:r>
+      <w:proofErr w:type="gramEnd"/>
+    </w:p>
+    <w:p>
+      <w:pPr>
+        <w:jc w:val="both"/>
+        <w:rPr>
+          <w:sz w:val="32"/>
+          <w:szCs w:val="32"/>
+        </w:rPr>
+      </w:pPr>
+    </w:p>
+    <w:p>
+      <w:pPr>
+        <w:jc w:val="both"/>
+        <w:rPr>
+          <w:sz w:val="32"/>
+          <w:szCs w:val="32"/>
+        </w:rPr>
+      </w:pPr>
+      <w:r>
+        <w:rPr>
+          <w:sz w:val="32"/>
+          <w:szCs w:val="32"/>
+        </w:rPr>
+        <w:t>Swift Package Manager (SPM):</w:t>
+      </w:r>
+    </w:p>
+    <w:p>
+      <w:pPr>
+        <w:jc w:val="both"/>
+        <w:rPr>
+          <w:sz w:val="32"/>
+          <w:szCs w:val="32"/>
+        </w:rPr>
+      </w:pPr>
+      <w:r>
+        <w:rPr>
+          <w:sz w:val="32"/>
+          <w:szCs w:val="32"/>
+        </w:rPr>
+        <w:t xml:space="preserve"># </w:t>
+      </w:r>
+      <w:r>
+        <w:rPr>
+          <w:sz w:val="32"/>
+          <w:szCs w:val="32"/>
+        </w:rPr>
+        <w:t>Apple eventually thought</w:t>
+      </w:r>
+      <w:r>
+        <w:rPr>
+          <w:sz w:val="32"/>
+          <w:szCs w:val="32"/>
+        </w:rPr>
+        <w:t xml:space="preserve"> </w:t>
+      </w:r>
+      <w:r>
+        <w:rPr>
+          <w:sz w:val="32"/>
+          <w:szCs w:val="32"/>
+        </w:rPr>
+        <w:t>"Why are people using a third-party package manager?"</w:t>
+      </w:r>
+      <w:r>
+        <w:rPr>
+          <w:sz w:val="32"/>
+          <w:szCs w:val="32"/>
+        </w:rPr>
+        <w:t xml:space="preserve">. </w:t>
+      </w:r>
+      <w:r>
+        <w:rPr>
+          <w:sz w:val="32"/>
+          <w:szCs w:val="32"/>
+        </w:rPr>
+        <w:t>So</w:t>
+      </w:r>
+      <w:r>
+        <w:rPr>
+          <w:sz w:val="32"/>
+          <w:szCs w:val="32"/>
+        </w:rPr>
+        <w:t>,</w:t>
+      </w:r>
+      <w:r>
+        <w:rPr>
+          <w:sz w:val="32"/>
+          <w:szCs w:val="32"/>
+        </w:rPr>
+        <w:t xml:space="preserve"> they built their own.</w:t>
+      </w:r>
+      <w:r>
+        <w:rPr>
+          <w:sz w:val="32"/>
+          <w:szCs w:val="32"/>
+        </w:rPr>
+        <w:t xml:space="preserve"> </w:t>
+      </w:r>
+      <w:r>
+        <w:rPr>
+          <w:sz w:val="32"/>
+          <w:szCs w:val="32"/>
+        </w:rPr>
+        <w:t>That is</w:t>
+      </w:r>
+      <w:r>
+        <w:rPr>
+          <w:sz w:val="32"/>
+          <w:szCs w:val="32"/>
+        </w:rPr>
+        <w:t xml:space="preserve"> </w:t>
+      </w:r>
+      <w:r>
+        <w:rPr>
+          <w:sz w:val="32"/>
+          <w:szCs w:val="32"/>
+        </w:rPr>
+        <w:t>Swift Package Manager (SPM)</w:t>
+      </w:r>
+      <w:r>
+        <w:rPr>
+          <w:sz w:val="32"/>
+          <w:szCs w:val="32"/>
+        </w:rPr>
+        <w:t xml:space="preserve">. </w:t>
+      </w:r>
+      <w:r>
+        <w:rPr>
+          <w:sz w:val="32"/>
+          <w:szCs w:val="32"/>
+        </w:rPr>
+        <w:t>It is Apple's official dependency manager.</w:t>
+      </w:r>
+      <w:r>
+        <w:rPr>
+          <w:sz w:val="32"/>
+          <w:szCs w:val="32"/>
+        </w:rPr>
+        <w:t xml:space="preserve"> </w:t>
+      </w:r>
+      <w:r>
+        <w:rPr>
+          <w:sz w:val="32"/>
+          <w:szCs w:val="32"/>
+        </w:rPr>
+        <w:t>Instead of</w:t>
+      </w:r>
+    </w:p>
+    <w:p>
+      <w:pPr>
+        <w:jc w:val="both"/>
+        <w:rPr>
+          <w:b/>
+          <w:bCs/>
+          <w:color w:val="60CAF3" w:themeColor="accent4" w:themeTint="99"/>
+          <w:sz w:val="32"/>
+          <w:szCs w:val="32"/>
+        </w:rPr>
+      </w:pPr>
+      <w:r>
+        <w:rPr>
+          <w:b/>
+          <w:bCs/>
+          <w:color w:val="60CAF3" w:themeColor="accent4" w:themeTint="99"/>
+          <w:sz w:val="32"/>
+          <w:szCs w:val="32"/>
+        </w:rPr>
+        <w:t xml:space="preserve">pod </w:t>
+      </w:r>
+      <w:proofErr w:type="gramStart"/>
+      <w:r>
+        <w:rPr>
+          <w:b/>
+          <w:bCs/>
+          <w:color w:val="60CAF3" w:themeColor="accent4" w:themeTint="99"/>
+          <w:sz w:val="32"/>
+          <w:szCs w:val="32"/>
+        </w:rPr>
+        <w:t>install</w:t>
+      </w:r>
+      <w:proofErr w:type="gramEnd"/>
+    </w:p>
+    <w:p>
+      <w:pPr>
+        <w:jc w:val="both"/>
+        <w:rPr>
+          <w:sz w:val="32"/>
+          <w:szCs w:val="32"/>
+        </w:rPr>
+      </w:pPr>
+      <w:r>
+        <w:rPr>
+          <w:sz w:val="32"/>
+          <w:szCs w:val="32"/>
+        </w:rPr>
+        <w:lastRenderedPageBreak/>
+        <w:t xml:space="preserve"># </w:t>
+      </w:r>
+      <w:r>
+        <w:rPr>
+          <w:sz w:val="32"/>
+          <w:szCs w:val="32"/>
+        </w:rPr>
+        <w:t>Xcode downloads packages itself.</w:t>
+      </w:r>
+      <w:r>
+        <w:rPr>
+          <w:sz w:val="32"/>
+          <w:szCs w:val="32"/>
+        </w:rPr>
+        <w:t xml:space="preserve"> </w:t>
+      </w:r>
+      <w:r>
+        <w:rPr>
+          <w:sz w:val="32"/>
+          <w:szCs w:val="32"/>
+        </w:rPr>
+        <w:t>No extra tool required.</w:t>
+      </w:r>
+      <w:r>
+        <w:rPr>
+          <w:sz w:val="32"/>
+          <w:szCs w:val="32"/>
+        </w:rPr>
+        <w:t xml:space="preserve"> </w:t>
+      </w:r>
+      <w:r>
+        <w:rPr>
+          <w:sz w:val="32"/>
+          <w:szCs w:val="32"/>
+        </w:rPr>
+        <w:t>Example</w:t>
+      </w:r>
+      <w:r>
+        <w:rPr>
+          <w:sz w:val="32"/>
+          <w:szCs w:val="32"/>
+        </w:rPr>
+        <w:t xml:space="preserve"> </w:t>
+      </w:r>
+      <w:r>
+        <w:rPr>
+          <w:sz w:val="32"/>
+          <w:szCs w:val="32"/>
+        </w:rPr>
+        <w:t xml:space="preserve">Instead of </w:t>
+      </w:r>
+      <w:proofErr w:type="spellStart"/>
+      <w:r>
+        <w:rPr>
+          <w:sz w:val="32"/>
+          <w:szCs w:val="32"/>
+        </w:rPr>
+        <w:t>CocoaPods</w:t>
+      </w:r>
+      <w:proofErr w:type="spellEnd"/>
+      <w:r>
+        <w:rPr>
+          <w:sz w:val="32"/>
+          <w:szCs w:val="32"/>
+        </w:rPr>
+        <w:t xml:space="preserve"> doing this:</w:t>
+      </w:r>
+    </w:p>
+    <w:p>
+      <w:pPr>
+        <w:jc w:val="both"/>
+        <w:rPr>
+          <w:b/>
+          <w:bCs/>
+          <w:sz w:val="28"/>
+          <w:szCs w:val="28"/>
+        </w:rPr>
+      </w:pPr>
+      <w:r>
+        <w:rPr>
+          <w:b/>
+          <w:bCs/>
+          <w:sz w:val="28"/>
+          <w:szCs w:val="28"/>
+        </w:rPr>
+        <w:t>Firebase</w:t>
+      </w:r>
+    </w:p>
+    <w:p>
+      <w:pPr>
+        <w:jc w:val="both"/>
+        <w:rPr>
+          <w:b/>
+          <w:bCs/>
+          <w:sz w:val="28"/>
+          <w:szCs w:val="28"/>
+        </w:rPr>
+      </w:pPr>
+      <w:r>
+        <w:rPr>
+          <w:b/>
+          <w:bCs/>
+          <w:sz w:val="28"/>
+          <w:szCs w:val="28"/>
+        </w:rPr>
+        <w:t>↓</w:t>
+      </w:r>
+    </w:p>
+    <w:p>
+      <w:pPr>
+        <w:jc w:val="both"/>
+        <w:rPr>
+          <w:b/>
+          <w:bCs/>
+          <w:sz w:val="28"/>
+          <w:szCs w:val="28"/>
+        </w:rPr>
+      </w:pPr>
+      <w:proofErr w:type="spellStart"/>
+      <w:r>
+        <w:rPr>
+          <w:b/>
+          <w:bCs/>
+          <w:sz w:val="28"/>
+          <w:szCs w:val="28"/>
+        </w:rPr>
+        <w:t>Podfile</w:t>
+      </w:r>
+      <w:proofErr w:type="spellEnd"/>
+    </w:p>
+    <w:p>
+      <w:pPr>
+        <w:jc w:val="both"/>
+        <w:rPr>
+          <w:b/>
+          <w:bCs/>
+          <w:sz w:val="28"/>
+          <w:szCs w:val="28"/>
+        </w:rPr>
+      </w:pPr>
+      <w:r>
+        <w:rPr>
+          <w:b/>
+          <w:bCs/>
+          <w:sz w:val="28"/>
+          <w:szCs w:val="28"/>
+        </w:rPr>
+        <w:t>↓</w:t>
+      </w:r>
+    </w:p>
+    <w:p>
+      <w:pPr>
+        <w:jc w:val="both"/>
+        <w:rPr>
+          <w:b/>
+          <w:bCs/>
+          <w:sz w:val="28"/>
+          <w:szCs w:val="28"/>
+        </w:rPr>
+      </w:pPr>
+      <w:r>
+        <w:rPr>
+          <w:b/>
+          <w:bCs/>
+          <w:sz w:val="28"/>
+          <w:szCs w:val="28"/>
+        </w:rPr>
+        <w:t xml:space="preserve">pod </w:t>
+      </w:r>
+      <w:proofErr w:type="gramStart"/>
+      <w:r>
+        <w:rPr>
+          <w:b/>
+          <w:bCs/>
+          <w:sz w:val="28"/>
+          <w:szCs w:val="28"/>
+        </w:rPr>
+        <w:t>install</w:t>
+      </w:r>
+      <w:proofErr w:type="gramEnd"/>
+    </w:p>
+    <w:p>
+      <w:pPr>
+        <w:jc w:val="both"/>
+        <w:rPr>
+          <w:sz w:val="32"/>
+          <w:szCs w:val="32"/>
+        </w:rPr>
+      </w:pPr>
+      <w:r>
+        <w:rPr>
+          <w:sz w:val="32"/>
+          <w:szCs w:val="32"/>
+        </w:rPr>
+        <w:t># We</w:t>
+      </w:r>
+      <w:r>
+        <w:rPr>
+          <w:sz w:val="32"/>
+          <w:szCs w:val="32"/>
+        </w:rPr>
+        <w:t xml:space="preserve"> now simply say</w:t>
+      </w:r>
+    </w:p>
+    <w:p>
+      <w:pPr>
+        <w:jc w:val="both"/>
+        <w:rPr>
+          <w:b/>
+          <w:bCs/>
+          <w:sz w:val="28"/>
+          <w:szCs w:val="28"/>
+        </w:rPr>
+      </w:pPr>
+      <w:r>
+        <w:rPr>
+          <w:b/>
+          <w:bCs/>
+          <w:sz w:val="28"/>
+          <w:szCs w:val="28"/>
+        </w:rPr>
+        <w:t>Add Package</w:t>
+      </w:r>
+    </w:p>
+    <w:p>
+      <w:pPr>
+        <w:jc w:val="both"/>
+        <w:rPr>
+          <w:b/>
+          <w:bCs/>
+          <w:sz w:val="28"/>
+          <w:szCs w:val="28"/>
+        </w:rPr>
+      </w:pPr>
+      <w:r>
+        <w:rPr>
+          <w:b/>
+          <w:bCs/>
+          <w:sz w:val="28"/>
+          <w:szCs w:val="28"/>
+        </w:rPr>
+        <w:t>↓</w:t>
+      </w:r>
+    </w:p>
+    <w:p>
+      <w:pPr>
+        <w:jc w:val="both"/>
+        <w:rPr>
+          <w:b/>
+          <w:bCs/>
+          <w:sz w:val="28"/>
+          <w:szCs w:val="28"/>
+        </w:rPr>
+      </w:pPr>
+      <w:r>
+        <w:rPr>
+          <w:b/>
+          <w:bCs/>
+          <w:sz w:val="28"/>
+          <w:szCs w:val="28"/>
+        </w:rPr>
+        <w:t>Paste GitHub URL</w:t>
+      </w:r>
+    </w:p>
+    <w:p>
+      <w:pPr>
+        <w:jc w:val="both"/>
+        <w:rPr>
+          <w:b/>
+          <w:bCs/>
+          <w:sz w:val="28"/>
+          <w:szCs w:val="28"/>
+        </w:rPr>
+      </w:pPr>
+      <w:r>
+        <w:rPr>
+          <w:b/>
+          <w:bCs/>
+          <w:sz w:val="28"/>
+          <w:szCs w:val="28"/>
+        </w:rPr>
+        <w:t>↓</w:t>
+      </w:r>
+    </w:p>
+    <w:p>
+      <w:pPr>
+        <w:jc w:val="both"/>
+        <w:rPr>
+          <w:b/>
+          <w:bCs/>
+          <w:sz w:val="28"/>
+          <w:szCs w:val="28"/>
+        </w:rPr>
+      </w:pPr>
+      <w:r>
+        <w:rPr>
+          <w:b/>
+          <w:bCs/>
+          <w:sz w:val="28"/>
+          <w:szCs w:val="28"/>
+        </w:rPr>
+        <w:t>Done</w:t>
+      </w:r>
+    </w:p>
+    <w:p>
+      <w:pPr>
+        <w:jc w:val="both"/>
+        <w:rPr>
+          <w:sz w:val="32"/>
+          <w:szCs w:val="32"/>
+        </w:rPr>
+      </w:pPr>
+      <w:r>
+        <w:rPr>
+          <w:sz w:val="32"/>
+          <w:szCs w:val="32"/>
+        </w:rPr>
+        <w:t xml:space="preserve"># </w:t>
+      </w:r>
+      <w:r>
+        <w:rPr>
+          <w:sz w:val="32"/>
+          <w:szCs w:val="32"/>
+        </w:rPr>
+        <w:t>Xcode downloads it.</w:t>
+      </w:r>
+      <w:r>
+        <w:rPr>
+          <w:sz w:val="32"/>
+          <w:szCs w:val="32"/>
+        </w:rPr>
+        <w:t xml:space="preserve"> </w:t>
+      </w:r>
+      <w:r>
+        <w:rPr>
+          <w:sz w:val="32"/>
+          <w:szCs w:val="32"/>
+        </w:rPr>
+        <w:t>SPM replac</w:t>
+      </w:r>
+      <w:r>
+        <w:rPr>
+          <w:sz w:val="32"/>
+          <w:szCs w:val="32"/>
+        </w:rPr>
+        <w:t>es</w:t>
+      </w:r>
+      <w:r>
+        <w:rPr>
+          <w:sz w:val="32"/>
+          <w:szCs w:val="32"/>
+        </w:rPr>
+        <w:t xml:space="preserve"> </w:t>
+      </w:r>
+      <w:proofErr w:type="spellStart"/>
+      <w:r>
+        <w:rPr>
+          <w:sz w:val="32"/>
+          <w:szCs w:val="32"/>
+        </w:rPr>
+        <w:t>CocoaPods</w:t>
+      </w:r>
+      <w:proofErr w:type="spellEnd"/>
+      <w:r>
+        <w:rPr>
+          <w:sz w:val="32"/>
+          <w:szCs w:val="32"/>
+        </w:rPr>
+        <w:t xml:space="preserve"> b</w:t>
+      </w:r>
+      <w:r>
+        <w:rPr>
+          <w:sz w:val="32"/>
+          <w:szCs w:val="32"/>
+        </w:rPr>
+        <w:t>ecause it is</w:t>
+      </w:r>
+    </w:p>
+    <w:p>
+      <w:pPr>
+        <w:pStyle w:val="ListParagraph"/>
+        <w:numPr>
+          <w:ilvl w:val="0"/>
+          <w:numId w:val="41"/>
+        </w:numPr>
+        <w:jc w:val="both"/>
+        <w:rPr>
+          <w:sz w:val="32"/>
+          <w:szCs w:val="32"/>
+        </w:rPr>
+      </w:pPr>
+      <w:r>
+        <w:rPr>
+          <w:sz w:val="32"/>
+          <w:szCs w:val="32"/>
+        </w:rPr>
+        <w:t>F</w:t>
+      </w:r>
+      <w:r>
+        <w:rPr>
+          <w:sz w:val="32"/>
+          <w:szCs w:val="32"/>
+        </w:rPr>
+        <w:t>aster</w:t>
+      </w:r>
+      <w:r>
+        <w:rPr>
+          <w:sz w:val="32"/>
+          <w:szCs w:val="32"/>
+        </w:rPr>
+        <w:t xml:space="preserve"> and simpler</w:t>
+      </w:r>
+    </w:p>
+    <w:p>
+      <w:pPr>
+        <w:pStyle w:val="ListParagraph"/>
+        <w:numPr>
+          <w:ilvl w:val="0"/>
+          <w:numId w:val="41"/>
+        </w:numPr>
+        <w:jc w:val="both"/>
+        <w:rPr>
+          <w:sz w:val="32"/>
+          <w:szCs w:val="32"/>
+        </w:rPr>
+      </w:pPr>
+      <w:r>
+        <w:rPr>
+          <w:sz w:val="32"/>
+          <w:szCs w:val="32"/>
+        </w:rPr>
+        <w:t>officially supported by Apple</w:t>
+      </w:r>
+    </w:p>
+    <w:p>
+      <w:pPr>
+        <w:pStyle w:val="ListParagraph"/>
+        <w:numPr>
+          <w:ilvl w:val="0"/>
+          <w:numId w:val="41"/>
+        </w:numPr>
+        <w:jc w:val="both"/>
+        <w:rPr>
+          <w:sz w:val="32"/>
+          <w:szCs w:val="32"/>
+        </w:rPr>
+      </w:pPr>
+      <w:r>
+        <w:rPr>
+          <w:sz w:val="32"/>
+          <w:szCs w:val="32"/>
+        </w:rPr>
+        <w:t>fewer installation issues</w:t>
+      </w:r>
+    </w:p>
+    <w:p>
+      <w:pPr>
+        <w:pStyle w:val="ListParagraph"/>
+        <w:numPr>
+          <w:ilvl w:val="0"/>
+          <w:numId w:val="41"/>
+        </w:numPr>
+        <w:jc w:val="both"/>
+        <w:rPr>
+          <w:sz w:val="32"/>
+          <w:szCs w:val="32"/>
+        </w:rPr>
+      </w:pPr>
+      <w:r>
+        <w:rPr>
+          <w:sz w:val="32"/>
+          <w:szCs w:val="32"/>
+        </w:rPr>
+        <w:t>built into Xcode</w:t>
+      </w:r>
+    </w:p>
+    <w:p>
+      <w:pPr>
+        <w:jc w:val="both"/>
+        <w:rPr>
+          <w:sz w:val="32"/>
+          <w:szCs w:val="32"/>
+        </w:rPr>
+      </w:pPr>
+      <w:r>
+        <w:rPr>
+          <w:sz w:val="32"/>
+          <w:szCs w:val="32"/>
+        </w:rPr>
+        <w:t xml:space="preserve"># </w:t>
+      </w:r>
+      <w:r>
+        <w:rPr>
+          <w:sz w:val="32"/>
+          <w:szCs w:val="32"/>
+        </w:rPr>
+        <w:t xml:space="preserve">Today many </w:t>
+      </w:r>
+      <w:r>
+        <w:rPr>
+          <w:b/>
+          <w:bCs/>
+          <w:sz w:val="32"/>
+          <w:szCs w:val="32"/>
+        </w:rPr>
+        <w:t>Flutter</w:t>
+      </w:r>
+      <w:r>
+        <w:rPr>
+          <w:sz w:val="32"/>
+          <w:szCs w:val="32"/>
+        </w:rPr>
+        <w:t xml:space="preserve"> plugins still rely on </w:t>
+      </w:r>
+      <w:proofErr w:type="spellStart"/>
+      <w:r>
+        <w:rPr>
+          <w:sz w:val="32"/>
+          <w:szCs w:val="32"/>
+        </w:rPr>
+        <w:t>CocoaPods</w:t>
+      </w:r>
+      <w:proofErr w:type="spellEnd"/>
+      <w:r>
+        <w:rPr>
+          <w:sz w:val="32"/>
+          <w:szCs w:val="32"/>
+        </w:rPr>
+        <w:t>.</w:t>
+      </w:r>
+      <w:r>
+        <w:rPr>
+          <w:sz w:val="32"/>
+          <w:szCs w:val="32"/>
+        </w:rPr>
+        <w:t xml:space="preserve"> We</w:t>
+      </w:r>
+      <w:r>
+        <w:rPr>
+          <w:sz w:val="32"/>
+          <w:szCs w:val="32"/>
+        </w:rPr>
+        <w:t>'ll often run</w:t>
+      </w:r>
+    </w:p>
+    <w:p>
+      <w:pPr>
+        <w:jc w:val="both"/>
+        <w:rPr>
+          <w:b/>
+          <w:bCs/>
+          <w:color w:val="60CAF3" w:themeColor="accent4" w:themeTint="99"/>
+          <w:sz w:val="32"/>
+          <w:szCs w:val="32"/>
+        </w:rPr>
+      </w:pPr>
+      <w:r>
+        <w:rPr>
+          <w:b/>
+          <w:bCs/>
+          <w:color w:val="60CAF3" w:themeColor="accent4" w:themeTint="99"/>
+          <w:sz w:val="32"/>
+          <w:szCs w:val="32"/>
+        </w:rPr>
+        <w:t xml:space="preserve">pod </w:t>
+      </w:r>
+      <w:proofErr w:type="gramStart"/>
+      <w:r>
+        <w:rPr>
+          <w:b/>
+          <w:bCs/>
+          <w:color w:val="60CAF3" w:themeColor="accent4" w:themeTint="99"/>
+          <w:sz w:val="32"/>
+          <w:szCs w:val="32"/>
+        </w:rPr>
+        <w:t>install</w:t>
+      </w:r>
+      <w:proofErr w:type="gramEnd"/>
+    </w:p>
+    <w:p>
+      <w:pPr>
+        <w:jc w:val="both"/>
+        <w:rPr>
+          <w:b/>
+          <w:bCs/>
+          <w:color w:val="60CAF3" w:themeColor="accent4" w:themeTint="99"/>
+          <w:sz w:val="32"/>
+          <w:szCs w:val="32"/>
+        </w:rPr>
+      </w:pPr>
+      <w:r>
+        <w:rPr>
+          <w:b/>
+          <w:bCs/>
+          <w:color w:val="60CAF3" w:themeColor="accent4" w:themeTint="99"/>
+          <w:sz w:val="32"/>
+          <w:szCs w:val="32"/>
+        </w:rPr>
+        <w:t>// or</w:t>
+      </w:r>
+    </w:p>
+    <w:p>
+      <w:pPr>
+        <w:jc w:val="both"/>
+        <w:rPr>
+          <w:b/>
+          <w:bCs/>
+          <w:color w:val="60CAF3" w:themeColor="accent4" w:themeTint="99"/>
+          <w:sz w:val="32"/>
+          <w:szCs w:val="32"/>
+        </w:rPr>
+      </w:pPr>
+      <w:r>
+        <w:rPr>
+          <w:b/>
+          <w:bCs/>
+          <w:color w:val="60CAF3" w:themeColor="accent4" w:themeTint="99"/>
+          <w:sz w:val="32"/>
+          <w:szCs w:val="32"/>
+        </w:rPr>
+        <w:t>pod update</w:t>
+      </w:r>
+    </w:p>
+    <w:p>
+      <w:pPr>
+        <w:jc w:val="both"/>
+        <w:rPr>
+          <w:sz w:val="32"/>
+          <w:szCs w:val="32"/>
+        </w:rPr>
+      </w:pPr>
+      <w:r>
+        <w:rPr>
+          <w:sz w:val="32"/>
+          <w:szCs w:val="32"/>
+        </w:rPr>
+        <w:t xml:space="preserve"># </w:t>
+      </w:r>
+      <w:r>
+        <w:rPr>
+          <w:sz w:val="32"/>
+          <w:szCs w:val="32"/>
+        </w:rPr>
+        <w:t>However,</w:t>
+      </w:r>
+      <w:r>
+        <w:rPr>
+          <w:sz w:val="32"/>
+          <w:szCs w:val="32"/>
+        </w:rPr>
+        <w:t xml:space="preserve"> </w:t>
+      </w:r>
+      <w:r>
+        <w:rPr>
+          <w:b/>
+          <w:bCs/>
+          <w:sz w:val="32"/>
+          <w:szCs w:val="32"/>
+        </w:rPr>
+        <w:t>Flutter</w:t>
+      </w:r>
+      <w:r>
+        <w:rPr>
+          <w:sz w:val="32"/>
+          <w:szCs w:val="32"/>
+        </w:rPr>
+        <w:t xml:space="preserve"> is gradually improving support for Swift Package Manager, and more plugins are adding SPM support. During this </w:t>
+      </w:r>
+      <w:r>
+        <w:rPr>
+          <w:sz w:val="32"/>
+          <w:szCs w:val="32"/>
+        </w:rPr>
+        <w:lastRenderedPageBreak/>
+        <w:t xml:space="preserve">transition, many projects still use </w:t>
+      </w:r>
+      <w:proofErr w:type="spellStart"/>
+      <w:r>
+        <w:rPr>
+          <w:sz w:val="32"/>
+          <w:szCs w:val="32"/>
+        </w:rPr>
+        <w:t>CocoaPods</w:t>
+      </w:r>
+      <w:proofErr w:type="spellEnd"/>
+      <w:r>
+        <w:rPr>
+          <w:sz w:val="32"/>
+          <w:szCs w:val="32"/>
+        </w:rPr>
+        <w:t xml:space="preserve"> because not every dependency has fully moved over.</w:t>
+      </w:r>
+    </w:p>
+    <w:p>
+      <w:pPr>
+        <w:jc w:val="both"/>
+        <w:rPr>
+          <w:sz w:val="32"/>
+          <w:szCs w:val="32"/>
+        </w:rPr>
+      </w:pPr>
+    </w:p>
+    <w:p>
+      <w:pPr>
+        <w:jc w:val="both"/>
+        <w:rPr>
+          <w:sz w:val="32"/>
+          <w:szCs w:val="32"/>
+        </w:rPr>
+      </w:pPr>
+      <w:proofErr w:type="spellStart"/>
+      <w:r>
+        <w:rPr>
+          <w:sz w:val="32"/>
+          <w:szCs w:val="32"/>
+        </w:rPr>
+        <w:t>Pubsec.yaml</w:t>
+      </w:r>
+      <w:proofErr w:type="spellEnd"/>
+      <w:r>
+        <w:rPr>
+          <w:sz w:val="32"/>
+          <w:szCs w:val="32"/>
+        </w:rPr>
+        <w:t xml:space="preserve"> with Gradle and </w:t>
+      </w:r>
+      <w:proofErr w:type="spellStart"/>
+      <w:r>
+        <w:rPr>
+          <w:sz w:val="32"/>
+          <w:szCs w:val="32"/>
+        </w:rPr>
+        <w:t>CocoaPods</w:t>
+      </w:r>
+      <w:proofErr w:type="spellEnd"/>
+      <w:r>
+        <w:rPr>
+          <w:sz w:val="32"/>
+          <w:szCs w:val="32"/>
+        </w:rPr>
+        <w:t>:</w:t>
+      </w:r>
+    </w:p>
+    <w:p>
+      <w:pPr>
+        <w:jc w:val="both"/>
+        <w:rPr>
+          <w:sz w:val="32"/>
+          <w:szCs w:val="32"/>
+        </w:rPr>
+      </w:pPr>
+      <w:r>
+        <w:rPr>
+          <w:sz w:val="32"/>
+          <w:szCs w:val="32"/>
+        </w:rPr>
+        <w:t xml:space="preserve"># </w:t>
+      </w:r>
+      <w:proofErr w:type="spellStart"/>
+      <w:proofErr w:type="gramStart"/>
+      <w:r>
+        <w:rPr>
+          <w:b/>
+          <w:bCs/>
+          <w:sz w:val="32"/>
+          <w:szCs w:val="32"/>
+        </w:rPr>
+        <w:t>pubspec.yaml</w:t>
+      </w:r>
+      <w:proofErr w:type="spellEnd"/>
+      <w:proofErr w:type="gramEnd"/>
+      <w:r>
+        <w:rPr>
+          <w:b/>
+          <w:bCs/>
+          <w:sz w:val="32"/>
+          <w:szCs w:val="32"/>
+        </w:rPr>
+        <w:t xml:space="preserve"> </w:t>
+      </w:r>
+      <w:r>
+        <w:rPr>
+          <w:sz w:val="32"/>
+          <w:szCs w:val="32"/>
+        </w:rPr>
+        <w:t xml:space="preserve">only describes our </w:t>
+      </w:r>
+      <w:r>
+        <w:rPr>
+          <w:b/>
+          <w:bCs/>
+          <w:sz w:val="32"/>
+          <w:szCs w:val="32"/>
+        </w:rPr>
+        <w:t>Flutter</w:t>
+      </w:r>
+      <w:r>
+        <w:rPr>
+          <w:sz w:val="32"/>
+          <w:szCs w:val="32"/>
+        </w:rPr>
+        <w:t xml:space="preserve"> (</w:t>
+      </w:r>
+      <w:r>
+        <w:rPr>
+          <w:b/>
+          <w:bCs/>
+          <w:sz w:val="32"/>
+          <w:szCs w:val="32"/>
+        </w:rPr>
+        <w:t>Dart</w:t>
+      </w:r>
+      <w:r>
+        <w:rPr>
+          <w:sz w:val="32"/>
+          <w:szCs w:val="32"/>
+        </w:rPr>
+        <w:t xml:space="preserve">) dependencies. Many </w:t>
+      </w:r>
+      <w:r>
+        <w:rPr>
+          <w:b/>
+          <w:bCs/>
+          <w:sz w:val="32"/>
+          <w:szCs w:val="32"/>
+        </w:rPr>
+        <w:t>Flutter</w:t>
+      </w:r>
+      <w:r>
+        <w:rPr>
+          <w:sz w:val="32"/>
+          <w:szCs w:val="32"/>
+        </w:rPr>
+        <w:t xml:space="preserve"> plugins also contain native Android and iOS code.</w:t>
+      </w:r>
+      <w:r>
+        <w:rPr>
+          <w:sz w:val="32"/>
+          <w:szCs w:val="32"/>
+        </w:rPr>
+        <w:t xml:space="preserve"> </w:t>
+      </w:r>
+      <w:r>
+        <w:rPr>
+          <w:sz w:val="32"/>
+          <w:szCs w:val="32"/>
+        </w:rPr>
+        <w:t>For example:</w:t>
+      </w:r>
+    </w:p>
+    <w:p>
+      <w:pPr>
+        <w:jc w:val="both"/>
+        <w:rPr>
+          <w:b/>
+          <w:bCs/>
+          <w:color w:val="D86DCB" w:themeColor="accent5" w:themeTint="99"/>
+          <w:sz w:val="32"/>
+          <w:szCs w:val="32"/>
+        </w:rPr>
+      </w:pPr>
+      <w:r>
+        <w:rPr>
+          <w:b/>
+          <w:bCs/>
+          <w:color w:val="D86DCB" w:themeColor="accent5" w:themeTint="99"/>
+          <w:sz w:val="32"/>
+          <w:szCs w:val="32"/>
+        </w:rPr>
+        <w:t>dependencies:</w:t>
+      </w:r>
+    </w:p>
+    <w:p>
+      <w:pPr>
+        <w:jc w:val="both"/>
+        <w:rPr>
+          <w:b/>
+          <w:bCs/>
+          <w:color w:val="D86DCB" w:themeColor="accent5" w:themeTint="99"/>
+          <w:sz w:val="32"/>
+          <w:szCs w:val="32"/>
+        </w:rPr>
+      </w:pPr>
+      <w:r>
+        <w:rPr>
+          <w:b/>
+          <w:bCs/>
+          <w:color w:val="D86DCB" w:themeColor="accent5" w:themeTint="99"/>
+          <w:sz w:val="32"/>
+          <w:szCs w:val="32"/>
+        </w:rPr>
+        <w:t xml:space="preserve">  </w:t>
+      </w:r>
+      <w:proofErr w:type="spellStart"/>
+      <w:r>
+        <w:rPr>
+          <w:b/>
+          <w:bCs/>
+          <w:color w:val="D86DCB" w:themeColor="accent5" w:themeTint="99"/>
+          <w:sz w:val="32"/>
+          <w:szCs w:val="32"/>
+        </w:rPr>
+        <w:t>firebase_core</w:t>
+      </w:r>
+      <w:proofErr w:type="spellEnd"/>
+      <w:r>
+        <w:rPr>
+          <w:b/>
+          <w:bCs/>
+          <w:color w:val="D86DCB" w:themeColor="accent5" w:themeTint="99"/>
+          <w:sz w:val="32"/>
+          <w:szCs w:val="32"/>
+        </w:rPr>
+        <w:t>: ^</w:t>
+      </w:r>
+      <w:proofErr w:type="spellStart"/>
+      <w:r>
+        <w:rPr>
+          <w:b/>
+          <w:bCs/>
+          <w:color w:val="D86DCB" w:themeColor="accent5" w:themeTint="99"/>
+          <w:sz w:val="32"/>
+          <w:szCs w:val="32"/>
+        </w:rPr>
+        <w:t>x.x.x</w:t>
+      </w:r>
+      <w:proofErr w:type="spellEnd"/>
+    </w:p>
+    <w:p>
+      <w:pPr>
+        <w:jc w:val="both"/>
+        <w:rPr>
+          <w:sz w:val="32"/>
+          <w:szCs w:val="32"/>
+        </w:rPr>
+      </w:pPr>
+      <w:r>
+        <w:rPr>
+          <w:sz w:val="32"/>
+          <w:szCs w:val="32"/>
+        </w:rPr>
+        <w:t xml:space="preserve"># </w:t>
+      </w:r>
+      <w:r>
+        <w:rPr>
+          <w:sz w:val="32"/>
+          <w:szCs w:val="32"/>
+        </w:rPr>
+        <w:t>When you run:</w:t>
+      </w:r>
+    </w:p>
+    <w:p>
+      <w:pPr>
+        <w:jc w:val="both"/>
+        <w:rPr>
+          <w:b/>
+          <w:bCs/>
+          <w:color w:val="60CAF3" w:themeColor="accent4" w:themeTint="99"/>
+          <w:sz w:val="32"/>
+          <w:szCs w:val="32"/>
+        </w:rPr>
+      </w:pPr>
+      <w:r>
+        <w:rPr>
+          <w:b/>
+          <w:bCs/>
+          <w:color w:val="60CAF3" w:themeColor="accent4" w:themeTint="99"/>
+          <w:sz w:val="32"/>
+          <w:szCs w:val="32"/>
+        </w:rPr>
+        <w:t xml:space="preserve">flutter pub </w:t>
+      </w:r>
+      <w:proofErr w:type="gramStart"/>
+      <w:r>
+        <w:rPr>
+          <w:b/>
+          <w:bCs/>
+          <w:color w:val="60CAF3" w:themeColor="accent4" w:themeTint="99"/>
+          <w:sz w:val="32"/>
+          <w:szCs w:val="32"/>
+        </w:rPr>
+        <w:t>get</w:t>
+      </w:r>
+      <w:proofErr w:type="gramEnd"/>
+    </w:p>
+    <w:p>
+      <w:pPr>
+        <w:jc w:val="both"/>
+        <w:rPr>
+          <w:sz w:val="32"/>
+          <w:szCs w:val="32"/>
+        </w:rPr>
+      </w:pPr>
+      <w:r>
+        <w:rPr>
+          <w:sz w:val="32"/>
+          <w:szCs w:val="32"/>
+        </w:rPr>
+        <w:t xml:space="preserve"># </w:t>
+      </w:r>
+      <w:r>
+        <w:rPr>
+          <w:b/>
+          <w:bCs/>
+          <w:sz w:val="32"/>
+          <w:szCs w:val="32"/>
+        </w:rPr>
+        <w:t>Flutter</w:t>
+      </w:r>
+      <w:r>
+        <w:rPr>
+          <w:sz w:val="32"/>
+          <w:szCs w:val="32"/>
+        </w:rPr>
+        <w:t xml:space="preserve">'s package manager (Pub) downloads the Dart package from </w:t>
+      </w:r>
+      <w:proofErr w:type="spellStart"/>
+      <w:r>
+        <w:rPr>
+          <w:b/>
+          <w:bCs/>
+          <w:sz w:val="32"/>
+          <w:szCs w:val="32"/>
+        </w:rPr>
+        <w:t>pub.dev</w:t>
+      </w:r>
+      <w:proofErr w:type="spellEnd"/>
+      <w:r>
+        <w:rPr>
+          <w:sz w:val="32"/>
+          <w:szCs w:val="32"/>
+        </w:rPr>
+        <w:t>.</w:t>
+      </w:r>
+      <w:r>
+        <w:rPr>
+          <w:sz w:val="32"/>
+          <w:szCs w:val="32"/>
+        </w:rPr>
+        <w:t xml:space="preserve"> </w:t>
+      </w:r>
+      <w:r>
+        <w:rPr>
+          <w:sz w:val="32"/>
+          <w:szCs w:val="32"/>
+        </w:rPr>
+        <w:t xml:space="preserve">Then, when </w:t>
+      </w:r>
+      <w:r>
+        <w:rPr>
+          <w:sz w:val="32"/>
+          <w:szCs w:val="32"/>
+        </w:rPr>
+        <w:t>we</w:t>
+      </w:r>
+      <w:r>
+        <w:rPr>
+          <w:sz w:val="32"/>
+          <w:szCs w:val="32"/>
+        </w:rPr>
+        <w:t xml:space="preserve"> build the app:</w:t>
+      </w:r>
+    </w:p>
+    <w:p>
+      <w:pPr>
+        <w:jc w:val="both"/>
+        <w:rPr>
+          <w:sz w:val="32"/>
+          <w:szCs w:val="32"/>
+        </w:rPr>
+      </w:pPr>
+      <w:r>
+        <w:rPr>
+          <w:sz w:val="32"/>
+          <w:szCs w:val="32"/>
+        </w:rPr>
+        <w:t xml:space="preserve">For </w:t>
+      </w:r>
+      <w:r>
+        <w:rPr>
+          <w:sz w:val="32"/>
+          <w:szCs w:val="32"/>
+        </w:rPr>
+        <w:t>Android</w:t>
+      </w:r>
+      <w:r>
+        <w:rPr>
+          <w:sz w:val="32"/>
+          <w:szCs w:val="32"/>
+        </w:rPr>
+        <w:t>:</w:t>
+      </w:r>
+    </w:p>
+    <w:p>
+      <w:pPr>
+        <w:jc w:val="both"/>
+        <w:rPr>
+          <w:sz w:val="32"/>
+          <w:szCs w:val="32"/>
+        </w:rPr>
+      </w:pPr>
+      <w:r>
+        <w:rPr>
+          <w:sz w:val="32"/>
+          <w:szCs w:val="32"/>
+        </w:rPr>
+        <w:t xml:space="preserve"># </w:t>
+      </w:r>
+      <w:r>
+        <w:rPr>
+          <w:b/>
+          <w:bCs/>
+          <w:sz w:val="32"/>
+          <w:szCs w:val="32"/>
+        </w:rPr>
+        <w:t>Flutter</w:t>
+      </w:r>
+      <w:r>
+        <w:rPr>
+          <w:sz w:val="32"/>
+          <w:szCs w:val="32"/>
+        </w:rPr>
+        <w:t xml:space="preserve"> reads the plugin's Android configuration and tells Gradle</w:t>
+      </w:r>
+      <w:r>
+        <w:rPr>
+          <w:sz w:val="32"/>
+          <w:szCs w:val="32"/>
+        </w:rPr>
+        <w:t xml:space="preserve"> </w:t>
+      </w:r>
+      <w:r>
+        <w:rPr>
+          <w:sz w:val="32"/>
+          <w:szCs w:val="32"/>
+        </w:rPr>
+        <w:t>"This plugin needs these Android libraries."</w:t>
+      </w:r>
+      <w:r>
+        <w:rPr>
+          <w:sz w:val="32"/>
+          <w:szCs w:val="32"/>
+        </w:rPr>
+        <w:t xml:space="preserve"> </w:t>
+      </w:r>
+      <w:r>
+        <w:rPr>
+          <w:sz w:val="32"/>
+          <w:szCs w:val="32"/>
+        </w:rPr>
+        <w:t>Gradle then downloads the required native Android dependencies (from repositories like Maven Central or Google's Maven) and builds the Android app.</w:t>
+      </w:r>
+    </w:p>
+    <w:p>
+      <w:pPr>
+        <w:jc w:val="both"/>
+        <w:rPr>
+          <w:sz w:val="32"/>
+          <w:szCs w:val="32"/>
+        </w:rPr>
+      </w:pPr>
+      <w:r>
+        <w:rPr>
+          <w:sz w:val="32"/>
+          <w:szCs w:val="32"/>
+        </w:rPr>
+        <w:t xml:space="preserve">For </w:t>
+      </w:r>
+      <w:r>
+        <w:rPr>
+          <w:sz w:val="32"/>
+          <w:szCs w:val="32"/>
+        </w:rPr>
+        <w:t>iOS</w:t>
+      </w:r>
+      <w:r>
+        <w:rPr>
+          <w:sz w:val="32"/>
+          <w:szCs w:val="32"/>
+        </w:rPr>
+        <w:t>:</w:t>
+      </w:r>
+    </w:p>
+    <w:p>
+      <w:pPr>
+        <w:jc w:val="both"/>
+        <w:rPr>
+          <w:sz w:val="32"/>
+          <w:szCs w:val="32"/>
+        </w:rPr>
+      </w:pPr>
+      <w:r>
+        <w:rPr>
+          <w:sz w:val="32"/>
+          <w:szCs w:val="32"/>
+        </w:rPr>
+        <w:t xml:space="preserve"># </w:t>
+      </w:r>
+      <w:r>
+        <w:rPr>
+          <w:b/>
+          <w:bCs/>
+          <w:sz w:val="32"/>
+          <w:szCs w:val="32"/>
+        </w:rPr>
+        <w:t>Flutter</w:t>
+      </w:r>
+      <w:r>
+        <w:rPr>
+          <w:sz w:val="32"/>
+          <w:szCs w:val="32"/>
+        </w:rPr>
+        <w:t xml:space="preserve"> reads the plugin's iOS configuration and tells </w:t>
+      </w:r>
+      <w:proofErr w:type="spellStart"/>
+      <w:r>
+        <w:rPr>
+          <w:sz w:val="32"/>
+          <w:szCs w:val="32"/>
+        </w:rPr>
+        <w:t>CocoaPods</w:t>
+      </w:r>
+      <w:proofErr w:type="spellEnd"/>
+      <w:r>
+        <w:rPr>
+          <w:sz w:val="32"/>
+          <w:szCs w:val="32"/>
+        </w:rPr>
+        <w:t xml:space="preserve"> (or increasingly Swift Package Manager)</w:t>
+      </w:r>
+      <w:r>
+        <w:rPr>
+          <w:sz w:val="32"/>
+          <w:szCs w:val="32"/>
+        </w:rPr>
+        <w:t xml:space="preserve"> </w:t>
+      </w:r>
+      <w:r>
+        <w:rPr>
+          <w:sz w:val="32"/>
+          <w:szCs w:val="32"/>
+        </w:rPr>
+        <w:t>"This plugin needs these iOS libraries."</w:t>
+      </w:r>
+      <w:r>
+        <w:rPr>
+          <w:sz w:val="32"/>
+          <w:szCs w:val="32"/>
+        </w:rPr>
+        <w:t xml:space="preserve"> </w:t>
+      </w:r>
+      <w:proofErr w:type="spellStart"/>
+      <w:r>
+        <w:rPr>
+          <w:sz w:val="32"/>
+          <w:szCs w:val="32"/>
+        </w:rPr>
+        <w:t>CocoaPods</w:t>
+      </w:r>
+      <w:proofErr w:type="spellEnd"/>
+      <w:r>
+        <w:rPr>
+          <w:sz w:val="32"/>
+          <w:szCs w:val="32"/>
+        </w:rPr>
+        <w:t>/SPM then download the native iOS SDKs and Xcode links them into the app.</w:t>
+      </w:r>
+    </w:p>
+    <w:p>
+      <w:pPr>
+        <w:jc w:val="both"/>
+        <w:rPr>
+          <w:sz w:val="32"/>
+          <w:szCs w:val="32"/>
+        </w:rPr>
+      </w:pPr>
+      <w:r>
+        <w:rPr>
+          <w:sz w:val="32"/>
+          <w:szCs w:val="32"/>
+        </w:rPr>
+        <w:t xml:space="preserve"># </w:t>
+      </w:r>
+      <w:r>
+        <w:rPr>
+          <w:sz w:val="32"/>
+          <w:szCs w:val="32"/>
+        </w:rPr>
+        <w:t>Mental model</w:t>
+      </w:r>
+    </w:p>
+    <w:p>
+      <w:pPr>
+        <w:jc w:val="both"/>
+        <w:rPr>
+          <w:b/>
+          <w:bCs/>
+          <w:sz w:val="28"/>
+          <w:szCs w:val="28"/>
+        </w:rPr>
+      </w:pPr>
+      <w:proofErr w:type="spellStart"/>
+      <w:proofErr w:type="gramStart"/>
+      <w:r>
+        <w:rPr>
+          <w:b/>
+          <w:bCs/>
+          <w:sz w:val="28"/>
+          <w:szCs w:val="28"/>
+        </w:rPr>
+        <w:t>pubspec.yaml</w:t>
+      </w:r>
+      <w:proofErr w:type="spellEnd"/>
+      <w:proofErr w:type="gramEnd"/>
+    </w:p>
+    <w:p>
+      <w:pPr>
+        <w:jc w:val="both"/>
+        <w:rPr>
+          <w:b/>
+          <w:bCs/>
+          <w:sz w:val="28"/>
+          <w:szCs w:val="28"/>
+        </w:rPr>
+      </w:pPr>
+      <w:r>
+        <w:rPr>
+          <w:b/>
+          <w:bCs/>
+          <w:sz w:val="28"/>
+          <w:szCs w:val="28"/>
+        </w:rPr>
+        <w:lastRenderedPageBreak/>
+        <w:t xml:space="preserve">       │</w:t>
+      </w:r>
+    </w:p>
+    <w:p>
+      <w:pPr>
+        <w:jc w:val="both"/>
+        <w:rPr>
+          <w:b/>
+          <w:bCs/>
+          <w:sz w:val="28"/>
+          <w:szCs w:val="28"/>
+        </w:rPr>
+      </w:pPr>
+      <w:r>
+        <w:rPr>
+          <w:b/>
+          <w:bCs/>
+          <w:sz w:val="28"/>
+          <w:szCs w:val="28"/>
+        </w:rPr>
+        <w:t xml:space="preserve">       </w:t>
+      </w:r>
+      <w:r>
+        <w:rPr>
+          <w:rFonts w:ascii="Arial" w:hAnsi="Arial" w:cs="Arial"/>
+          <w:b/>
+          <w:bCs/>
+          <w:sz w:val="28"/>
+          <w:szCs w:val="28"/>
+        </w:rPr>
+        <w:t>▼</w:t>
+      </w:r>
+    </w:p>
+    <w:p>
+      <w:pPr>
+        <w:jc w:val="both"/>
+        <w:rPr>
+          <w:b/>
+          <w:bCs/>
+          <w:sz w:val="28"/>
+          <w:szCs w:val="28"/>
+        </w:rPr>
+      </w:pPr>
+      <w:r>
+        <w:rPr>
+          <w:b/>
+          <w:bCs/>
+          <w:sz w:val="28"/>
+          <w:szCs w:val="28"/>
+        </w:rPr>
+        <w:t xml:space="preserve">flutter pub </w:t>
+      </w:r>
+      <w:proofErr w:type="gramStart"/>
+      <w:r>
+        <w:rPr>
+          <w:b/>
+          <w:bCs/>
+          <w:sz w:val="28"/>
+          <w:szCs w:val="28"/>
+        </w:rPr>
+        <w:t>get</w:t>
+      </w:r>
+      <w:proofErr w:type="gramEnd"/>
+    </w:p>
+    <w:p>
+      <w:pPr>
+        <w:jc w:val="both"/>
+        <w:rPr>
+          <w:b/>
+          <w:bCs/>
+          <w:sz w:val="28"/>
+          <w:szCs w:val="28"/>
+        </w:rPr>
+      </w:pPr>
+      <w:r>
+        <w:rPr>
+          <w:b/>
+          <w:bCs/>
+          <w:sz w:val="28"/>
+          <w:szCs w:val="28"/>
+        </w:rPr>
+        <w:t xml:space="preserve">       │</w:t>
+      </w:r>
+    </w:p>
+    <w:p>
+      <w:pPr>
+        <w:jc w:val="both"/>
+        <w:rPr>
+          <w:b/>
+          <w:bCs/>
+          <w:sz w:val="28"/>
+          <w:szCs w:val="28"/>
+        </w:rPr>
+      </w:pPr>
+      <w:r>
+        <w:rPr>
+          <w:b/>
+          <w:bCs/>
+          <w:sz w:val="28"/>
+          <w:szCs w:val="28"/>
+        </w:rPr>
+        <w:t xml:space="preserve">       </w:t>
+      </w:r>
+      <w:r>
+        <w:rPr>
+          <w:rFonts w:ascii="Arial" w:hAnsi="Arial" w:cs="Arial"/>
+          <w:b/>
+          <w:bCs/>
+          <w:sz w:val="28"/>
+          <w:szCs w:val="28"/>
+        </w:rPr>
+        <w:t>├</w:t>
+      </w:r>
+      <w:r>
+        <w:rPr>
+          <w:rFonts w:ascii="Aptos" w:hAnsi="Aptos" w:cs="Aptos"/>
+          <w:b/>
+          <w:bCs/>
+          <w:sz w:val="28"/>
+          <w:szCs w:val="28"/>
+        </w:rPr>
+        <w:t>──</w:t>
+      </w:r>
+      <w:r>
+        <w:rPr>
+          <w:b/>
+          <w:bCs/>
+          <w:sz w:val="28"/>
+          <w:szCs w:val="28"/>
+        </w:rPr>
+        <w:t xml:space="preserve"> Downloads Dart packages (Pub)</w:t>
+      </w:r>
+    </w:p>
+    <w:p>
+      <w:pPr>
+        <w:jc w:val="both"/>
+        <w:rPr>
+          <w:b/>
+          <w:bCs/>
+          <w:sz w:val="28"/>
+          <w:szCs w:val="28"/>
+        </w:rPr>
+      </w:pPr>
+      <w:r>
+        <w:rPr>
+          <w:b/>
+          <w:bCs/>
+          <w:sz w:val="28"/>
+          <w:szCs w:val="28"/>
+        </w:rPr>
+        <w:t xml:space="preserve">       │</w:t>
+      </w:r>
+    </w:p>
+    <w:p>
+      <w:pPr>
+        <w:jc w:val="both"/>
+        <w:rPr>
+          <w:b/>
+          <w:bCs/>
+          <w:sz w:val="28"/>
+          <w:szCs w:val="28"/>
+        </w:rPr>
+      </w:pPr>
+      <w:r>
+        <w:rPr>
+          <w:b/>
+          <w:bCs/>
+          <w:sz w:val="28"/>
+          <w:szCs w:val="28"/>
+        </w:rPr>
+        <w:t xml:space="preserve">       └── During build...</w:t>
+      </w:r>
+    </w:p>
+    <w:p>
+      <w:pPr>
+        <w:jc w:val="both"/>
+        <w:rPr>
+          <w:b/>
+          <w:bCs/>
+          <w:sz w:val="28"/>
+          <w:szCs w:val="28"/>
+        </w:rPr>
+      </w:pPr>
+      <w:r>
+        <w:rPr>
+          <w:b/>
+          <w:bCs/>
+          <w:sz w:val="28"/>
+          <w:szCs w:val="28"/>
+        </w:rPr>
+        <w:t xml:space="preserve">              │</w:t>
+      </w:r>
+    </w:p>
+    <w:p>
+      <w:pPr>
+        <w:jc w:val="both"/>
+        <w:rPr>
+          <w:b/>
+          <w:bCs/>
+          <w:sz w:val="28"/>
+          <w:szCs w:val="28"/>
+        </w:rPr>
+      </w:pPr>
+      <w:r>
+        <w:rPr>
+          <w:b/>
+          <w:bCs/>
+          <w:sz w:val="28"/>
+          <w:szCs w:val="28"/>
+        </w:rPr>
+        <w:t xml:space="preserve">              </w:t>
+      </w:r>
+      <w:r>
+        <w:rPr>
+          <w:rFonts w:ascii="Arial" w:hAnsi="Arial" w:cs="Arial"/>
+          <w:b/>
+          <w:bCs/>
+          <w:sz w:val="28"/>
+          <w:szCs w:val="28"/>
+        </w:rPr>
+        <w:t>├</w:t>
+      </w:r>
+      <w:r>
+        <w:rPr>
+          <w:rFonts w:ascii="Aptos" w:hAnsi="Aptos" w:cs="Aptos"/>
+          <w:b/>
+          <w:bCs/>
+          <w:sz w:val="28"/>
+          <w:szCs w:val="28"/>
+        </w:rPr>
+        <w:t>──</w:t>
+      </w:r>
+      <w:r>
+        <w:rPr>
+          <w:b/>
+          <w:bCs/>
+          <w:sz w:val="28"/>
+          <w:szCs w:val="28"/>
+        </w:rPr>
+        <w:t xml:space="preserve"> Android </w:t>
+      </w:r>
+      <w:r>
+        <w:rPr>
+          <w:rFonts w:ascii="Aptos" w:hAnsi="Aptos" w:cs="Aptos"/>
+          <w:b/>
+          <w:bCs/>
+          <w:sz w:val="28"/>
+          <w:szCs w:val="28"/>
+        </w:rPr>
+        <w:t>→</w:t>
+      </w:r>
+      <w:r>
+        <w:rPr>
+          <w:b/>
+          <w:bCs/>
+          <w:sz w:val="28"/>
+          <w:szCs w:val="28"/>
+        </w:rPr>
+        <w:t xml:space="preserve"> Gradle downloads native Android libraries</w:t>
+      </w:r>
+    </w:p>
+    <w:p>
+      <w:pPr>
+        <w:jc w:val="both"/>
+        <w:rPr>
+          <w:b/>
+          <w:bCs/>
+          <w:sz w:val="28"/>
+          <w:szCs w:val="28"/>
+        </w:rPr>
+      </w:pPr>
+      <w:r>
+        <w:rPr>
+          <w:b/>
+          <w:bCs/>
+          <w:sz w:val="28"/>
+          <w:szCs w:val="28"/>
+        </w:rPr>
+        <w:t xml:space="preserve">              │</w:t>
+      </w:r>
+    </w:p>
+    <w:p>
+      <w:pPr>
+        <w:jc w:val="both"/>
+        <w:rPr>
+          <w:b/>
+          <w:bCs/>
+          <w:sz w:val="28"/>
+          <w:szCs w:val="28"/>
+        </w:rPr>
+      </w:pPr>
+      <w:r>
+        <w:rPr>
+          <w:b/>
+          <w:bCs/>
+          <w:sz w:val="28"/>
+          <w:szCs w:val="28"/>
+        </w:rPr>
+        <w:t xml:space="preserve">              └── iOS → </w:t>
+      </w:r>
+      <w:proofErr w:type="spellStart"/>
+      <w:r>
+        <w:rPr>
+          <w:b/>
+          <w:bCs/>
+          <w:sz w:val="28"/>
+          <w:szCs w:val="28"/>
+        </w:rPr>
+        <w:t>CocoaPods</w:t>
+      </w:r>
+      <w:proofErr w:type="spellEnd"/>
+      <w:r>
+        <w:rPr>
+          <w:b/>
+          <w:bCs/>
+          <w:sz w:val="28"/>
+          <w:szCs w:val="28"/>
+        </w:rPr>
+        <w:t xml:space="preserve">/SPM downloads native iOS </w:t>
+      </w:r>
+      <w:proofErr w:type="spellStart"/>
+      <w:r>
+        <w:rPr>
+          <w:b/>
+          <w:bCs/>
+          <w:sz w:val="28"/>
+          <w:szCs w:val="28"/>
+        </w:rPr>
+        <w:t>libraries</w:t>
+      </w:r>
+      <w:proofErr w:type="spellEnd"/>
+    </w:p>
+    <w:p>
+      <w:pPr>
+        <w:jc w:val="both"/>
+        <w:rPr>
+          <w:sz w:val="32"/>
+          <w:szCs w:val="32"/>
+        </w:rPr>
+      </w:pPr>
+      <w:r>
+        <w:rPr>
+          <w:sz w:val="32"/>
+          <w:szCs w:val="32"/>
+        </w:rPr>
+        <w:t xml:space="preserve"># </w:t>
+      </w:r>
+      <w:r>
+        <w:rPr>
+          <w:sz w:val="32"/>
+          <w:szCs w:val="32"/>
+        </w:rPr>
+        <w:t>So,</w:t>
+      </w:r>
+      <w:r>
+        <w:rPr>
+          <w:sz w:val="32"/>
+          <w:szCs w:val="32"/>
+        </w:rPr>
+        <w:t xml:space="preserve"> the responsibilities are:</w:t>
+      </w:r>
+    </w:p>
+    <w:p>
+      <w:pPr>
+        <w:pStyle w:val="ListParagraph"/>
+        <w:numPr>
+          <w:ilvl w:val="0"/>
+          <w:numId w:val="42"/>
+        </w:numPr>
+        <w:jc w:val="both"/>
+        <w:rPr>
+          <w:sz w:val="32"/>
+          <w:szCs w:val="32"/>
+        </w:rPr>
+      </w:pPr>
+      <w:r>
+        <w:rPr>
+          <w:sz w:val="32"/>
+          <w:szCs w:val="32"/>
+        </w:rPr>
+        <w:t>Pub → Downloads Dart/Flutter packages.</w:t>
+      </w:r>
+    </w:p>
+    <w:p>
+      <w:pPr>
+        <w:pStyle w:val="ListParagraph"/>
+        <w:numPr>
+          <w:ilvl w:val="0"/>
+          <w:numId w:val="42"/>
+        </w:numPr>
+        <w:jc w:val="both"/>
+        <w:rPr>
+          <w:sz w:val="32"/>
+          <w:szCs w:val="32"/>
+        </w:rPr>
+      </w:pPr>
+      <w:r>
+        <w:rPr>
+          <w:sz w:val="32"/>
+          <w:szCs w:val="32"/>
+        </w:rPr>
+        <w:t>Gradle → Downloads Android native dependencies</w:t>
+      </w:r>
+      <w:r>
+        <w:rPr>
+          <w:sz w:val="32"/>
+          <w:szCs w:val="32"/>
+        </w:rPr>
+        <w:t xml:space="preserve"> of the plugin</w:t>
+      </w:r>
+      <w:r>
+        <w:rPr>
+          <w:sz w:val="32"/>
+          <w:szCs w:val="32"/>
+        </w:rPr>
+        <w:t xml:space="preserve"> and builds the Android app.</w:t>
+      </w:r>
+    </w:p>
+    <w:p>
+      <w:pPr>
+        <w:pStyle w:val="ListParagraph"/>
+        <w:numPr>
+          <w:ilvl w:val="0"/>
+          <w:numId w:val="42"/>
+        </w:numPr>
+        <w:jc w:val="both"/>
+        <w:rPr>
+          <w:sz w:val="32"/>
+          <w:szCs w:val="32"/>
+        </w:rPr>
+      </w:pPr>
+      <w:proofErr w:type="spellStart"/>
+      <w:r>
+        <w:rPr>
+          <w:sz w:val="32"/>
+          <w:szCs w:val="32"/>
+        </w:rPr>
+        <w:t>CocoaPods</w:t>
+      </w:r>
+      <w:proofErr w:type="spellEnd"/>
+      <w:r>
+        <w:rPr>
+          <w:sz w:val="32"/>
+          <w:szCs w:val="32"/>
+        </w:rPr>
+        <w:t>/SPM → Downloads iOS native dependencies</w:t>
+      </w:r>
+      <w:r>
+        <w:rPr>
+          <w:sz w:val="32"/>
+          <w:szCs w:val="32"/>
+        </w:rPr>
+        <w:t xml:space="preserve"> of the plugin</w:t>
+      </w:r>
+      <w:r>
+        <w:rPr>
+          <w:sz w:val="32"/>
+          <w:szCs w:val="32"/>
+        </w:rPr>
+        <w:t xml:space="preserve"> and lets Xcode build the iOS app.</w:t>
+      </w:r>
+    </w:p>
+    <w:p>
+      <w:pPr>
+        <w:jc w:val="both"/>
+        <w:rPr>
+          <w:sz w:val="32"/>
+          <w:szCs w:val="32"/>
+        </w:rPr>
+      </w:pPr>
+    </w:p>
+    <w:p>
+      <w:pPr>
+        <w:jc w:val="both"/>
+        <w:rPr>
+          <w:sz w:val="32"/>
+          <w:szCs w:val="32"/>
+        </w:rPr>
+      </w:pPr>
+      <w:r>
+        <w:rPr>
+          <w:sz w:val="32"/>
+          <w:szCs w:val="32"/>
+        </w:rPr>
+        <w:t>Comparison:</w:t>
+      </w:r>
+    </w:p>
+    <w:tbl>
+      <w:tblPr>
+        <w:tblStyle w:val="GridTable4-Accent3"/>
+        <w:tblW w:w="0" w:type="auto"/>
+        <w:tblLook w:val="04A0" w:firstRow="1" w:lastRow="0" w:firstColumn="1" w:lastColumn="0" w:noHBand="0" w:noVBand="1"/>
+      </w:tblPr>
+      <w:tblGrid>
+        <w:gridCol w:w="2831"/>
+        <w:gridCol w:w="1478"/>
+        <w:gridCol w:w="4707"/>
+      </w:tblGrid>
+      <w:tr>
+        <w:trPr>
+          <w:cnfStyle w:val="100000000000" w:firstRow="1" w:lastRow="0" w:firstColumn="0" w:lastColumn="0" w:oddVBand="0" w:evenVBand="0" w:oddHBand="0" w:evenHBand="0" w:firstRowFirstColumn="0" w:firstRowLastColumn="0" w:lastRowFirstColumn="0" w:lastRowLastColumn="0"/>
+        </w:trPr>
+        <w:tc>
+          <w:tcPr>
+            <w:cnfStyle w:val="001000000000" w:firstRow="0" w:lastRow="0" w:firstColumn="1" w:lastColumn="0" w:oddVBand="0" w:evenVBand="0" w:oddHBand="0" w:evenHBand="0" w:firstRowFirstColumn="0" w:firstRowLastColumn="0" w:lastRowFirstColumn="0" w:lastRowLastColumn="0"/>
+            <w:tcW w:w="0" w:type="auto"/>
+            <w:hideMark/>
+          </w:tcPr>
+          <w:p>
+            <w:pPr>
+              <w:spacing w:after="160" w:line="278" w:lineRule="auto"/>
+              <w:jc w:val="both"/>
+              <w:rPr>
+                <w:sz w:val="32"/>
+                <w:szCs w:val="32"/>
+              </w:rPr>
+            </w:pPr>
+            <w:r>
+              <w:rPr>
+                <w:sz w:val="32"/>
+                <w:szCs w:val="32"/>
+              </w:rPr>
+              <w:t>Tool</w:t>
+            </w:r>
+          </w:p>
+        </w:tc>
+        <w:tc>
+          <w:tcPr>
+            <w:tcW w:w="0" w:type="auto"/>
+            <w:hideMark/>
+          </w:tcPr>
+          <w:p>
+            <w:pPr>
+              <w:spacing w:after="160" w:line="278" w:lineRule="auto"/>
+              <w:jc w:val="both"/>
+              <w:cnfStyle w:val="100000000000" w:firstRow="1" w:lastRow="0" w:firstColumn="0" w:lastColumn="0" w:oddVBand="0" w:evenVBand="0" w:oddHBand="0" w:evenHBand="0" w:firstRowFirstColumn="0" w:firstRowLastColumn="0" w:lastRowFirstColumn="0" w:lastRowLastColumn="0"/>
+              <w:rPr>
+                <w:sz w:val="32"/>
+                <w:szCs w:val="32"/>
+              </w:rPr>
+            </w:pPr>
+            <w:r>
+              <w:rPr>
+                <w:sz w:val="32"/>
+                <w:szCs w:val="32"/>
+              </w:rPr>
+              <w:t>Platform</w:t>
+            </w:r>
+          </w:p>
+        </w:tc>
+        <w:tc>
+          <w:tcPr>
+            <w:tcW w:w="0" w:type="auto"/>
+            <w:hideMark/>
+          </w:tcPr>
+          <w:p>
+            <w:pPr>
+              <w:spacing w:after="160" w:line="278" w:lineRule="auto"/>
+              <w:jc w:val="both"/>
+              <w:cnfStyle w:val="100000000000" w:firstRow="1" w:lastRow="0" w:firstColumn="0" w:lastColumn="0" w:oddVBand="0" w:evenVBand="0" w:oddHBand="0" w:evenHBand="0" w:firstRowFirstColumn="0" w:firstRowLastColumn="0" w:lastRowFirstColumn="0" w:lastRowLastColumn="0"/>
+              <w:rPr>
+                <w:sz w:val="32"/>
+                <w:szCs w:val="32"/>
+              </w:rPr>
+            </w:pPr>
+            <w:r>
+              <w:rPr>
+                <w:sz w:val="32"/>
+                <w:szCs w:val="32"/>
+              </w:rPr>
+              <w:t>Purpose</w:t>
+            </w:r>
+          </w:p>
+        </w:tc>
+      </w:tr>
+      <w:tr>
+        <w:trPr>
+          <w:cnfStyle w:val="000000100000" w:firstRow="0" w:lastRow="0" w:firstColumn="0" w:lastColumn="0" w:oddVBand="0" w:evenVBand="0" w:oddHBand="1" w:evenHBand="0" w:firstRowFirstColumn="0" w:firstRowLastColumn="0" w:lastRowFirstColumn="0" w:lastRowLastColumn="0"/>
+        </w:trPr>
+        <w:tc>
+          <w:tcPr>
+            <w:cnfStyle w:val="001000000000" w:firstRow="0" w:lastRow="0" w:firstColumn="1" w:lastColumn="0" w:oddVBand="0" w:evenVBand="0" w:oddHBand="0" w:evenHBand="0" w:firstRowFirstColumn="0" w:firstRowLastColumn="0" w:lastRowFirstColumn="0" w:lastRowLastColumn="0"/>
+            <w:tcW w:w="0" w:type="auto"/>
+            <w:hideMark/>
+          </w:tcPr>
+          <w:p>
+            <w:pPr>
+              <w:spacing w:after="160" w:line="278" w:lineRule="auto"/>
+              <w:jc w:val="both"/>
+              <w:rPr>
+                <w:sz w:val="32"/>
+                <w:szCs w:val="32"/>
+              </w:rPr>
+            </w:pPr>
+            <w:r>
+              <w:rPr>
+                <w:sz w:val="32"/>
+                <w:szCs w:val="32"/>
+              </w:rPr>
+              <w:t>Gradle</w:t>
+            </w:r>
+          </w:p>
+        </w:tc>
+        <w:tc>
+          <w:tcPr>
+            <w:tcW w:w="0" w:type="auto"/>
+            <w:hideMark/>
+          </w:tcPr>
+          <w:p>
+            <w:pPr>
+              <w:spacing w:after="160" w:line="278" w:lineRule="auto"/>
+              <w:jc w:val="both"/>
+              <w:cnfStyle w:val="000000100000" w:firstRow="0" w:lastRow="0" w:firstColumn="0" w:lastColumn="0" w:oddVBand="0" w:evenVBand="0" w:oddHBand="1" w:evenHBand="0" w:firstRowFirstColumn="0" w:firstRowLastColumn="0" w:lastRowFirstColumn="0" w:lastRowLastColumn="0"/>
+              <w:rPr>
+                <w:sz w:val="32"/>
+                <w:szCs w:val="32"/>
+              </w:rPr>
+            </w:pPr>
+            <w:r>
+              <w:rPr>
+                <w:sz w:val="32"/>
+                <w:szCs w:val="32"/>
+              </w:rPr>
+              <w:t>Android</w:t>
+            </w:r>
+          </w:p>
+        </w:tc>
+        <w:tc>
+          <w:tcPr>
+            <w:tcW w:w="0" w:type="auto"/>
+            <w:hideMark/>
+          </w:tcPr>
+          <w:p>
+            <w:pPr>
+              <w:spacing w:after="160" w:line="278" w:lineRule="auto"/>
+              <w:jc w:val="both"/>
+              <w:cnfStyle w:val="000000100000" w:firstRow="0" w:lastRow="0" w:firstColumn="0" w:lastColumn="0" w:oddVBand="0" w:evenVBand="0" w:oddHBand="1" w:evenHBand="0" w:firstRowFirstColumn="0" w:firstRowLastColumn="0" w:lastRowFirstColumn="0" w:lastRowLastColumn="0"/>
+              <w:rPr>
+                <w:sz w:val="32"/>
+                <w:szCs w:val="32"/>
+              </w:rPr>
+            </w:pPr>
+            <w:r>
+              <w:rPr>
+                <w:sz w:val="32"/>
+                <w:szCs w:val="32"/>
+              </w:rPr>
+              <w:t>Builds Android apps and manages Android dependencies</w:t>
+            </w:r>
+          </w:p>
+        </w:tc>
+      </w:tr>
+      <w:tr>
+        <w:tc>
+          <w:tcPr>
+            <w:cnfStyle w:val="001000000000" w:firstRow="0" w:lastRow="0" w:firstColumn="1" w:lastColumn="0" w:oddVBand="0" w:evenVBand="0" w:oddHBand="0" w:evenHBand="0" w:firstRowFirstColumn="0" w:firstRowLastColumn="0" w:lastRowFirstColumn="0" w:lastRowLastColumn="0"/>
+            <w:tcW w:w="0" w:type="auto"/>
+            <w:hideMark/>
+          </w:tcPr>
+          <w:p>
+            <w:pPr>
+              <w:spacing w:after="160" w:line="278" w:lineRule="auto"/>
+              <w:jc w:val="both"/>
+              <w:rPr>
+                <w:sz w:val="32"/>
+                <w:szCs w:val="32"/>
+              </w:rPr>
+            </w:pPr>
+            <w:r>
+              <w:rPr>
+                <w:sz w:val="32"/>
+                <w:szCs w:val="32"/>
+              </w:rPr>
+              <w:t>Android Gradle Plugin (AGP)</w:t>
+            </w:r>
+          </w:p>
+        </w:tc>
+        <w:tc>
+          <w:tcPr>
+            <w:tcW w:w="0" w:type="auto"/>
+            <w:hideMark/>
+          </w:tcPr>
+          <w:p>
+            <w:pPr>
+              <w:spacing w:after="160" w:line="278" w:lineRule="auto"/>
+              <w:jc w:val="both"/>
+              <w:cnfStyle w:val="000000000000" w:firstRow="0" w:lastRow="0" w:firstColumn="0" w:lastColumn="0" w:oddVBand="0" w:evenVBand="0" w:oddHBand="0" w:evenHBand="0" w:firstRowFirstColumn="0" w:firstRowLastColumn="0" w:lastRowFirstColumn="0" w:lastRowLastColumn="0"/>
+              <w:rPr>
+                <w:sz w:val="32"/>
+                <w:szCs w:val="32"/>
+              </w:rPr>
+            </w:pPr>
+            <w:r>
+              <w:rPr>
+                <w:sz w:val="32"/>
+                <w:szCs w:val="32"/>
+              </w:rPr>
+              <w:t>Android</w:t>
+            </w:r>
+          </w:p>
+        </w:tc>
+        <w:tc>
+          <w:tcPr>
+            <w:tcW w:w="0" w:type="auto"/>
+            <w:hideMark/>
+          </w:tcPr>
+          <w:p>
+            <w:pPr>
+              <w:spacing w:after="160" w:line="278" w:lineRule="auto"/>
+              <w:jc w:val="both"/>
+              <w:cnfStyle w:val="000000000000" w:firstRow="0" w:lastRow="0" w:firstColumn="0" w:lastColumn="0" w:oddVBand="0" w:evenVBand="0" w:oddHBand="0" w:evenHBand="0" w:firstRowFirstColumn="0" w:firstRowLastColumn="0" w:lastRowFirstColumn="0" w:lastRowLastColumn="0"/>
+              <w:rPr>
+                <w:sz w:val="32"/>
+                <w:szCs w:val="32"/>
+              </w:rPr>
+            </w:pPr>
+            <w:r>
+              <w:rPr>
+                <w:sz w:val="32"/>
+                <w:szCs w:val="32"/>
+              </w:rPr>
+              <w:t>Makes Gradle understand Android projects</w:t>
+            </w:r>
+          </w:p>
+        </w:tc>
+      </w:tr>
+      <w:tr>
+        <w:trPr>
+          <w:cnfStyle w:val="000000100000" w:firstRow="0" w:lastRow="0" w:firstColumn="0" w:lastColumn="0" w:oddVBand="0" w:evenVBand="0" w:oddHBand="1" w:evenHBand="0" w:firstRowFirstColumn="0" w:firstRowLastColumn="0" w:lastRowFirstColumn="0" w:lastRowLastColumn="0"/>
+        </w:trPr>
+        <w:tc>
+          <w:tcPr>
+            <w:cnfStyle w:val="001000000000" w:firstRow="0" w:lastRow="0" w:firstColumn="1" w:lastColumn="0" w:oddVBand="0" w:evenVBand="0" w:oddHBand="0" w:evenHBand="0" w:firstRowFirstColumn="0" w:firstRowLastColumn="0" w:lastRowFirstColumn="0" w:lastRowLastColumn="0"/>
+            <w:tcW w:w="0" w:type="auto"/>
+            <w:hideMark/>
+          </w:tcPr>
+          <w:p>
+            <w:pPr>
+              <w:spacing w:after="160" w:line="278" w:lineRule="auto"/>
+              <w:jc w:val="both"/>
+              <w:rPr>
+                <w:sz w:val="32"/>
+                <w:szCs w:val="32"/>
+              </w:rPr>
+            </w:pPr>
+            <w:proofErr w:type="spellStart"/>
+            <w:r>
+              <w:rPr>
+                <w:sz w:val="32"/>
+                <w:szCs w:val="32"/>
+              </w:rPr>
+              <w:lastRenderedPageBreak/>
+              <w:t>CocoaPods</w:t>
+            </w:r>
+            <w:proofErr w:type="spellEnd"/>
+          </w:p>
+        </w:tc>
+        <w:tc>
+          <w:tcPr>
+            <w:tcW w:w="0" w:type="auto"/>
+            <w:hideMark/>
+          </w:tcPr>
+          <w:p>
+            <w:pPr>
+              <w:spacing w:after="160" w:line="278" w:lineRule="auto"/>
+              <w:jc w:val="both"/>
+              <w:cnfStyle w:val="000000100000" w:firstRow="0" w:lastRow="0" w:firstColumn="0" w:lastColumn="0" w:oddVBand="0" w:evenVBand="0" w:oddHBand="1" w:evenHBand="0" w:firstRowFirstColumn="0" w:firstRowLastColumn="0" w:lastRowFirstColumn="0" w:lastRowLastColumn="0"/>
+              <w:rPr>
+                <w:sz w:val="32"/>
+                <w:szCs w:val="32"/>
+              </w:rPr>
+            </w:pPr>
+            <w:r>
+              <w:rPr>
+                <w:sz w:val="32"/>
+                <w:szCs w:val="32"/>
+              </w:rPr>
+              <w:t>iOS</w:t>
+            </w:r>
+          </w:p>
+        </w:tc>
+        <w:tc>
+          <w:tcPr>
+            <w:tcW w:w="0" w:type="auto"/>
+            <w:hideMark/>
+          </w:tcPr>
+          <w:p>
+            <w:pPr>
+              <w:spacing w:after="160" w:line="278" w:lineRule="auto"/>
+              <w:jc w:val="both"/>
+              <w:cnfStyle w:val="000000100000" w:firstRow="0" w:lastRow="0" w:firstColumn="0" w:lastColumn="0" w:oddVBand="0" w:evenVBand="0" w:oddHBand="1" w:evenHBand="0" w:firstRowFirstColumn="0" w:firstRowLastColumn="0" w:lastRowFirstColumn="0" w:lastRowLastColumn="0"/>
+              <w:rPr>
+                <w:sz w:val="32"/>
+                <w:szCs w:val="32"/>
+              </w:rPr>
+            </w:pPr>
+            <w:r>
+              <w:rPr>
+                <w:sz w:val="32"/>
+                <w:szCs w:val="32"/>
+              </w:rPr>
+              <w:t>Downloads and manages native iOS libraries</w:t>
+            </w:r>
+          </w:p>
+        </w:tc>
+      </w:tr>
+      <w:tr>
+        <w:tc>
+          <w:tcPr>
+            <w:cnfStyle w:val="001000000000" w:firstRow="0" w:lastRow="0" w:firstColumn="1" w:lastColumn="0" w:oddVBand="0" w:evenVBand="0" w:oddHBand="0" w:evenHBand="0" w:firstRowFirstColumn="0" w:firstRowLastColumn="0" w:lastRowFirstColumn="0" w:lastRowLastColumn="0"/>
+            <w:tcW w:w="0" w:type="auto"/>
+            <w:hideMark/>
+          </w:tcPr>
+          <w:p>
+            <w:pPr>
+              <w:spacing w:after="160" w:line="278" w:lineRule="auto"/>
+              <w:jc w:val="both"/>
+              <w:rPr>
+                <w:sz w:val="32"/>
+                <w:szCs w:val="32"/>
+              </w:rPr>
+            </w:pPr>
+            <w:r>
+              <w:rPr>
+                <w:sz w:val="32"/>
+                <w:szCs w:val="32"/>
+              </w:rPr>
+              <w:t>Swift Package Manager</w:t>
+            </w:r>
+          </w:p>
+        </w:tc>
+        <w:tc>
+          <w:tcPr>
+            <w:tcW w:w="0" w:type="auto"/>
+            <w:hideMark/>
+          </w:tcPr>
+          <w:p>
+            <w:pPr>
+              <w:spacing w:after="160" w:line="278" w:lineRule="auto"/>
+              <w:jc w:val="both"/>
+              <w:cnfStyle w:val="000000000000" w:firstRow="0" w:lastRow="0" w:firstColumn="0" w:lastColumn="0" w:oddVBand="0" w:evenVBand="0" w:oddHBand="0" w:evenHBand="0" w:firstRowFirstColumn="0" w:firstRowLastColumn="0" w:lastRowFirstColumn="0" w:lastRowLastColumn="0"/>
+              <w:rPr>
+                <w:sz w:val="32"/>
+                <w:szCs w:val="32"/>
+              </w:rPr>
+            </w:pPr>
+            <w:r>
+              <w:rPr>
+                <w:sz w:val="32"/>
+                <w:szCs w:val="32"/>
+              </w:rPr>
+              <w:t>iOS</w:t>
+            </w:r>
+          </w:p>
+        </w:tc>
+        <w:tc>
+          <w:tcPr>
+            <w:tcW w:w="0" w:type="auto"/>
+            <w:hideMark/>
+          </w:tcPr>
+          <w:p>
+            <w:pPr>
+              <w:spacing w:after="160" w:line="278" w:lineRule="auto"/>
+              <w:jc w:val="both"/>
+              <w:cnfStyle w:val="000000000000" w:firstRow="0" w:lastRow="0" w:firstColumn="0" w:lastColumn="0" w:oddVBand="0" w:evenVBand="0" w:oddHBand="0" w:evenHBand="0" w:firstRowFirstColumn="0" w:firstRowLastColumn="0" w:lastRowFirstColumn="0" w:lastRowLastColumn="0"/>
+              <w:rPr>
+                <w:sz w:val="32"/>
+                <w:szCs w:val="32"/>
+              </w:rPr>
+            </w:pPr>
+            <w:r>
+              <w:rPr>
+                <w:sz w:val="32"/>
+                <w:szCs w:val="32"/>
+              </w:rPr>
+              <w:t xml:space="preserve">Apple's modern dependency manager replacing </w:t>
+            </w:r>
+            <w:proofErr w:type="spellStart"/>
+            <w:r>
+              <w:rPr>
+                <w:sz w:val="32"/>
+                <w:szCs w:val="32"/>
+              </w:rPr>
+              <w:t>CocoaPods</w:t>
+            </w:r>
+            <w:proofErr w:type="spellEnd"/>
+          </w:p>
+        </w:tc>
+      </w:tr>
+      <w:tr>
+        <w:trPr>
+          <w:cnfStyle w:val="000000100000" w:firstRow="0" w:lastRow="0" w:firstColumn="0" w:lastColumn="0" w:oddVBand="0" w:evenVBand="0" w:oddHBand="1" w:evenHBand="0" w:firstRowFirstColumn="0" w:firstRowLastColumn="0" w:lastRowFirstColumn="0" w:lastRowLastColumn="0"/>
+        </w:trPr>
+        <w:tc>
+          <w:tcPr>
+            <w:cnfStyle w:val="001000000000" w:firstRow="0" w:lastRow="0" w:firstColumn="1" w:lastColumn="0" w:oddVBand="0" w:evenVBand="0" w:oddHBand="0" w:evenHBand="0" w:firstRowFirstColumn="0" w:firstRowLastColumn="0" w:lastRowFirstColumn="0" w:lastRowLastColumn="0"/>
+            <w:tcW w:w="0" w:type="auto"/>
+            <w:hideMark/>
+          </w:tcPr>
+          <w:p>
+            <w:pPr>
+              <w:spacing w:after="160" w:line="278" w:lineRule="auto"/>
+              <w:jc w:val="both"/>
+              <w:rPr>
+                <w:sz w:val="32"/>
+                <w:szCs w:val="32"/>
+              </w:rPr>
+            </w:pPr>
+            <w:r>
+              <w:rPr>
+                <w:sz w:val="32"/>
+                <w:szCs w:val="32"/>
+              </w:rPr>
+              <w:t>Xcode</w:t>
+            </w:r>
+          </w:p>
+        </w:tc>
+        <w:tc>
+          <w:tcPr>
+            <w:tcW w:w="0" w:type="auto"/>
+            <w:hideMark/>
+          </w:tcPr>
+          <w:p>
+            <w:pPr>
+              <w:spacing w:after="160" w:line="278" w:lineRule="auto"/>
+              <w:jc w:val="both"/>
+              <w:cnfStyle w:val="000000100000" w:firstRow="0" w:lastRow="0" w:firstColumn="0" w:lastColumn="0" w:oddVBand="0" w:evenVBand="0" w:oddHBand="1" w:evenHBand="0" w:firstRowFirstColumn="0" w:firstRowLastColumn="0" w:lastRowFirstColumn="0" w:lastRowLastColumn="0"/>
+              <w:rPr>
+                <w:sz w:val="32"/>
+                <w:szCs w:val="32"/>
+              </w:rPr>
+            </w:pPr>
+            <w:r>
+              <w:rPr>
+                <w:sz w:val="32"/>
+                <w:szCs w:val="32"/>
+              </w:rPr>
+              <w:t>iOS</w:t>
+            </w:r>
+          </w:p>
+        </w:tc>
+        <w:tc>
+          <w:tcPr>
+            <w:tcW w:w="0" w:type="auto"/>
+            <w:hideMark/>
+          </w:tcPr>
+          <w:p>
+            <w:pPr>
+              <w:spacing w:after="160" w:line="278" w:lineRule="auto"/>
+              <w:jc w:val="both"/>
+              <w:cnfStyle w:val="000000100000" w:firstRow="0" w:lastRow="0" w:firstColumn="0" w:lastColumn="0" w:oddVBand="0" w:evenVBand="0" w:oddHBand="1" w:evenHBand="0" w:firstRowFirstColumn="0" w:firstRowLastColumn="0" w:lastRowFirstColumn="0" w:lastRowLastColumn="0"/>
+              <w:rPr>
+                <w:sz w:val="32"/>
+                <w:szCs w:val="32"/>
+              </w:rPr>
+            </w:pPr>
+            <w:r>
+              <w:rPr>
+                <w:sz w:val="32"/>
+                <w:szCs w:val="32"/>
+              </w:rPr>
+              <w:t>Apple's IDE and build system for iOS apps</w:t>
+            </w:r>
+          </w:p>
+        </w:tc>
+      </w:tr>
+    </w:tbl>
+    <w:p>
+      <w:pPr>
+        <w:jc w:val="both"/>
+        <w:rPr>
+          <w:sz w:val="32"/>
+          <w:szCs w:val="32"/>
+        </w:rPr>
+      </w:pPr>
+    </w:p>
+    <w:p>
+      <w:pPr>
+        <w:jc w:val="both"/>
+        <w:rPr>
+          <w:sz w:val="32"/>
+          <w:szCs w:val="32"/>
+        </w:rPr>
+      </w:pPr>
+    </w:p>
+    <w:p>
+      <w:pPr>
+        <w:jc w:val="center"/>
+        <w:rPr>
+          <w:sz w:val="32"/>
+          <w:szCs w:val="32"/>
+        </w:rPr>
+      </w:pPr>
+      <w:r>
+        <w:rPr>
+          <w:sz w:val="32"/>
+          <w:szCs w:val="32"/>
+        </w:rPr>
+        <w:t>Break</w:t>
+      </w:r>
+    </w:p>
+    <w:p>
+      <w:pPr>
+        <w:jc w:val="both"/>
+        <w:rPr>
+          <w:sz w:val="32"/>
+          <w:szCs w:val="32"/>
+        </w:rPr>
+      </w:pPr>
+    </w:p>
+    <w:p>
+      <w:pPr>
+        <w:jc w:val="both"/>
+        <w:rPr>
+          <w:b/>
+          <w:bCs/>
+          <w:sz w:val="32"/>
+          <w:szCs w:val="32"/>
+        </w:rPr>
+      </w:pPr>
+      <w:r>
+        <w:rPr>
+          <w:b/>
+          <w:bCs/>
+          <w:sz w:val="32"/>
+          <w:szCs w:val="32"/>
+        </w:rPr>
         <w:t>GC in Dart (Garbage Collection):</w:t>
       </w:r>
     </w:p>
@@ -6373,15 +10596,7 @@
           <w:sz w:val="32"/>
           <w:szCs w:val="32"/>
         </w:rPr>
-        <w:t xml:space="preserve"> code) handles memory management using a highly optimized generational garbage </w:t>
-      </w:r>
-      <w:r>
-        <w:rPr>
-          <w:sz w:val="32"/>
-          <w:szCs w:val="32"/>
-        </w:rPr>
-        <w:lastRenderedPageBreak/>
-        <w:t>collector designed specifically to keep UI-heavy apps running smoothly.</w:t>
+        <w:t xml:space="preserve"> code) handles memory management using a highly optimized generational garbage collector designed specifically to keep UI-heavy apps running smoothly.</w:t>
       </w:r>
     </w:p>
     <w:p>
@@ -6769,7 +10984,6 @@
           <w:sz w:val="32"/>
           <w:szCs w:val="32"/>
         </w:rPr>
-        <w:lastRenderedPageBreak/>
         <w:t>Pagination &amp; lazy loading – don’t load all data at once; save memory.</w:t>
       </w:r>
     </w:p>
@@ -7007,6 +11221,7 @@
           <w:sz w:val="32"/>
           <w:szCs w:val="32"/>
         </w:rPr>
+        <w:lastRenderedPageBreak/>
         <w:t xml:space="preserve">Optimize animations – use </w:t>
       </w:r>
       <w:proofErr w:type="spellStart"/>
@@ -7321,7 +11536,6 @@
           <w:sz w:val="32"/>
           <w:szCs w:val="32"/>
         </w:rPr>
-        <w:lastRenderedPageBreak/>
         <w:t xml:space="preserve"># </w:t>
       </w:r>
       <w:r>
@@ -7350,6 +11564,7 @@
       </w:pPr>
     </w:p>
     <w:sectPr>
+      <w:footerReference w:type="default" r:id="rId7"/>
       <w:pgSz w:w="11906" w:h="16838" w:code="9"/>
       <w:pgMar w:top="1440" w:right="1440" w:bottom="1440" w:left="1440" w:header="720" w:footer="720" w:gutter="0"/>
       <w:cols w:space="720"/>
@@ -7359,6 +11574,109 @@
 </w:document>
 </file>
 
+<file path=word/endnotes.xml><?xml version="1.0" encoding="utf-8"?>
+<w:endnotes xmlns:wpc="http://schemas.microsoft.com/office/word/2010/wordprocessingCanvas" xmlns:cx="http://schemas.microsoft.com/office/drawing/2014/chartex" xmlns:cx1="http://schemas.microsoft.com/office/drawing/2015/9/8/chartex" xmlns:cx2="http://schemas.microsoft.com/office/drawing/2015/10/21/chartex" xmlns:cx3="http://schemas.microsoft.com/office/drawing/2016/5/9/chartex" xmlns:cx4="http://schemas.microsoft.com/office/drawing/2016/5/10/chartex" xmlns:cx5="http://schemas.microsoft.com/office/drawing/2016/5/11/chartex" xmlns:cx6="http://schemas.microsoft.com/office/drawing/2016/5/12/chartex" xmlns:cx7="http://schemas.microsoft.com/office/drawing/2016/5/13/chartex" xmlns:cx8="http://schemas.microsoft.com/office/drawing/2016/5/14/chartex" xmlns:mc="http://schemas.openxmlformats.org/markup-compatibility/2006" xmlns:aink="http://schemas.microsoft.com/office/drawing/2016/ink" xmlns:am3d="http://schemas.microsoft.com/office/drawing/2017/model3d" xmlns:o="urn:schemas-microsoft-com:office:office" xmlns:oel="http://schemas.microsoft.com/office/2019/extlst" xmlns:r="http://schemas.openxmlformats.org/officeDocument/2006/relationships" xmlns:m="http://schemas.openxmlformats.org/officeDocument/2006/math" xmlns:v="urn:schemas-microsoft-com:vml" xmlns:wp14="http://schemas.microsoft.com/office/word/2010/wordprocessingDrawing" xmlns:wp="http://schemas.openxmlformats.org/drawingml/2006/wordprocessingDrawing" xmlns:w10="urn:schemas-microsoft-com:office:word" xmlns:w="http://schemas.openxmlformats.org/wordprocessingml/2006/main" xmlns:w14="http://schemas.microsoft.com/office/word/2010/wordml" xmlns:w15="http://schemas.microsoft.com/office/word/2012/wordml" xmlns:w16cex="http://schemas.microsoft.com/office/word/2018/wordml/cex" xmlns:w16cid="http://schemas.microsoft.com/office/word/2016/wordml/cid" xmlns:w16="http://schemas.microsoft.com/office/word/2018/wordml" xmlns:w16sdtdh="http://schemas.microsoft.com/office/word/2020/wordml/sdtdatahash" xmlns:w16se="http://schemas.microsoft.com/office/word/2015/wordml/symex" xmlns:wpg="http://schemas.microsoft.com/office/word/2010/wordprocessingGroup" xmlns:wpi="http://schemas.microsoft.com/office/word/2010/wordprocessingInk" xmlns:wne="http://schemas.microsoft.com/office/word/2006/wordml" xmlns:wps="http://schemas.microsoft.com/office/word/2010/wordprocessingShape" mc:Ignorable="w14 w15 w16se w16cid w16 w16cex w16sdtdh wp14">
+  <w:endnote w:type="separator" w:id="-1">
+    <w:p>
+      <w:pPr>
+        <w:spacing w:after="0" w:line="240" w:lineRule="auto"/>
+      </w:pPr>
+      <w:r>
+        <w:separator/>
+      </w:r>
+    </w:p>
+  </w:endnote>
+  <w:endnote w:type="continuationSeparator" w:id="0">
+    <w:p>
+      <w:pPr>
+        <w:spacing w:after="0" w:line="240" w:lineRule="auto"/>
+      </w:pPr>
+      <w:r>
+        <w:continuationSeparator/>
+      </w:r>
+    </w:p>
+  </w:endnote>
+</w:endnotes>
+</file>
+
+<file path=word/footer1.xml><?xml version="1.0" encoding="utf-8"?>
+<w:ftr xmlns:wpc="http://schemas.microsoft.com/office/word/2010/wordprocessingCanvas" xmlns:cx="http://schemas.microsoft.com/office/drawing/2014/chartex" xmlns:cx1="http://schemas.microsoft.com/office/drawing/2015/9/8/chartex" xmlns:cx2="http://schemas.microsoft.com/office/drawing/2015/10/21/chartex" xmlns:cx3="http://schemas.microsoft.com/office/drawing/2016/5/9/chartex" xmlns:cx4="http://schemas.microsoft.com/office/drawing/2016/5/10/chartex" xmlns:cx5="http://schemas.microsoft.com/office/drawing/2016/5/11/chartex" xmlns:cx6="http://schemas.microsoft.com/office/drawing/2016/5/12/chartex" xmlns:cx7="http://schemas.microsoft.com/office/drawing/2016/5/13/chartex" xmlns:cx8="http://schemas.microsoft.com/office/drawing/2016/5/14/chartex" xmlns:mc="http://schemas.openxmlformats.org/markup-compatibility/2006" xmlns:aink="http://schemas.microsoft.com/office/drawing/2016/ink" xmlns:am3d="http://schemas.microsoft.com/office/drawing/2017/model3d" xmlns:o="urn:schemas-microsoft-com:office:office" xmlns:oel="http://schemas.microsoft.com/office/2019/extlst" xmlns:r="http://schemas.openxmlformats.org/officeDocument/2006/relationships" xmlns:m="http://schemas.openxmlformats.org/officeDocument/2006/math" xmlns:v="urn:schemas-microsoft-com:vml" xmlns:wp14="http://schemas.microsoft.com/office/word/2010/wordprocessingDrawing" xmlns:wp="http://schemas.openxmlformats.org/drawingml/2006/wordprocessingDrawing" xmlns:w10="urn:schemas-microsoft-com:office:word" xmlns:w="http://schemas.openxmlformats.org/wordprocessingml/2006/main" xmlns:w14="http://schemas.microsoft.com/office/word/2010/wordml" xmlns:w15="http://schemas.microsoft.com/office/word/2012/wordml" xmlns:w16cex="http://schemas.microsoft.com/office/word/2018/wordml/cex" xmlns:w16cid="http://schemas.microsoft.com/office/word/2016/wordml/cid" xmlns:w16="http://schemas.microsoft.com/office/word/2018/wordml" xmlns:w16sdtdh="http://schemas.microsoft.com/office/word/2020/wordml/sdtdatahash" xmlns:w16se="http://schemas.microsoft.com/office/word/2015/wordml/symex" xmlns:wpg="http://schemas.microsoft.com/office/word/2010/wordprocessingGroup" xmlns:wpi="http://schemas.microsoft.com/office/word/2010/wordprocessingInk" xmlns:wne="http://schemas.microsoft.com/office/word/2006/wordml" xmlns:wps="http://schemas.microsoft.com/office/word/2010/wordprocessingShape" mc:Ignorable="w14 w15 w16se w16cid w16 w16cex w16sdtdh wp14">
+  <w:sdt>
+    <w:sdtPr>
+      <w:id w:val="-1124541523"/>
+      <w:docPartObj>
+        <w:docPartGallery w:val="Page Numbers (Bottom of Page)"/>
+        <w:docPartUnique/>
+      </w:docPartObj>
+    </w:sdtPr>
+    <w:sdtEndPr>
+      <w:rPr>
+        <w:noProof/>
+      </w:rPr>
+    </w:sdtEndPr>
+    <w:sdtContent>
+      <w:p>
+        <w:pPr>
+          <w:pStyle w:val="Footer"/>
+          <w:jc w:val="center"/>
+        </w:pPr>
+        <w:r>
+          <w:fldChar w:fldCharType="begin"/>
+        </w:r>
+        <w:r>
+          <w:instrText xml:space="preserve"> PAGE   \* MERGEFORMAT </w:instrText>
+        </w:r>
+        <w:r>
+          <w:fldChar w:fldCharType="separate"/>
+        </w:r>
+        <w:r>
+          <w:rPr>
+            <w:noProof/>
+          </w:rPr>
+          <w:t>2</w:t>
+        </w:r>
+        <w:r>
+          <w:rPr>
+            <w:noProof/>
+          </w:rPr>
+          <w:fldChar w:fldCharType="end"/>
+        </w:r>
+      </w:p>
+    </w:sdtContent>
+  </w:sdt>
+  <w:p>
+    <w:pPr>
+      <w:pStyle w:val="Footer"/>
+    </w:pPr>
+  </w:p>
+</w:ftr>
+</file>
+
+<file path=word/footnotes.xml><?xml version="1.0" encoding="utf-8"?>
+<w:footnotes xmlns:wpc="http://schemas.microsoft.com/office/word/2010/wordprocessingCanvas" xmlns:cx="http://schemas.microsoft.com/office/drawing/2014/chartex" xmlns:cx1="http://schemas.microsoft.com/office/drawing/2015/9/8/chartex" xmlns:cx2="http://schemas.microsoft.com/office/drawing/2015/10/21/chartex" xmlns:cx3="http://schemas.microsoft.com/office/drawing/2016/5/9/chartex" xmlns:cx4="http://schemas.microsoft.com/office/drawing/2016/5/10/chartex" xmlns:cx5="http://schemas.microsoft.com/office/drawing/2016/5/11/chartex" xmlns:cx6="http://schemas.microsoft.com/office/drawing/2016/5/12/chartex" xmlns:cx7="http://schemas.microsoft.com/office/drawing/2016/5/13/chartex" xmlns:cx8="http://schemas.microsoft.com/office/drawing/2016/5/14/chartex" xmlns:mc="http://schemas.openxmlformats.org/markup-compatibility/2006" xmlns:aink="http://schemas.microsoft.com/office/drawing/2016/ink" xmlns:am3d="http://schemas.microsoft.com/office/drawing/2017/model3d" xmlns:o="urn:schemas-microsoft-com:office:office" xmlns:oel="http://schemas.microsoft.com/office/2019/extlst" xmlns:r="http://schemas.openxmlformats.org/officeDocument/2006/relationships" xmlns:m="http://schemas.openxmlformats.org/officeDocument/2006/math" xmlns:v="urn:schemas-microsoft-com:vml" xmlns:wp14="http://schemas.microsoft.com/office/word/2010/wordprocessingDrawing" xmlns:wp="http://schemas.openxmlformats.org/drawingml/2006/wordprocessingDrawing" xmlns:w10="urn:schemas-microsoft-com:office:word" xmlns:w="http://schemas.openxmlformats.org/wordprocessingml/2006/main" xmlns:w14="http://schemas.microsoft.com/office/word/2010/wordml" xmlns:w15="http://schemas.microsoft.com/office/word/2012/wordml" xmlns:w16cex="http://schemas.microsoft.com/office/word/2018/wordml/cex" xmlns:w16cid="http://schemas.microsoft.com/office/word/2016/wordml/cid" xmlns:w16="http://schemas.microsoft.com/office/word/2018/wordml" xmlns:w16sdtdh="http://schemas.microsoft.com/office/word/2020/wordml/sdtdatahash" xmlns:w16se="http://schemas.microsoft.com/office/word/2015/wordml/symex" xmlns:wpg="http://schemas.microsoft.com/office/word/2010/wordprocessingGroup" xmlns:wpi="http://schemas.microsoft.com/office/word/2010/wordprocessingInk" xmlns:wne="http://schemas.microsoft.com/office/word/2006/wordml" xmlns:wps="http://schemas.microsoft.com/office/word/2010/wordprocessingShape" mc:Ignorable="w14 w15 w16se w16cid w16 w16cex w16sdtdh wp14">
+  <w:footnote w:type="separator" w:id="-1">
+    <w:p>
+      <w:pPr>
+        <w:spacing w:after="0" w:line="240" w:lineRule="auto"/>
+      </w:pPr>
+      <w:r>
+        <w:separator/>
+      </w:r>
+    </w:p>
+  </w:footnote>
+  <w:footnote w:type="continuationSeparator" w:id="0">
+    <w:p>
+      <w:pPr>
+        <w:spacing w:after="0" w:line="240" w:lineRule="auto"/>
+      </w:pPr>
+      <w:r>
+        <w:continuationSeparator/>
+      </w:r>
+    </w:p>
+  </w:footnote>
+</w:footnotes>
+</file>
+
 <file path=word/numbering.xml><?xml version="1.0" encoding="utf-8"?>
 <w:numbering xmlns:wpc="http://schemas.microsoft.com/office/word/2010/wordprocessingCanvas" xmlns:cx="http://schemas.microsoft.com/office/drawing/2014/chartex" xmlns:cx1="http://schemas.microsoft.com/office/drawing/2015/9/8/chartex" xmlns:cx2="http://schemas.microsoft.com/office/drawing/2015/10/21/chartex" xmlns:cx3="http://schemas.microsoft.com/office/drawing/2016/5/9/chartex" xmlns:cx4="http://schemas.microsoft.com/office/drawing/2016/5/10/chartex" xmlns:cx5="http://schemas.microsoft.com/office/drawing/2016/5/11/chartex" xmlns:cx6="http://schemas.microsoft.com/office/drawing/2016/5/12/chartex" xmlns:cx7="http://schemas.microsoft.com/office/drawing/2016/5/13/chartex" xmlns:cx8="http://schemas.microsoft.com/office/drawing/2016/5/14/chartex" xmlns:mc="http://schemas.openxmlformats.org/markup-compatibility/2006" xmlns:aink="http://schemas.microsoft.com/office/drawing/2016/ink" xmlns:am3d="http://schemas.microsoft.com/office/drawing/2017/model3d" xmlns:o="urn:schemas-microsoft-com:office:office" xmlns:oel="http://schemas.microsoft.com/office/2019/extlst" xmlns:r="http://schemas.openxmlformats.org/officeDocument/2006/relationships" xmlns:m="http://schemas.openxmlformats.org/officeDocument/2006/math" xmlns:v="urn:schemas-microsoft-com:vml" xmlns:wp14="http://schemas.microsoft.com/office/word/2010/wordprocessingDrawing" xmlns:wp="http://schemas.openxmlformats.org/drawingml/2006/wordprocessingDrawing" xmlns:w10="urn:schemas-microsoft-com:office:word" xmlns:w="http://schemas.openxmlformats.org/wordprocessingml/2006/main" xmlns:w14="http://schemas.microsoft.com/office/word/2010/wordml" xmlns:w15="http://schemas.microsoft.com/office/word/2012/wordml" xmlns:w16cex="http://schemas.microsoft.com/office/word/2018/wordml/cex" xmlns:w16cid="http://schemas.microsoft.com/office/word/2016/wordml/cid" xmlns:w16="http://schemas.microsoft.com/office/word/2018/wordml" xmlns:w16sdtdh="http://schemas.microsoft.com/office/word/2020/wordml/sdtdatahash" xmlns:w16se="http://schemas.microsoft.com/office/word/2015/wordml/symex" xmlns:wpg="http://schemas.microsoft.com/office/word/2010/wordprocessingGroup" xmlns:wpi="http://schemas.microsoft.com/office/word/2010/wordprocessingInk" xmlns:wne="http://schemas.microsoft.com/office/word/2006/wordml" xmlns:wps="http://schemas.microsoft.com/office/word/2010/wordprocessingShape" mc:Ignorable="w14 w15 w16se w16cid w16 w16cex w16sdtdh wp14">
   <w:abstractNum w:abstractNumId="0" w15:restartNumberingAfterBreak="0">
@@ -7927,6 +12245,119 @@
     </w:lvl>
   </w:abstractNum>
   <w:abstractNum w:abstractNumId="5" w15:restartNumberingAfterBreak="0">
+    <w:nsid w:val="13491659"/>
+    <w:multiLevelType w:val="hybridMultilevel"/>
+    <w:tmpl w:val="0E2CF996"/>
+    <w:lvl w:ilvl="0" w:tplc="04090001">
+      <w:start w:val="1"/>
+      <w:numFmt w:val="bullet"/>
+      <w:lvlText w:val=""/>
+      <w:lvlJc w:val="left"/>
+      <w:pPr>
+        <w:ind w:left="360" w:hanging="360"/>
+      </w:pPr>
+      <w:rPr>
+        <w:rFonts w:ascii="Symbol" w:hAnsi="Symbol" w:hint="default"/>
+      </w:rPr>
+    </w:lvl>
+    <w:lvl w:ilvl="1" w:tplc="04090003" w:tentative="1">
+      <w:start w:val="1"/>
+      <w:numFmt w:val="bullet"/>
+      <w:lvlText w:val="o"/>
+      <w:lvlJc w:val="left"/>
+      <w:pPr>
+        <w:ind w:left="1080" w:hanging="360"/>
+      </w:pPr>
+      <w:rPr>
+        <w:rFonts w:ascii="Courier New" w:hAnsi="Courier New" w:cs="Courier New" w:hint="default"/>
+      </w:rPr>
+    </w:lvl>
+    <w:lvl w:ilvl="2" w:tplc="04090005" w:tentative="1">
+      <w:start w:val="1"/>
+      <w:numFmt w:val="bullet"/>
+      <w:lvlText w:val=""/>
+      <w:lvlJc w:val="left"/>
+      <w:pPr>
+        <w:ind w:left="1800" w:hanging="360"/>
+      </w:pPr>
+      <w:rPr>
+        <w:rFonts w:ascii="Wingdings" w:hAnsi="Wingdings" w:hint="default"/>
+      </w:rPr>
+    </w:lvl>
+    <w:lvl w:ilvl="3" w:tplc="04090001" w:tentative="1">
+      <w:start w:val="1"/>
+      <w:numFmt w:val="bullet"/>
+      <w:lvlText w:val=""/>
+      <w:lvlJc w:val="left"/>
+      <w:pPr>
+        <w:ind w:left="2520" w:hanging="360"/>
+      </w:pPr>
+      <w:rPr>
+        <w:rFonts w:ascii="Symbol" w:hAnsi="Symbol" w:hint="default"/>
+      </w:rPr>
+    </w:lvl>
+    <w:lvl w:ilvl="4" w:tplc="04090003" w:tentative="1">
+      <w:start w:val="1"/>
+      <w:numFmt w:val="bullet"/>
+      <w:lvlText w:val="o"/>
+      <w:lvlJc w:val="left"/>
+      <w:pPr>
+        <w:ind w:left="3240" w:hanging="360"/>
+      </w:pPr>
+      <w:rPr>
+        <w:rFonts w:ascii="Courier New" w:hAnsi="Courier New" w:cs="Courier New" w:hint="default"/>
+      </w:rPr>
+    </w:lvl>
+    <w:lvl w:ilvl="5" w:tplc="04090005" w:tentative="1">
+      <w:start w:val="1"/>
+      <w:numFmt w:val="bullet"/>
+      <w:lvlText w:val=""/>
+      <w:lvlJc w:val="left"/>
+      <w:pPr>
+        <w:ind w:left="3960" w:hanging="360"/>
+      </w:pPr>
+      <w:rPr>
+        <w:rFonts w:ascii="Wingdings" w:hAnsi="Wingdings" w:hint="default"/>
+      </w:rPr>
+    </w:lvl>
+    <w:lvl w:ilvl="6" w:tplc="04090001" w:tentative="1">
+      <w:start w:val="1"/>
+      <w:numFmt w:val="bullet"/>
+      <w:lvlText w:val=""/>
+      <w:lvlJc w:val="left"/>
+      <w:pPr>
+        <w:ind w:left="4680" w:hanging="360"/>
+      </w:pPr>
+      <w:rPr>
+        <w:rFonts w:ascii="Symbol" w:hAnsi="Symbol" w:hint="default"/>
+      </w:rPr>
+    </w:lvl>
+    <w:lvl w:ilvl="7" w:tplc="04090003" w:tentative="1">
+      <w:start w:val="1"/>
+      <w:numFmt w:val="bullet"/>
+      <w:lvlText w:val="o"/>
+      <w:lvlJc w:val="left"/>
+      <w:pPr>
+        <w:ind w:left="5400" w:hanging="360"/>
+      </w:pPr>
+      <w:rPr>
+        <w:rFonts w:ascii="Courier New" w:hAnsi="Courier New" w:cs="Courier New" w:hint="default"/>
+      </w:rPr>
+    </w:lvl>
+    <w:lvl w:ilvl="8" w:tplc="04090005" w:tentative="1">
+      <w:start w:val="1"/>
+      <w:numFmt w:val="bullet"/>
+      <w:lvlText w:val=""/>
+      <w:lvlJc w:val="left"/>
+      <w:pPr>
+        <w:ind w:left="6120" w:hanging="360"/>
+      </w:pPr>
+      <w:rPr>
+        <w:rFonts w:ascii="Wingdings" w:hAnsi="Wingdings" w:hint="default"/>
+      </w:rPr>
+    </w:lvl>
+  </w:abstractNum>
+  <w:abstractNum w:abstractNumId="6" w15:restartNumberingAfterBreak="0">
     <w:nsid w:val="13AE4148"/>
     <w:multiLevelType w:val="hybridMultilevel"/>
     <w:tmpl w:val="717C44EE"/>
@@ -8039,7 +12470,7 @@
       </w:rPr>
     </w:lvl>
   </w:abstractNum>
-  <w:abstractNum w:abstractNumId="6" w15:restartNumberingAfterBreak="0">
+  <w:abstractNum w:abstractNumId="7" w15:restartNumberingAfterBreak="0">
     <w:nsid w:val="1B110983"/>
     <w:multiLevelType w:val="hybridMultilevel"/>
     <w:tmpl w:val="27CAB41C"/>
@@ -8152,7 +12583,7 @@
       </w:rPr>
     </w:lvl>
   </w:abstractNum>
-  <w:abstractNum w:abstractNumId="7" w15:restartNumberingAfterBreak="0">
+  <w:abstractNum w:abstractNumId="8" w15:restartNumberingAfterBreak="0">
     <w:nsid w:val="1B426885"/>
     <w:multiLevelType w:val="hybridMultilevel"/>
     <w:tmpl w:val="08D2CF3E"/>
@@ -8265,7 +12696,346 @@
       </w:rPr>
     </w:lvl>
   </w:abstractNum>
-  <w:abstractNum w:abstractNumId="8" w15:restartNumberingAfterBreak="0">
+  <w:abstractNum w:abstractNumId="9" w15:restartNumberingAfterBreak="0">
+    <w:nsid w:val="1BBE0AF3"/>
+    <w:multiLevelType w:val="hybridMultilevel"/>
+    <w:tmpl w:val="731A3F34"/>
+    <w:lvl w:ilvl="0" w:tplc="04090001">
+      <w:start w:val="1"/>
+      <w:numFmt w:val="bullet"/>
+      <w:lvlText w:val=""/>
+      <w:lvlJc w:val="left"/>
+      <w:pPr>
+        <w:ind w:left="360" w:hanging="360"/>
+      </w:pPr>
+      <w:rPr>
+        <w:rFonts w:ascii="Symbol" w:hAnsi="Symbol" w:hint="default"/>
+      </w:rPr>
+    </w:lvl>
+    <w:lvl w:ilvl="1" w:tplc="04090003" w:tentative="1">
+      <w:start w:val="1"/>
+      <w:numFmt w:val="bullet"/>
+      <w:lvlText w:val="o"/>
+      <w:lvlJc w:val="left"/>
+      <w:pPr>
+        <w:ind w:left="1080" w:hanging="360"/>
+      </w:pPr>
+      <w:rPr>
+        <w:rFonts w:ascii="Courier New" w:hAnsi="Courier New" w:cs="Courier New" w:hint="default"/>
+      </w:rPr>
+    </w:lvl>
+    <w:lvl w:ilvl="2" w:tplc="04090005" w:tentative="1">
+      <w:start w:val="1"/>
+      <w:numFmt w:val="bullet"/>
+      <w:lvlText w:val=""/>
+      <w:lvlJc w:val="left"/>
+      <w:pPr>
+        <w:ind w:left="1800" w:hanging="360"/>
+      </w:pPr>
+      <w:rPr>
+        <w:rFonts w:ascii="Wingdings" w:hAnsi="Wingdings" w:hint="default"/>
+      </w:rPr>
+    </w:lvl>
+    <w:lvl w:ilvl="3" w:tplc="04090001" w:tentative="1">
+      <w:start w:val="1"/>
+      <w:numFmt w:val="bullet"/>
+      <w:lvlText w:val=""/>
+      <w:lvlJc w:val="left"/>
+      <w:pPr>
+        <w:ind w:left="2520" w:hanging="360"/>
+      </w:pPr>
+      <w:rPr>
+        <w:rFonts w:ascii="Symbol" w:hAnsi="Symbol" w:hint="default"/>
+      </w:rPr>
+    </w:lvl>
+    <w:lvl w:ilvl="4" w:tplc="04090003" w:tentative="1">
+      <w:start w:val="1"/>
+      <w:numFmt w:val="bullet"/>
+      <w:lvlText w:val="o"/>
+      <w:lvlJc w:val="left"/>
+      <w:pPr>
+        <w:ind w:left="3240" w:hanging="360"/>
+      </w:pPr>
+      <w:rPr>
+        <w:rFonts w:ascii="Courier New" w:hAnsi="Courier New" w:cs="Courier New" w:hint="default"/>
+      </w:rPr>
+    </w:lvl>
+    <w:lvl w:ilvl="5" w:tplc="04090005" w:tentative="1">
+      <w:start w:val="1"/>
+      <w:numFmt w:val="bullet"/>
+      <w:lvlText w:val=""/>
+      <w:lvlJc w:val="left"/>
+      <w:pPr>
+        <w:ind w:left="3960" w:hanging="360"/>
+      </w:pPr>
+      <w:rPr>
+        <w:rFonts w:ascii="Wingdings" w:hAnsi="Wingdings" w:hint="default"/>
+      </w:rPr>
+    </w:lvl>
+    <w:lvl w:ilvl="6" w:tplc="04090001" w:tentative="1">
+      <w:start w:val="1"/>
+      <w:numFmt w:val="bullet"/>
+      <w:lvlText w:val=""/>
+      <w:lvlJc w:val="left"/>
+      <w:pPr>
+        <w:ind w:left="4680" w:hanging="360"/>
+      </w:pPr>
+      <w:rPr>
+        <w:rFonts w:ascii="Symbol" w:hAnsi="Symbol" w:hint="default"/>
+      </w:rPr>
+    </w:lvl>
+    <w:lvl w:ilvl="7" w:tplc="04090003" w:tentative="1">
+      <w:start w:val="1"/>
+      <w:numFmt w:val="bullet"/>
+      <w:lvlText w:val="o"/>
+      <w:lvlJc w:val="left"/>
+      <w:pPr>
+        <w:ind w:left="5400" w:hanging="360"/>
+      </w:pPr>
+      <w:rPr>
+        <w:rFonts w:ascii="Courier New" w:hAnsi="Courier New" w:cs="Courier New" w:hint="default"/>
+      </w:rPr>
+    </w:lvl>
+    <w:lvl w:ilvl="8" w:tplc="04090005" w:tentative="1">
+      <w:start w:val="1"/>
+      <w:numFmt w:val="bullet"/>
+      <w:lvlText w:val=""/>
+      <w:lvlJc w:val="left"/>
+      <w:pPr>
+        <w:ind w:left="6120" w:hanging="360"/>
+      </w:pPr>
+      <w:rPr>
+        <w:rFonts w:ascii="Wingdings" w:hAnsi="Wingdings" w:hint="default"/>
+      </w:rPr>
+    </w:lvl>
+  </w:abstractNum>
+  <w:abstractNum w:abstractNumId="10" w15:restartNumberingAfterBreak="0">
+    <w:nsid w:val="1CC741A7"/>
+    <w:multiLevelType w:val="hybridMultilevel"/>
+    <w:tmpl w:val="D8B6386A"/>
+    <w:lvl w:ilvl="0" w:tplc="04090001">
+      <w:start w:val="1"/>
+      <w:numFmt w:val="bullet"/>
+      <w:lvlText w:val=""/>
+      <w:lvlJc w:val="left"/>
+      <w:pPr>
+        <w:ind w:left="360" w:hanging="360"/>
+      </w:pPr>
+      <w:rPr>
+        <w:rFonts w:ascii="Symbol" w:hAnsi="Symbol" w:hint="default"/>
+      </w:rPr>
+    </w:lvl>
+    <w:lvl w:ilvl="1" w:tplc="04090003" w:tentative="1">
+      <w:start w:val="1"/>
+      <w:numFmt w:val="bullet"/>
+      <w:lvlText w:val="o"/>
+      <w:lvlJc w:val="left"/>
+      <w:pPr>
+        <w:ind w:left="1080" w:hanging="360"/>
+      </w:pPr>
+      <w:rPr>
+        <w:rFonts w:ascii="Courier New" w:hAnsi="Courier New" w:cs="Courier New" w:hint="default"/>
+      </w:rPr>
+    </w:lvl>
+    <w:lvl w:ilvl="2" w:tplc="04090005" w:tentative="1">
+      <w:start w:val="1"/>
+      <w:numFmt w:val="bullet"/>
+      <w:lvlText w:val=""/>
+      <w:lvlJc w:val="left"/>
+      <w:pPr>
+        <w:ind w:left="1800" w:hanging="360"/>
+      </w:pPr>
+      <w:rPr>
+        <w:rFonts w:ascii="Wingdings" w:hAnsi="Wingdings" w:hint="default"/>
+      </w:rPr>
+    </w:lvl>
+    <w:lvl w:ilvl="3" w:tplc="04090001" w:tentative="1">
+      <w:start w:val="1"/>
+      <w:numFmt w:val="bullet"/>
+      <w:lvlText w:val=""/>
+      <w:lvlJc w:val="left"/>
+      <w:pPr>
+        <w:ind w:left="2520" w:hanging="360"/>
+      </w:pPr>
+      <w:rPr>
+        <w:rFonts w:ascii="Symbol" w:hAnsi="Symbol" w:hint="default"/>
+      </w:rPr>
+    </w:lvl>
+    <w:lvl w:ilvl="4" w:tplc="04090003" w:tentative="1">
+      <w:start w:val="1"/>
+      <w:numFmt w:val="bullet"/>
+      <w:lvlText w:val="o"/>
+      <w:lvlJc w:val="left"/>
+      <w:pPr>
+        <w:ind w:left="3240" w:hanging="360"/>
+      </w:pPr>
+      <w:rPr>
+        <w:rFonts w:ascii="Courier New" w:hAnsi="Courier New" w:cs="Courier New" w:hint="default"/>
+      </w:rPr>
+    </w:lvl>
+    <w:lvl w:ilvl="5" w:tplc="04090005" w:tentative="1">
+      <w:start w:val="1"/>
+      <w:numFmt w:val="bullet"/>
+      <w:lvlText w:val=""/>
+      <w:lvlJc w:val="left"/>
+      <w:pPr>
+        <w:ind w:left="3960" w:hanging="360"/>
+      </w:pPr>
+      <w:rPr>
+        <w:rFonts w:ascii="Wingdings" w:hAnsi="Wingdings" w:hint="default"/>
+      </w:rPr>
+    </w:lvl>
+    <w:lvl w:ilvl="6" w:tplc="04090001" w:tentative="1">
+      <w:start w:val="1"/>
+      <w:numFmt w:val="bullet"/>
+      <w:lvlText w:val=""/>
+      <w:lvlJc w:val="left"/>
+      <w:pPr>
+        <w:ind w:left="4680" w:hanging="360"/>
+      </w:pPr>
+      <w:rPr>
+        <w:rFonts w:ascii="Symbol" w:hAnsi="Symbol" w:hint="default"/>
+      </w:rPr>
+    </w:lvl>
+    <w:lvl w:ilvl="7" w:tplc="04090003" w:tentative="1">
+      <w:start w:val="1"/>
+      <w:numFmt w:val="bullet"/>
+      <w:lvlText w:val="o"/>
+      <w:lvlJc w:val="left"/>
+      <w:pPr>
+        <w:ind w:left="5400" w:hanging="360"/>
+      </w:pPr>
+      <w:rPr>
+        <w:rFonts w:ascii="Courier New" w:hAnsi="Courier New" w:cs="Courier New" w:hint="default"/>
+      </w:rPr>
+    </w:lvl>
+    <w:lvl w:ilvl="8" w:tplc="04090005" w:tentative="1">
+      <w:start w:val="1"/>
+      <w:numFmt w:val="bullet"/>
+      <w:lvlText w:val=""/>
+      <w:lvlJc w:val="left"/>
+      <w:pPr>
+        <w:ind w:left="6120" w:hanging="360"/>
+      </w:pPr>
+      <w:rPr>
+        <w:rFonts w:ascii="Wingdings" w:hAnsi="Wingdings" w:hint="default"/>
+      </w:rPr>
+    </w:lvl>
+  </w:abstractNum>
+  <w:abstractNum w:abstractNumId="11" w15:restartNumberingAfterBreak="0">
+    <w:nsid w:val="1D173884"/>
+    <w:multiLevelType w:val="hybridMultilevel"/>
+    <w:tmpl w:val="DAC08A54"/>
+    <w:lvl w:ilvl="0" w:tplc="04090001">
+      <w:start w:val="1"/>
+      <w:numFmt w:val="bullet"/>
+      <w:lvlText w:val=""/>
+      <w:lvlJc w:val="left"/>
+      <w:pPr>
+        <w:ind w:left="360" w:hanging="360"/>
+      </w:pPr>
+      <w:rPr>
+        <w:rFonts w:ascii="Symbol" w:hAnsi="Symbol" w:hint="default"/>
+      </w:rPr>
+    </w:lvl>
+    <w:lvl w:ilvl="1" w:tplc="04090003" w:tentative="1">
+      <w:start w:val="1"/>
+      <w:numFmt w:val="bullet"/>
+      <w:lvlText w:val="o"/>
+      <w:lvlJc w:val="left"/>
+      <w:pPr>
+        <w:ind w:left="1080" w:hanging="360"/>
+      </w:pPr>
+      <w:rPr>
+        <w:rFonts w:ascii="Courier New" w:hAnsi="Courier New" w:cs="Courier New" w:hint="default"/>
+      </w:rPr>
+    </w:lvl>
+    <w:lvl w:ilvl="2" w:tplc="04090005" w:tentative="1">
+      <w:start w:val="1"/>
+      <w:numFmt w:val="bullet"/>
+      <w:lvlText w:val=""/>
+      <w:lvlJc w:val="left"/>
+      <w:pPr>
+        <w:ind w:left="1800" w:hanging="360"/>
+      </w:pPr>
+      <w:rPr>
+        <w:rFonts w:ascii="Wingdings" w:hAnsi="Wingdings" w:hint="default"/>
+      </w:rPr>
+    </w:lvl>
+    <w:lvl w:ilvl="3" w:tplc="04090001" w:tentative="1">
+      <w:start w:val="1"/>
+      <w:numFmt w:val="bullet"/>
+      <w:lvlText w:val=""/>
+      <w:lvlJc w:val="left"/>
+      <w:pPr>
+        <w:ind w:left="2520" w:hanging="360"/>
+      </w:pPr>
+      <w:rPr>
+        <w:rFonts w:ascii="Symbol" w:hAnsi="Symbol" w:hint="default"/>
+      </w:rPr>
+    </w:lvl>
+    <w:lvl w:ilvl="4" w:tplc="04090003" w:tentative="1">
+      <w:start w:val="1"/>
+      <w:numFmt w:val="bullet"/>
+      <w:lvlText w:val="o"/>
+      <w:lvlJc w:val="left"/>
+      <w:pPr>
+        <w:ind w:left="3240" w:hanging="360"/>
+      </w:pPr>
+      <w:rPr>
+        <w:rFonts w:ascii="Courier New" w:hAnsi="Courier New" w:cs="Courier New" w:hint="default"/>
+      </w:rPr>
+    </w:lvl>
+    <w:lvl w:ilvl="5" w:tplc="04090005" w:tentative="1">
+      <w:start w:val="1"/>
+      <w:numFmt w:val="bullet"/>
+      <w:lvlText w:val=""/>
+      <w:lvlJc w:val="left"/>
+      <w:pPr>
+        <w:ind w:left="3960" w:hanging="360"/>
+      </w:pPr>
+      <w:rPr>
+        <w:rFonts w:ascii="Wingdings" w:hAnsi="Wingdings" w:hint="default"/>
+      </w:rPr>
+    </w:lvl>
+    <w:lvl w:ilvl="6" w:tplc="04090001" w:tentative="1">
+      <w:start w:val="1"/>
+      <w:numFmt w:val="bullet"/>
+      <w:lvlText w:val=""/>
+      <w:lvlJc w:val="left"/>
+      <w:pPr>
+        <w:ind w:left="4680" w:hanging="360"/>
+      </w:pPr>
+      <w:rPr>
+        <w:rFonts w:ascii="Symbol" w:hAnsi="Symbol" w:hint="default"/>
+      </w:rPr>
+    </w:lvl>
+    <w:lvl w:ilvl="7" w:tplc="04090003" w:tentative="1">
+      <w:start w:val="1"/>
+      <w:numFmt w:val="bullet"/>
+      <w:lvlText w:val="o"/>
+      <w:lvlJc w:val="left"/>
+      <w:pPr>
+        <w:ind w:left="5400" w:hanging="360"/>
+      </w:pPr>
+      <w:rPr>
+        <w:rFonts w:ascii="Courier New" w:hAnsi="Courier New" w:cs="Courier New" w:hint="default"/>
+      </w:rPr>
+    </w:lvl>
+    <w:lvl w:ilvl="8" w:tplc="04090005" w:tentative="1">
+      <w:start w:val="1"/>
+      <w:numFmt w:val="bullet"/>
+      <w:lvlText w:val=""/>
+      <w:lvlJc w:val="left"/>
+      <w:pPr>
+        <w:ind w:left="6120" w:hanging="360"/>
+      </w:pPr>
+      <w:rPr>
+        <w:rFonts w:ascii="Wingdings" w:hAnsi="Wingdings" w:hint="default"/>
+      </w:rPr>
+    </w:lvl>
+  </w:abstractNum>
+  <w:abstractNum w:abstractNumId="12" w15:restartNumberingAfterBreak="0">
     <w:nsid w:val="240E6C8C"/>
     <w:multiLevelType w:val="hybridMultilevel"/>
     <w:tmpl w:val="2F2E5BE2"/>
@@ -8378,7 +13148,7 @@
       </w:rPr>
     </w:lvl>
   </w:abstractNum>
-  <w:abstractNum w:abstractNumId="9" w15:restartNumberingAfterBreak="0">
+  <w:abstractNum w:abstractNumId="13" w15:restartNumberingAfterBreak="0">
     <w:nsid w:val="31332B18"/>
     <w:multiLevelType w:val="hybridMultilevel"/>
     <w:tmpl w:val="D34A65C4"/>
@@ -8491,7 +13261,7 @@
       </w:rPr>
     </w:lvl>
   </w:abstractNum>
-  <w:abstractNum w:abstractNumId="10" w15:restartNumberingAfterBreak="0">
+  <w:abstractNum w:abstractNumId="14" w15:restartNumberingAfterBreak="0">
     <w:nsid w:val="31FF3C62"/>
     <w:multiLevelType w:val="hybridMultilevel"/>
     <w:tmpl w:val="8662C128"/>
@@ -8604,7 +13374,7 @@
       </w:rPr>
     </w:lvl>
   </w:abstractNum>
-  <w:abstractNum w:abstractNumId="11" w15:restartNumberingAfterBreak="0">
+  <w:abstractNum w:abstractNumId="15" w15:restartNumberingAfterBreak="0">
     <w:nsid w:val="38125930"/>
     <w:multiLevelType w:val="hybridMultilevel"/>
     <w:tmpl w:val="81E83932"/>
@@ -8717,7 +13487,7 @@
       </w:rPr>
     </w:lvl>
   </w:abstractNum>
-  <w:abstractNum w:abstractNumId="12" w15:restartNumberingAfterBreak="0">
+  <w:abstractNum w:abstractNumId="16" w15:restartNumberingAfterBreak="0">
     <w:nsid w:val="3D0C31F4"/>
     <w:multiLevelType w:val="hybridMultilevel"/>
     <w:tmpl w:val="11BA73A6"/>
@@ -8830,7 +13600,7 @@
       </w:rPr>
     </w:lvl>
   </w:abstractNum>
-  <w:abstractNum w:abstractNumId="13" w15:restartNumberingAfterBreak="0">
+  <w:abstractNum w:abstractNumId="17" w15:restartNumberingAfterBreak="0">
     <w:nsid w:val="3E2B4A32"/>
     <w:multiLevelType w:val="hybridMultilevel"/>
     <w:tmpl w:val="68EA64A6"/>
@@ -8943,7 +13713,7 @@
       </w:rPr>
     </w:lvl>
   </w:abstractNum>
-  <w:abstractNum w:abstractNumId="14" w15:restartNumberingAfterBreak="0">
+  <w:abstractNum w:abstractNumId="18" w15:restartNumberingAfterBreak="0">
     <w:nsid w:val="418E3533"/>
     <w:multiLevelType w:val="hybridMultilevel"/>
     <w:tmpl w:val="5C86DA0A"/>
@@ -9056,7 +13826,7 @@
       </w:rPr>
     </w:lvl>
   </w:abstractNum>
-  <w:abstractNum w:abstractNumId="15" w15:restartNumberingAfterBreak="0">
+  <w:abstractNum w:abstractNumId="19" w15:restartNumberingAfterBreak="0">
     <w:nsid w:val="41CD1F37"/>
     <w:multiLevelType w:val="hybridMultilevel"/>
     <w:tmpl w:val="70143470"/>
@@ -9169,7 +13939,7 @@
       </w:rPr>
     </w:lvl>
   </w:abstractNum>
-  <w:abstractNum w:abstractNumId="16" w15:restartNumberingAfterBreak="0">
+  <w:abstractNum w:abstractNumId="20" w15:restartNumberingAfterBreak="0">
     <w:nsid w:val="42A8721F"/>
     <w:multiLevelType w:val="hybridMultilevel"/>
     <w:tmpl w:val="E2F68D04"/>
@@ -9282,7 +14052,7 @@
       </w:rPr>
     </w:lvl>
   </w:abstractNum>
-  <w:abstractNum w:abstractNumId="17" w15:restartNumberingAfterBreak="0">
+  <w:abstractNum w:abstractNumId="21" w15:restartNumberingAfterBreak="0">
     <w:nsid w:val="431836C6"/>
     <w:multiLevelType w:val="hybridMultilevel"/>
     <w:tmpl w:val="28CA1800"/>
@@ -9395,7 +14165,7 @@
       </w:rPr>
     </w:lvl>
   </w:abstractNum>
-  <w:abstractNum w:abstractNumId="18" w15:restartNumberingAfterBreak="0">
+  <w:abstractNum w:abstractNumId="22" w15:restartNumberingAfterBreak="0">
     <w:nsid w:val="436B2F14"/>
     <w:multiLevelType w:val="hybridMultilevel"/>
     <w:tmpl w:val="A08ED180"/>
@@ -9508,7 +14278,7 @@
       </w:rPr>
     </w:lvl>
   </w:abstractNum>
-  <w:abstractNum w:abstractNumId="19" w15:restartNumberingAfterBreak="0">
+  <w:abstractNum w:abstractNumId="23" w15:restartNumberingAfterBreak="0">
     <w:nsid w:val="4A237393"/>
     <w:multiLevelType w:val="hybridMultilevel"/>
     <w:tmpl w:val="4782BB36"/>
@@ -9621,7 +14391,7 @@
       </w:rPr>
     </w:lvl>
   </w:abstractNum>
-  <w:abstractNum w:abstractNumId="20" w15:restartNumberingAfterBreak="0">
+  <w:abstractNum w:abstractNumId="24" w15:restartNumberingAfterBreak="0">
     <w:nsid w:val="4A3641F2"/>
     <w:multiLevelType w:val="hybridMultilevel"/>
     <w:tmpl w:val="55A4C6E8"/>
@@ -9734,7 +14504,120 @@
       </w:rPr>
     </w:lvl>
   </w:abstractNum>
-  <w:abstractNum w:abstractNumId="21" w15:restartNumberingAfterBreak="0">
+  <w:abstractNum w:abstractNumId="25" w15:restartNumberingAfterBreak="0">
+    <w:nsid w:val="4C7744B4"/>
+    <w:multiLevelType w:val="hybridMultilevel"/>
+    <w:tmpl w:val="F536E4A8"/>
+    <w:lvl w:ilvl="0" w:tplc="04090001">
+      <w:start w:val="1"/>
+      <w:numFmt w:val="bullet"/>
+      <w:lvlText w:val=""/>
+      <w:lvlJc w:val="left"/>
+      <w:pPr>
+        <w:ind w:left="360" w:hanging="360"/>
+      </w:pPr>
+      <w:rPr>
+        <w:rFonts w:ascii="Symbol" w:hAnsi="Symbol" w:hint="default"/>
+      </w:rPr>
+    </w:lvl>
+    <w:lvl w:ilvl="1" w:tplc="04090003" w:tentative="1">
+      <w:start w:val="1"/>
+      <w:numFmt w:val="bullet"/>
+      <w:lvlText w:val="o"/>
+      <w:lvlJc w:val="left"/>
+      <w:pPr>
+        <w:ind w:left="1080" w:hanging="360"/>
+      </w:pPr>
+      <w:rPr>
+        <w:rFonts w:ascii="Courier New" w:hAnsi="Courier New" w:cs="Courier New" w:hint="default"/>
+      </w:rPr>
+    </w:lvl>
+    <w:lvl w:ilvl="2" w:tplc="04090005" w:tentative="1">
+      <w:start w:val="1"/>
+      <w:numFmt w:val="bullet"/>
+      <w:lvlText w:val=""/>
+      <w:lvlJc w:val="left"/>
+      <w:pPr>
+        <w:ind w:left="1800" w:hanging="360"/>
+      </w:pPr>
+      <w:rPr>
+        <w:rFonts w:ascii="Wingdings" w:hAnsi="Wingdings" w:hint="default"/>
+      </w:rPr>
+    </w:lvl>
+    <w:lvl w:ilvl="3" w:tplc="04090001" w:tentative="1">
+      <w:start w:val="1"/>
+      <w:numFmt w:val="bullet"/>
+      <w:lvlText w:val=""/>
+      <w:lvlJc w:val="left"/>
+      <w:pPr>
+        <w:ind w:left="2520" w:hanging="360"/>
+      </w:pPr>
+      <w:rPr>
+        <w:rFonts w:ascii="Symbol" w:hAnsi="Symbol" w:hint="default"/>
+      </w:rPr>
+    </w:lvl>
+    <w:lvl w:ilvl="4" w:tplc="04090003" w:tentative="1">
+      <w:start w:val="1"/>
+      <w:numFmt w:val="bullet"/>
+      <w:lvlText w:val="o"/>
+      <w:lvlJc w:val="left"/>
+      <w:pPr>
+        <w:ind w:left="3240" w:hanging="360"/>
+      </w:pPr>
+      <w:rPr>
+        <w:rFonts w:ascii="Courier New" w:hAnsi="Courier New" w:cs="Courier New" w:hint="default"/>
+      </w:rPr>
+    </w:lvl>
+    <w:lvl w:ilvl="5" w:tplc="04090005" w:tentative="1">
+      <w:start w:val="1"/>
+      <w:numFmt w:val="bullet"/>
+      <w:lvlText w:val=""/>
+      <w:lvlJc w:val="left"/>
+      <w:pPr>
+        <w:ind w:left="3960" w:hanging="360"/>
+      </w:pPr>
+      <w:rPr>
+        <w:rFonts w:ascii="Wingdings" w:hAnsi="Wingdings" w:hint="default"/>
+      </w:rPr>
+    </w:lvl>
+    <w:lvl w:ilvl="6" w:tplc="04090001" w:tentative="1">
+      <w:start w:val="1"/>
+      <w:numFmt w:val="bullet"/>
+      <w:lvlText w:val=""/>
+      <w:lvlJc w:val="left"/>
+      <w:pPr>
+        <w:ind w:left="4680" w:hanging="360"/>
+      </w:pPr>
+      <w:rPr>
+        <w:rFonts w:ascii="Symbol" w:hAnsi="Symbol" w:hint="default"/>
+      </w:rPr>
+    </w:lvl>
+    <w:lvl w:ilvl="7" w:tplc="04090003" w:tentative="1">
+      <w:start w:val="1"/>
+      <w:numFmt w:val="bullet"/>
+      <w:lvlText w:val="o"/>
+      <w:lvlJc w:val="left"/>
+      <w:pPr>
+        <w:ind w:left="5400" w:hanging="360"/>
+      </w:pPr>
+      <w:rPr>
+        <w:rFonts w:ascii="Courier New" w:hAnsi="Courier New" w:cs="Courier New" w:hint="default"/>
+      </w:rPr>
+    </w:lvl>
+    <w:lvl w:ilvl="8" w:tplc="04090005" w:tentative="1">
+      <w:start w:val="1"/>
+      <w:numFmt w:val="bullet"/>
+      <w:lvlText w:val=""/>
+      <w:lvlJc w:val="left"/>
+      <w:pPr>
+        <w:ind w:left="6120" w:hanging="360"/>
+      </w:pPr>
+      <w:rPr>
+        <w:rFonts w:ascii="Wingdings" w:hAnsi="Wingdings" w:hint="default"/>
+      </w:rPr>
+    </w:lvl>
+  </w:abstractNum>
+  <w:abstractNum w:abstractNumId="26" w15:restartNumberingAfterBreak="0">
     <w:nsid w:val="54D8331E"/>
     <w:multiLevelType w:val="hybridMultilevel"/>
     <w:tmpl w:val="6DBC3E24"/>
@@ -9847,7 +14730,120 @@
       </w:rPr>
     </w:lvl>
   </w:abstractNum>
-  <w:abstractNum w:abstractNumId="22" w15:restartNumberingAfterBreak="0">
+  <w:abstractNum w:abstractNumId="27" w15:restartNumberingAfterBreak="0">
+    <w:nsid w:val="567B679A"/>
+    <w:multiLevelType w:val="hybridMultilevel"/>
+    <w:tmpl w:val="9CAE3F30"/>
+    <w:lvl w:ilvl="0" w:tplc="04090001">
+      <w:start w:val="1"/>
+      <w:numFmt w:val="bullet"/>
+      <w:lvlText w:val=""/>
+      <w:lvlJc w:val="left"/>
+      <w:pPr>
+        <w:ind w:left="360" w:hanging="360"/>
+      </w:pPr>
+      <w:rPr>
+        <w:rFonts w:ascii="Symbol" w:hAnsi="Symbol" w:hint="default"/>
+      </w:rPr>
+    </w:lvl>
+    <w:lvl w:ilvl="1" w:tplc="04090003" w:tentative="1">
+      <w:start w:val="1"/>
+      <w:numFmt w:val="bullet"/>
+      <w:lvlText w:val="o"/>
+      <w:lvlJc w:val="left"/>
+      <w:pPr>
+        <w:ind w:left="1080" w:hanging="360"/>
+      </w:pPr>
+      <w:rPr>
+        <w:rFonts w:ascii="Courier New" w:hAnsi="Courier New" w:cs="Courier New" w:hint="default"/>
+      </w:rPr>
+    </w:lvl>
+    <w:lvl w:ilvl="2" w:tplc="04090005" w:tentative="1">
+      <w:start w:val="1"/>
+      <w:numFmt w:val="bullet"/>
+      <w:lvlText w:val=""/>
+      <w:lvlJc w:val="left"/>
+      <w:pPr>
+        <w:ind w:left="1800" w:hanging="360"/>
+      </w:pPr>
+      <w:rPr>
+        <w:rFonts w:ascii="Wingdings" w:hAnsi="Wingdings" w:hint="default"/>
+      </w:rPr>
+    </w:lvl>
+    <w:lvl w:ilvl="3" w:tplc="04090001" w:tentative="1">
+      <w:start w:val="1"/>
+      <w:numFmt w:val="bullet"/>
+      <w:lvlText w:val=""/>
+      <w:lvlJc w:val="left"/>
+      <w:pPr>
+        <w:ind w:left="2520" w:hanging="360"/>
+      </w:pPr>
+      <w:rPr>
+        <w:rFonts w:ascii="Symbol" w:hAnsi="Symbol" w:hint="default"/>
+      </w:rPr>
+    </w:lvl>
+    <w:lvl w:ilvl="4" w:tplc="04090003" w:tentative="1">
+      <w:start w:val="1"/>
+      <w:numFmt w:val="bullet"/>
+      <w:lvlText w:val="o"/>
+      <w:lvlJc w:val="left"/>
+      <w:pPr>
+        <w:ind w:left="3240" w:hanging="360"/>
+      </w:pPr>
+      <w:rPr>
+        <w:rFonts w:ascii="Courier New" w:hAnsi="Courier New" w:cs="Courier New" w:hint="default"/>
+      </w:rPr>
+    </w:lvl>
+    <w:lvl w:ilvl="5" w:tplc="04090005" w:tentative="1">
+      <w:start w:val="1"/>
+      <w:numFmt w:val="bullet"/>
+      <w:lvlText w:val=""/>
+      <w:lvlJc w:val="left"/>
+      <w:pPr>
+        <w:ind w:left="3960" w:hanging="360"/>
+      </w:pPr>
+      <w:rPr>
+        <w:rFonts w:ascii="Wingdings" w:hAnsi="Wingdings" w:hint="default"/>
+      </w:rPr>
+    </w:lvl>
+    <w:lvl w:ilvl="6" w:tplc="04090001" w:tentative="1">
+      <w:start w:val="1"/>
+      <w:numFmt w:val="bullet"/>
+      <w:lvlText w:val=""/>
+      <w:lvlJc w:val="left"/>
+      <w:pPr>
+        <w:ind w:left="4680" w:hanging="360"/>
+      </w:pPr>
+      <w:rPr>
+        <w:rFonts w:ascii="Symbol" w:hAnsi="Symbol" w:hint="default"/>
+      </w:rPr>
+    </w:lvl>
+    <w:lvl w:ilvl="7" w:tplc="04090003" w:tentative="1">
+      <w:start w:val="1"/>
+      <w:numFmt w:val="bullet"/>
+      <w:lvlText w:val="o"/>
+      <w:lvlJc w:val="left"/>
+      <w:pPr>
+        <w:ind w:left="5400" w:hanging="360"/>
+      </w:pPr>
+      <w:rPr>
+        <w:rFonts w:ascii="Courier New" w:hAnsi="Courier New" w:cs="Courier New" w:hint="default"/>
+      </w:rPr>
+    </w:lvl>
+    <w:lvl w:ilvl="8" w:tplc="04090005" w:tentative="1">
+      <w:start w:val="1"/>
+      <w:numFmt w:val="bullet"/>
+      <w:lvlText w:val=""/>
+      <w:lvlJc w:val="left"/>
+      <w:pPr>
+        <w:ind w:left="6120" w:hanging="360"/>
+      </w:pPr>
+      <w:rPr>
+        <w:rFonts w:ascii="Wingdings" w:hAnsi="Wingdings" w:hint="default"/>
+      </w:rPr>
+    </w:lvl>
+  </w:abstractNum>
+  <w:abstractNum w:abstractNumId="28" w15:restartNumberingAfterBreak="0">
     <w:nsid w:val="5862625F"/>
     <w:multiLevelType w:val="hybridMultilevel"/>
     <w:tmpl w:val="4EEE81CC"/>
@@ -9960,7 +14956,7 @@
       </w:rPr>
     </w:lvl>
   </w:abstractNum>
-  <w:abstractNum w:abstractNumId="23" w15:restartNumberingAfterBreak="0">
+  <w:abstractNum w:abstractNumId="29" w15:restartNumberingAfterBreak="0">
     <w:nsid w:val="5D2F0CE6"/>
     <w:multiLevelType w:val="hybridMultilevel"/>
     <w:tmpl w:val="19E24308"/>
@@ -10073,7 +15069,7 @@
       </w:rPr>
     </w:lvl>
   </w:abstractNum>
-  <w:abstractNum w:abstractNumId="24" w15:restartNumberingAfterBreak="0">
+  <w:abstractNum w:abstractNumId="30" w15:restartNumberingAfterBreak="0">
     <w:nsid w:val="5E4015BD"/>
     <w:multiLevelType w:val="hybridMultilevel"/>
     <w:tmpl w:val="495A6B36"/>
@@ -10186,7 +15182,7 @@
       </w:rPr>
     </w:lvl>
   </w:abstractNum>
-  <w:abstractNum w:abstractNumId="25" w15:restartNumberingAfterBreak="0">
+  <w:abstractNum w:abstractNumId="31" w15:restartNumberingAfterBreak="0">
     <w:nsid w:val="607817EA"/>
     <w:multiLevelType w:val="hybridMultilevel"/>
     <w:tmpl w:val="3A4CD732"/>
@@ -10299,7 +15295,7 @@
       </w:rPr>
     </w:lvl>
   </w:abstractNum>
-  <w:abstractNum w:abstractNumId="26" w15:restartNumberingAfterBreak="0">
+  <w:abstractNum w:abstractNumId="32" w15:restartNumberingAfterBreak="0">
     <w:nsid w:val="6315678D"/>
     <w:multiLevelType w:val="hybridMultilevel"/>
     <w:tmpl w:val="B2A4B02C"/>
@@ -10412,7 +15408,7 @@
       </w:rPr>
     </w:lvl>
   </w:abstractNum>
-  <w:abstractNum w:abstractNumId="27" w15:restartNumberingAfterBreak="0">
+  <w:abstractNum w:abstractNumId="33" w15:restartNumberingAfterBreak="0">
     <w:nsid w:val="650711E6"/>
     <w:multiLevelType w:val="hybridMultilevel"/>
     <w:tmpl w:val="CCAA5394"/>
@@ -10525,7 +15521,120 @@
       </w:rPr>
     </w:lvl>
   </w:abstractNum>
-  <w:abstractNum w:abstractNumId="28" w15:restartNumberingAfterBreak="0">
+  <w:abstractNum w:abstractNumId="34" w15:restartNumberingAfterBreak="0">
+    <w:nsid w:val="6D08275C"/>
+    <w:multiLevelType w:val="hybridMultilevel"/>
+    <w:tmpl w:val="5D620C96"/>
+    <w:lvl w:ilvl="0" w:tplc="04090001">
+      <w:start w:val="1"/>
+      <w:numFmt w:val="bullet"/>
+      <w:lvlText w:val=""/>
+      <w:lvlJc w:val="left"/>
+      <w:pPr>
+        <w:ind w:left="360" w:hanging="360"/>
+      </w:pPr>
+      <w:rPr>
+        <w:rFonts w:ascii="Symbol" w:hAnsi="Symbol" w:hint="default"/>
+      </w:rPr>
+    </w:lvl>
+    <w:lvl w:ilvl="1" w:tplc="04090003" w:tentative="1">
+      <w:start w:val="1"/>
+      <w:numFmt w:val="bullet"/>
+      <w:lvlText w:val="o"/>
+      <w:lvlJc w:val="left"/>
+      <w:pPr>
+        <w:ind w:left="1080" w:hanging="360"/>
+      </w:pPr>
+      <w:rPr>
+        <w:rFonts w:ascii="Courier New" w:hAnsi="Courier New" w:cs="Courier New" w:hint="default"/>
+      </w:rPr>
+    </w:lvl>
+    <w:lvl w:ilvl="2" w:tplc="04090005" w:tentative="1">
+      <w:start w:val="1"/>
+      <w:numFmt w:val="bullet"/>
+      <w:lvlText w:val=""/>
+      <w:lvlJc w:val="left"/>
+      <w:pPr>
+        <w:ind w:left="1800" w:hanging="360"/>
+      </w:pPr>
+      <w:rPr>
+        <w:rFonts w:ascii="Wingdings" w:hAnsi="Wingdings" w:hint="default"/>
+      </w:rPr>
+    </w:lvl>
+    <w:lvl w:ilvl="3" w:tplc="04090001" w:tentative="1">
+      <w:start w:val="1"/>
+      <w:numFmt w:val="bullet"/>
+      <w:lvlText w:val=""/>
+      <w:lvlJc w:val="left"/>
+      <w:pPr>
+        <w:ind w:left="2520" w:hanging="360"/>
+      </w:pPr>
+      <w:rPr>
+        <w:rFonts w:ascii="Symbol" w:hAnsi="Symbol" w:hint="default"/>
+      </w:rPr>
+    </w:lvl>
+    <w:lvl w:ilvl="4" w:tplc="04090003" w:tentative="1">
+      <w:start w:val="1"/>
+      <w:numFmt w:val="bullet"/>
+      <w:lvlText w:val="o"/>
+      <w:lvlJc w:val="left"/>
+      <w:pPr>
+        <w:ind w:left="3240" w:hanging="360"/>
+      </w:pPr>
+      <w:rPr>
+        <w:rFonts w:ascii="Courier New" w:hAnsi="Courier New" w:cs="Courier New" w:hint="default"/>
+      </w:rPr>
+    </w:lvl>
+    <w:lvl w:ilvl="5" w:tplc="04090005" w:tentative="1">
+      <w:start w:val="1"/>
+      <w:numFmt w:val="bullet"/>
+      <w:lvlText w:val=""/>
+      <w:lvlJc w:val="left"/>
+      <w:pPr>
+        <w:ind w:left="3960" w:hanging="360"/>
+      </w:pPr>
+      <w:rPr>
+        <w:rFonts w:ascii="Wingdings" w:hAnsi="Wingdings" w:hint="default"/>
+      </w:rPr>
+    </w:lvl>
+    <w:lvl w:ilvl="6" w:tplc="04090001" w:tentative="1">
+      <w:start w:val="1"/>
+      <w:numFmt w:val="bullet"/>
+      <w:lvlText w:val=""/>
+      <w:lvlJc w:val="left"/>
+      <w:pPr>
+        <w:ind w:left="4680" w:hanging="360"/>
+      </w:pPr>
+      <w:rPr>
+        <w:rFonts w:ascii="Symbol" w:hAnsi="Symbol" w:hint="default"/>
+      </w:rPr>
+    </w:lvl>
+    <w:lvl w:ilvl="7" w:tplc="04090003" w:tentative="1">
+      <w:start w:val="1"/>
+      <w:numFmt w:val="bullet"/>
+      <w:lvlText w:val="o"/>
+      <w:lvlJc w:val="left"/>
+      <w:pPr>
+        <w:ind w:left="5400" w:hanging="360"/>
+      </w:pPr>
+      <w:rPr>
+        <w:rFonts w:ascii="Courier New" w:hAnsi="Courier New" w:cs="Courier New" w:hint="default"/>
+      </w:rPr>
+    </w:lvl>
+    <w:lvl w:ilvl="8" w:tplc="04090005" w:tentative="1">
+      <w:start w:val="1"/>
+      <w:numFmt w:val="bullet"/>
+      <w:lvlText w:val=""/>
+      <w:lvlJc w:val="left"/>
+      <w:pPr>
+        <w:ind w:left="6120" w:hanging="360"/>
+      </w:pPr>
+      <w:rPr>
+        <w:rFonts w:ascii="Wingdings" w:hAnsi="Wingdings" w:hint="default"/>
+      </w:rPr>
+    </w:lvl>
+  </w:abstractNum>
+  <w:abstractNum w:abstractNumId="35" w15:restartNumberingAfterBreak="0">
     <w:nsid w:val="6F166BC8"/>
     <w:multiLevelType w:val="hybridMultilevel"/>
     <w:tmpl w:val="5450DF0E"/>
@@ -10638,7 +15747,7 @@
       </w:rPr>
     </w:lvl>
   </w:abstractNum>
-  <w:abstractNum w:abstractNumId="29" w15:restartNumberingAfterBreak="0">
+  <w:abstractNum w:abstractNumId="36" w15:restartNumberingAfterBreak="0">
     <w:nsid w:val="74AB02A7"/>
     <w:multiLevelType w:val="hybridMultilevel"/>
     <w:tmpl w:val="C99054E4"/>
@@ -10751,7 +15860,7 @@
       </w:rPr>
     </w:lvl>
   </w:abstractNum>
-  <w:abstractNum w:abstractNumId="30" w15:restartNumberingAfterBreak="0">
+  <w:abstractNum w:abstractNumId="37" w15:restartNumberingAfterBreak="0">
     <w:nsid w:val="7681171A"/>
     <w:multiLevelType w:val="hybridMultilevel"/>
     <w:tmpl w:val="071AEE76"/>
@@ -10864,7 +15973,7 @@
       </w:rPr>
     </w:lvl>
   </w:abstractNum>
-  <w:abstractNum w:abstractNumId="31" w15:restartNumberingAfterBreak="0">
+  <w:abstractNum w:abstractNumId="38" w15:restartNumberingAfterBreak="0">
     <w:nsid w:val="7A433030"/>
     <w:multiLevelType w:val="hybridMultilevel"/>
     <w:tmpl w:val="C5E68486"/>
@@ -10977,7 +16086,7 @@
       </w:rPr>
     </w:lvl>
   </w:abstractNum>
-  <w:abstractNum w:abstractNumId="32" w15:restartNumberingAfterBreak="0">
+  <w:abstractNum w:abstractNumId="39" w15:restartNumberingAfterBreak="0">
     <w:nsid w:val="7E5E1FEA"/>
     <w:multiLevelType w:val="hybridMultilevel"/>
     <w:tmpl w:val="1C64914A"/>
@@ -11090,7 +16199,7 @@
       </w:rPr>
     </w:lvl>
   </w:abstractNum>
-  <w:abstractNum w:abstractNumId="33" w15:restartNumberingAfterBreak="0">
+  <w:abstractNum w:abstractNumId="40" w15:restartNumberingAfterBreak="0">
     <w:nsid w:val="7EC8258B"/>
     <w:multiLevelType w:val="hybridMultilevel"/>
     <w:tmpl w:val="0616F9F2"/>
@@ -11203,7 +16312,7 @@
       </w:rPr>
     </w:lvl>
   </w:abstractNum>
-  <w:abstractNum w:abstractNumId="34" w15:restartNumberingAfterBreak="0">
+  <w:abstractNum w:abstractNumId="41" w15:restartNumberingAfterBreak="0">
     <w:nsid w:val="7EEB4865"/>
     <w:multiLevelType w:val="hybridMultilevel"/>
     <w:tmpl w:val="08F63770"/>
@@ -11317,37 +16426,37 @@
     </w:lvl>
   </w:abstractNum>
   <w:num w:numId="1" w16cid:durableId="115415679">
-    <w:abstractNumId w:val="17"/>
+    <w:abstractNumId w:val="21"/>
   </w:num>
   <w:num w:numId="2" w16cid:durableId="1190333084">
-    <w:abstractNumId w:val="18"/>
+    <w:abstractNumId w:val="22"/>
   </w:num>
   <w:num w:numId="3" w16cid:durableId="1655184505">
     <w:abstractNumId w:val="2"/>
   </w:num>
   <w:num w:numId="4" w16cid:durableId="407583132">
-    <w:abstractNumId w:val="22"/>
+    <w:abstractNumId w:val="28"/>
   </w:num>
   <w:num w:numId="5" w16cid:durableId="2001496723">
-    <w:abstractNumId w:val="21"/>
+    <w:abstractNumId w:val="26"/>
   </w:num>
   <w:num w:numId="6" w16cid:durableId="670909128">
-    <w:abstractNumId w:val="9"/>
+    <w:abstractNumId w:val="13"/>
   </w:num>
   <w:num w:numId="7" w16cid:durableId="1331447265">
     <w:abstractNumId w:val="4"/>
   </w:num>
   <w:num w:numId="8" w16cid:durableId="66340676">
-    <w:abstractNumId w:val="12"/>
+    <w:abstractNumId w:val="16"/>
   </w:num>
   <w:num w:numId="9" w16cid:durableId="128591684">
     <w:abstractNumId w:val="3"/>
   </w:num>
   <w:num w:numId="10" w16cid:durableId="842428818">
-    <w:abstractNumId w:val="14"/>
+    <w:abstractNumId w:val="18"/>
   </w:num>
   <w:num w:numId="11" w16cid:durableId="252587664">
-    <w:abstractNumId w:val="33"/>
+    <w:abstractNumId w:val="40"/>
   </w:num>
   <w:num w:numId="12" w16cid:durableId="1864441290">
     <w:abstractNumId w:val="0"/>
@@ -11356,70 +16465,91 @@
     <w:abstractNumId w:val="1"/>
   </w:num>
   <w:num w:numId="14" w16cid:durableId="1631594971">
+    <w:abstractNumId w:val="37"/>
+  </w:num>
+  <w:num w:numId="15" w16cid:durableId="674918877">
+    <w:abstractNumId w:val="36"/>
+  </w:num>
+  <w:num w:numId="16" w16cid:durableId="1276403776">
+    <w:abstractNumId w:val="20"/>
+  </w:num>
+  <w:num w:numId="17" w16cid:durableId="2112041985">
+    <w:abstractNumId w:val="23"/>
+  </w:num>
+  <w:num w:numId="18" w16cid:durableId="1646738210">
+    <w:abstractNumId w:val="15"/>
+  </w:num>
+  <w:num w:numId="19" w16cid:durableId="226309148">
+    <w:abstractNumId w:val="33"/>
+  </w:num>
+  <w:num w:numId="20" w16cid:durableId="680207219">
+    <w:abstractNumId w:val="14"/>
+  </w:num>
+  <w:num w:numId="21" w16cid:durableId="826046621">
+    <w:abstractNumId w:val="35"/>
+  </w:num>
+  <w:num w:numId="22" w16cid:durableId="500968977">
+    <w:abstractNumId w:val="39"/>
+  </w:num>
+  <w:num w:numId="23" w16cid:durableId="1245991022">
+    <w:abstractNumId w:val="31"/>
+  </w:num>
+  <w:num w:numId="24" w16cid:durableId="464350958">
     <w:abstractNumId w:val="30"/>
   </w:num>
-  <w:num w:numId="15" w16cid:durableId="674918877">
+  <w:num w:numId="25" w16cid:durableId="1540583620">
+    <w:abstractNumId w:val="32"/>
+  </w:num>
+  <w:num w:numId="26" w16cid:durableId="1796827146">
+    <w:abstractNumId w:val="8"/>
+  </w:num>
+  <w:num w:numId="27" w16cid:durableId="631133297">
+    <w:abstractNumId w:val="17"/>
+  </w:num>
+  <w:num w:numId="28" w16cid:durableId="1958487334">
     <w:abstractNumId w:val="29"/>
   </w:num>
-  <w:num w:numId="16" w16cid:durableId="1276403776">
-    <w:abstractNumId w:val="16"/>
+  <w:num w:numId="29" w16cid:durableId="1300577738">
+    <w:abstractNumId w:val="12"/>
   </w:num>
-  <w:num w:numId="17" w16cid:durableId="2112041985">
+  <w:num w:numId="30" w16cid:durableId="1319767544">
+    <w:abstractNumId w:val="7"/>
+  </w:num>
+  <w:num w:numId="31" w16cid:durableId="361828090">
     <w:abstractNumId w:val="19"/>
   </w:num>
-  <w:num w:numId="18" w16cid:durableId="1646738210">
+  <w:num w:numId="32" w16cid:durableId="445582602">
+    <w:abstractNumId w:val="38"/>
+  </w:num>
+  <w:num w:numId="33" w16cid:durableId="1461458438">
+    <w:abstractNumId w:val="6"/>
+  </w:num>
+  <w:num w:numId="34" w16cid:durableId="278999216">
+    <w:abstractNumId w:val="41"/>
+  </w:num>
+  <w:num w:numId="35" w16cid:durableId="1837186236">
+    <w:abstractNumId w:val="24"/>
+  </w:num>
+  <w:num w:numId="36" w16cid:durableId="1070808878">
+    <w:abstractNumId w:val="9"/>
+  </w:num>
+  <w:num w:numId="37" w16cid:durableId="1915161235">
+    <w:abstractNumId w:val="25"/>
+  </w:num>
+  <w:num w:numId="38" w16cid:durableId="894509588">
+    <w:abstractNumId w:val="10"/>
+  </w:num>
+  <w:num w:numId="39" w16cid:durableId="2119375313">
+    <w:abstractNumId w:val="5"/>
+  </w:num>
+  <w:num w:numId="40" w16cid:durableId="1617055824">
+    <w:abstractNumId w:val="27"/>
+  </w:num>
+  <w:num w:numId="41" w16cid:durableId="433089403">
     <w:abstractNumId w:val="11"/>
   </w:num>
-  <w:num w:numId="19" w16cid:durableId="226309148">
-    <w:abstractNumId w:val="27"/>
-  </w:num>
-  <w:num w:numId="20" w16cid:durableId="680207219">
-    <w:abstractNumId w:val="10"/>
-  </w:num>
-  <w:num w:numId="21" w16cid:durableId="826046621">
-    <w:abstractNumId w:val="28"/>
-  </w:num>
-  <w:num w:numId="22" w16cid:durableId="500968977">
-    <w:abstractNumId w:val="32"/>
-  </w:num>
-  <w:num w:numId="23" w16cid:durableId="1245991022">
-    <w:abstractNumId w:val="25"/>
-  </w:num>
-  <w:num w:numId="24" w16cid:durableId="464350958">
-    <w:abstractNumId w:val="24"/>
-  </w:num>
-  <w:num w:numId="25" w16cid:durableId="1540583620">
-    <w:abstractNumId w:val="26"/>
-  </w:num>
-  <w:num w:numId="26" w16cid:durableId="1796827146">
-    <w:abstractNumId w:val="7"/>
-  </w:num>
-  <w:num w:numId="27" w16cid:durableId="631133297">
-    <w:abstractNumId w:val="13"/>
-  </w:num>
-  <w:num w:numId="28" w16cid:durableId="1958487334">
-    <w:abstractNumId w:val="23"/>
-  </w:num>
-  <w:num w:numId="29" w16cid:durableId="1300577738">
-    <w:abstractNumId w:val="8"/>
-  </w:num>
-  <w:num w:numId="30" w16cid:durableId="1319767544">
-    <w:abstractNumId w:val="6"/>
-  </w:num>
-  <w:num w:numId="31" w16cid:durableId="361828090">
-    <w:abstractNumId w:val="15"/>
-  </w:num>
-  <w:num w:numId="32" w16cid:durableId="445582602">
-    <w:abstractNumId w:val="31"/>
-  </w:num>
-  <w:num w:numId="33" w16cid:durableId="1461458438">
-    <w:abstractNumId w:val="5"/>
-  </w:num>
-  <w:num w:numId="34" w16cid:durableId="278999216">
+  <w:num w:numId="42" w16cid:durableId="349530848">
     <w:abstractNumId w:val="34"/>
-  </w:num>
-  <w:num w:numId="35" w16cid:durableId="1837186236">
-    <w:abstractNumId w:val="20"/>
   </w:num>
 </w:numbering>
 </file>
@@ -12027,7 +17157,6 @@
   <w:style w:type="character" w:default="1" w:styleId="DefaultParagraphFont">
     <w:name w:val="Default Paragraph Font"/>
     <w:uiPriority w:val="1"/>
-    <w:semiHidden/>
     <w:unhideWhenUsed/>
   </w:style>
   <w:style w:type="table" w:default="1" w:styleId="TableNormal">
@@ -12480,6 +17609,126 @@
       </w:tcPr>
     </w:tblStylePr>
   </w:style>
+  <w:style w:type="paragraph" w:styleId="Header">
+    <w:name w:val="header"/>
+    <w:basedOn w:val="Normal"/>
+    <w:link w:val="HeaderChar"/>
+    <w:uiPriority w:val="99"/>
+    <w:unhideWhenUsed/>
+    <w:rsid w:val="00851E56"/>
+    <w:pPr>
+      <w:tabs>
+        <w:tab w:val="center" w:pos="4680"/>
+        <w:tab w:val="right" w:pos="9360"/>
+      </w:tabs>
+      <w:spacing w:after="0" w:line="240" w:lineRule="auto"/>
+    </w:pPr>
+  </w:style>
+  <w:style w:type="character" w:customStyle="1" w:styleId="HeaderChar">
+    <w:name w:val="Header Char"/>
+    <w:basedOn w:val="DefaultParagraphFont"/>
+    <w:link w:val="Header"/>
+    <w:uiPriority w:val="99"/>
+    <w:rsid w:val="00851E56"/>
+  </w:style>
+  <w:style w:type="paragraph" w:styleId="Footer">
+    <w:name w:val="footer"/>
+    <w:basedOn w:val="Normal"/>
+    <w:link w:val="FooterChar"/>
+    <w:uiPriority w:val="99"/>
+    <w:unhideWhenUsed/>
+    <w:rsid w:val="00851E56"/>
+    <w:pPr>
+      <w:tabs>
+        <w:tab w:val="center" w:pos="4680"/>
+        <w:tab w:val="right" w:pos="9360"/>
+      </w:tabs>
+      <w:spacing w:after="0" w:line="240" w:lineRule="auto"/>
+    </w:pPr>
+  </w:style>
+  <w:style w:type="character" w:customStyle="1" w:styleId="FooterChar">
+    <w:name w:val="Footer Char"/>
+    <w:basedOn w:val="DefaultParagraphFont"/>
+    <w:link w:val="Footer"/>
+    <w:uiPriority w:val="99"/>
+    <w:rsid w:val="00851E56"/>
+  </w:style>
+  <w:style w:type="table" w:styleId="GridTable4-Accent3">
+    <w:name w:val="Grid Table 4 Accent 3"/>
+    <w:basedOn w:val="TableNormal"/>
+    <w:uiPriority w:val="49"/>
+    <w:rsid w:val="00FC063C"/>
+    <w:pPr>
+      <w:spacing w:after="0" w:line="240" w:lineRule="auto"/>
+    </w:pPr>
+    <w:tblPr>
+      <w:tblStyleRowBandSize w:val="1"/>
+      <w:tblStyleColBandSize w:val="1"/>
+      <w:tblBorders>
+        <w:top w:val="single" w:sz="4" w:space="0" w:color="47D459" w:themeColor="accent3" w:themeTint="99"/>
+        <w:left w:val="single" w:sz="4" w:space="0" w:color="47D459" w:themeColor="accent3" w:themeTint="99"/>
+        <w:bottom w:val="single" w:sz="4" w:space="0" w:color="47D459" w:themeColor="accent3" w:themeTint="99"/>
+        <w:right w:val="single" w:sz="4" w:space="0" w:color="47D459" w:themeColor="accent3" w:themeTint="99"/>
+        <w:insideH w:val="single" w:sz="4" w:space="0" w:color="47D459" w:themeColor="accent3" w:themeTint="99"/>
+        <w:insideV w:val="single" w:sz="4" w:space="0" w:color="47D459" w:themeColor="accent3" w:themeTint="99"/>
+      </w:tblBorders>
+    </w:tblPr>
+    <w:tblStylePr w:type="firstRow">
+      <w:rPr>
+        <w:b/>
+        <w:bCs/>
+        <w:color w:val="FFFFFF" w:themeColor="background1"/>
+      </w:rPr>
+      <w:tblPr/>
+      <w:tcPr>
+        <w:tcBorders>
+          <w:top w:val="single" w:sz="4" w:space="0" w:color="196B24" w:themeColor="accent3"/>
+          <w:left w:val="single" w:sz="4" w:space="0" w:color="196B24" w:themeColor="accent3"/>
+          <w:bottom w:val="single" w:sz="4" w:space="0" w:color="196B24" w:themeColor="accent3"/>
+          <w:right w:val="single" w:sz="4" w:space="0" w:color="196B24" w:themeColor="accent3"/>
+          <w:insideH w:val="nil"/>
+          <w:insideV w:val="nil"/>
+        </w:tcBorders>
+        <w:shd w:val="clear" w:color="auto" w:fill="196B24" w:themeFill="accent3"/>
+      </w:tcPr>
+    </w:tblStylePr>
+    <w:tblStylePr w:type="lastRow">
+      <w:rPr>
+        <w:b/>
+        <w:bCs/>
+      </w:rPr>
+      <w:tblPr/>
+      <w:tcPr>
+        <w:tcBorders>
+          <w:top w:val="double" w:sz="4" w:space="0" w:color="196B24" w:themeColor="accent3"/>
+        </w:tcBorders>
+      </w:tcPr>
+    </w:tblStylePr>
+    <w:tblStylePr w:type="firstCol">
+      <w:rPr>
+        <w:b/>
+        <w:bCs/>
+      </w:rPr>
+    </w:tblStylePr>
+    <w:tblStylePr w:type="lastCol">
+      <w:rPr>
+        <w:b/>
+        <w:bCs/>
+      </w:rPr>
+    </w:tblStylePr>
+    <w:tblStylePr w:type="band1Vert">
+      <w:tblPr/>
+      <w:tcPr>
+        <w:shd w:val="clear" w:color="auto" w:fill="C1F0C7" w:themeFill="accent3" w:themeFillTint="33"/>
+      </w:tcPr>
+    </w:tblStylePr>
+    <w:tblStylePr w:type="band1Horz">
+      <w:tblPr/>
+      <w:tcPr>
+        <w:shd w:val="clear" w:color="auto" w:fill="C1F0C7" w:themeFill="accent3" w:themeFillTint="33"/>
+      </w:tcPr>
+    </w:tblStylePr>
+  </w:style>
 </w:styles>
 </file>
 

--- a/flutter_more_documents/f26_part2_of_flutter_extras_of_basic.docx
+++ b/flutter_more_documents/f26_part2_of_flutter_extras_of_basic.docx
@@ -6164,6 +6164,8 @@
         </w:numPr>
         <w:jc w:val="both"/>
         <w:rPr>
+          <w:b/>
+          <w:bCs/>
           <w:sz w:val="32"/>
           <w:szCs w:val="32"/>
         </w:rPr>
@@ -6171,6 +6173,8 @@
       <w:proofErr w:type="spellStart"/>
       <w:r>
         <w:rPr>
+          <w:b/>
+          <w:bCs/>
           <w:sz w:val="32"/>
           <w:szCs w:val="32"/>
         </w:rPr>
@@ -6215,6 +6219,8 @@
       <w:proofErr w:type="spellStart"/>
       <w:r>
         <w:rPr>
+          <w:b/>
+          <w:bCs/>
           <w:sz w:val="32"/>
           <w:szCs w:val="32"/>
         </w:rPr>
@@ -8584,21 +8590,7 @@
           <w:sz w:val="32"/>
           <w:szCs w:val="32"/>
         </w:rPr>
-        <w:t>F</w:t>
-      </w:r>
-      <w:r>
-        <w:rPr>
-          <w:sz w:val="32"/>
-          <w:szCs w:val="32"/>
-        </w:rPr>
-        <w:t>aster</w:t>
-      </w:r>
-      <w:r>
-        <w:rPr>
-          <w:sz w:val="32"/>
-          <w:szCs w:val="32"/>
-        </w:rPr>
-        <w:t xml:space="preserve"> and simpler</w:t>
+        <w:t>Faster and simpler</w:t>
       </w:r>
     </w:p>
     <w:p>
@@ -9839,19 +9831,8 @@
           <w:sz w:val="28"/>
           <w:szCs w:val="28"/>
         </w:rPr>
-        <w:t xml:space="preserve">/SPM downloads native iOS </w:t>
-      </w:r>
-      <w:proofErr w:type="spellStart"/>
-      <w:r>
-        <w:rPr>
-          <w:b/>
-          <w:bCs/>
-          <w:sz w:val="28"/>
-          <w:szCs w:val="28"/>
-        </w:rPr>
-        <w:t>libraries</w:t>
-      </w:r>
-      <w:proofErr w:type="spellEnd"/>
+        <w:t>/SPM downloads native iOS libraries</w:t>
+      </w:r>
     </w:p>
     <w:p>
       <w:pPr>
@@ -9873,14 +9854,7 @@
           <w:sz w:val="32"/>
           <w:szCs w:val="32"/>
         </w:rPr>
-        <w:t>So,</w:t>
-      </w:r>
-      <w:r>
-        <w:rPr>
-          <w:sz w:val="32"/>
-          <w:szCs w:val="32"/>
-        </w:rPr>
-        <w:t xml:space="preserve"> the responsibilities are:</w:t>
+        <w:t>So, the responsibilities are:</w:t>
       </w:r>
     </w:p>
     <w:p>
@@ -17157,6 +17131,7 @@
   <w:style w:type="character" w:default="1" w:styleId="DefaultParagraphFont">
     <w:name w:val="Default Paragraph Font"/>
     <w:uiPriority w:val="1"/>
+    <w:semiHidden/>
     <w:unhideWhenUsed/>
   </w:style>
   <w:style w:type="table" w:default="1" w:styleId="TableNormal">

--- a/flutter_more_documents/f26_part2_of_flutter_extras_of_basic.docx
+++ b/flutter_more_documents/f26_part2_of_flutter_extras_of_basic.docx
@@ -320,6 +320,192 @@
           <w:szCs w:val="32"/>
         </w:rPr>
       </w:pPr>
+      <w:r>
+        <w:rPr>
+          <w:sz w:val="32"/>
+          <w:szCs w:val="32"/>
+        </w:rPr>
+        <w:t># It can compile to multiple targets like:</w:t>
+      </w:r>
+    </w:p>
+    <w:p>
+      <w:pPr>
+        <w:pStyle w:val="ListParagraph"/>
+        <w:numPr>
+          <w:ilvl w:val="0"/>
+          <w:numId w:val="43"/>
+        </w:numPr>
+        <w:jc w:val="both"/>
+        <w:rPr>
+          <w:sz w:val="32"/>
+          <w:szCs w:val="32"/>
+        </w:rPr>
+      </w:pPr>
+      <w:r>
+        <w:rPr>
+          <w:sz w:val="32"/>
+          <w:szCs w:val="32"/>
+        </w:rPr>
+        <w:t>Native ARM64 machine code (For android and iOS)</w:t>
+      </w:r>
+    </w:p>
+    <w:p>
+      <w:pPr>
+        <w:pStyle w:val="ListParagraph"/>
+        <w:numPr>
+          <w:ilvl w:val="0"/>
+          <w:numId w:val="43"/>
+        </w:numPr>
+        <w:jc w:val="both"/>
+        <w:rPr>
+          <w:sz w:val="32"/>
+          <w:szCs w:val="32"/>
+        </w:rPr>
+      </w:pPr>
+      <w:r>
+        <w:rPr>
+          <w:b/>
+          <w:bCs/>
+          <w:sz w:val="32"/>
+          <w:szCs w:val="32"/>
+        </w:rPr>
+        <w:t>JavaScript</w:t>
+      </w:r>
+      <w:r>
+        <w:rPr>
+          <w:sz w:val="32"/>
+          <w:szCs w:val="32"/>
+        </w:rPr>
+        <w:t xml:space="preserve"> (</w:t>
+      </w:r>
+      <w:bookmarkStart w:id="0" w:name="_Hlk235894396"/>
+      <w:r>
+        <w:rPr>
+          <w:b/>
+          <w:bCs/>
+          <w:sz w:val="32"/>
+          <w:szCs w:val="32"/>
+        </w:rPr>
+        <w:t>Dart2JS</w:t>
+      </w:r>
+      <w:r>
+        <w:rPr>
+          <w:sz w:val="32"/>
+          <w:szCs w:val="32"/>
+        </w:rPr>
+        <w:t xml:space="preserve"> compiler converts </w:t>
+      </w:r>
+      <w:r>
+        <w:rPr>
+          <w:b/>
+          <w:bCs/>
+          <w:sz w:val="32"/>
+          <w:szCs w:val="32"/>
+        </w:rPr>
+        <w:t>Dart</w:t>
+      </w:r>
+      <w:r>
+        <w:rPr>
+          <w:b/>
+          <w:bCs/>
+          <w:sz w:val="32"/>
+          <w:szCs w:val="32"/>
+        </w:rPr>
+        <w:t xml:space="preserve"> </w:t>
+      </w:r>
+      <w:r>
+        <w:rPr>
+          <w:sz w:val="32"/>
+          <w:szCs w:val="32"/>
+        </w:rPr>
+        <w:t xml:space="preserve">code </w:t>
+      </w:r>
+      <w:r>
+        <w:rPr>
+          <w:sz w:val="32"/>
+          <w:szCs w:val="32"/>
+        </w:rPr>
+        <w:sym w:font="Wingdings" w:char="F0E0"/>
+      </w:r>
+      <w:r>
+        <w:rPr>
+          <w:b/>
+          <w:bCs/>
+          <w:sz w:val="32"/>
+          <w:szCs w:val="32"/>
+        </w:rPr>
+        <w:t xml:space="preserve"> JS</w:t>
+      </w:r>
+      <w:r>
+        <w:rPr>
+          <w:b/>
+          <w:bCs/>
+          <w:sz w:val="32"/>
+          <w:szCs w:val="32"/>
+        </w:rPr>
+        <w:t xml:space="preserve"> </w:t>
+      </w:r>
+      <w:r>
+        <w:rPr>
+          <w:sz w:val="32"/>
+          <w:szCs w:val="32"/>
+        </w:rPr>
+        <w:t>code</w:t>
+      </w:r>
+      <w:bookmarkEnd w:id="0"/>
+      <w:r>
+        <w:rPr>
+          <w:sz w:val="32"/>
+          <w:szCs w:val="32"/>
+        </w:rPr>
+        <w:t>) for web browsers</w:t>
+      </w:r>
+    </w:p>
+    <w:p>
+      <w:pPr>
+        <w:pStyle w:val="ListParagraph"/>
+        <w:numPr>
+          <w:ilvl w:val="0"/>
+          <w:numId w:val="43"/>
+        </w:numPr>
+        <w:jc w:val="both"/>
+        <w:rPr>
+          <w:sz w:val="32"/>
+          <w:szCs w:val="32"/>
+        </w:rPr>
+      </w:pPr>
+      <w:r>
+        <w:rPr>
+          <w:sz w:val="32"/>
+          <w:szCs w:val="32"/>
+        </w:rPr>
+        <w:t>And</w:t>
+      </w:r>
+      <w:r>
+        <w:rPr>
+          <w:b/>
+          <w:bCs/>
+          <w:sz w:val="32"/>
+          <w:szCs w:val="32"/>
+        </w:rPr>
+        <w:t xml:space="preserve"> X86_64</w:t>
+      </w:r>
+      <w:r>
+        <w:rPr>
+          <w:sz w:val="32"/>
+          <w:szCs w:val="32"/>
+        </w:rPr>
+        <w:t xml:space="preserve"> (self-contained executables for Windows, Mac OS and Linux)</w:t>
+      </w:r>
+    </w:p>
+    <w:p>
+      <w:pPr>
+        <w:jc w:val="both"/>
+        <w:rPr>
+          <w:sz w:val="32"/>
+          <w:szCs w:val="32"/>
+        </w:rPr>
+      </w:pPr>
     </w:p>
     <w:p>
       <w:pPr>
@@ -408,6 +594,7 @@
           <w:sz w:val="32"/>
           <w:szCs w:val="32"/>
         </w:rPr>
+        <w:lastRenderedPageBreak/>
         <w:t>Widgets are lightweight, immutable and rebuilt frequently</w:t>
       </w:r>
     </w:p>
@@ -602,7 +789,6 @@
           <w:sz w:val="32"/>
           <w:szCs w:val="32"/>
         </w:rPr>
-        <w:lastRenderedPageBreak/>
         <w:t xml:space="preserve">Stores widget </w:t>
       </w:r>
       <w:r>
@@ -1119,6 +1305,7 @@
           <w:sz w:val="32"/>
           <w:szCs w:val="32"/>
         </w:rPr>
+        <w:lastRenderedPageBreak/>
         <w:t>Rendering engine converts UI into pixels</w:t>
       </w:r>
     </w:p>
@@ -1278,7 +1465,6 @@
           <w:sz w:val="32"/>
           <w:szCs w:val="32"/>
         </w:rPr>
-        <w:lastRenderedPageBreak/>
         <w:t>An Android Activity usually</w:t>
       </w:r>
       <w:r>
@@ -1764,6 +1950,7 @@
           <w:sz w:val="32"/>
           <w:szCs w:val="32"/>
         </w:rPr>
+        <w:lastRenderedPageBreak/>
         <w:t xml:space="preserve">   ↓</w:t>
       </w:r>
     </w:p>
@@ -1933,7 +2120,6 @@
           <w:sz w:val="32"/>
           <w:szCs w:val="32"/>
         </w:rPr>
-        <w:lastRenderedPageBreak/>
         <w:t xml:space="preserve">   ↓</w:t>
       </w:r>
     </w:p>
@@ -2362,6 +2548,7 @@
           <w:sz w:val="32"/>
           <w:szCs w:val="32"/>
         </w:rPr>
+        <w:lastRenderedPageBreak/>
         <w:t>Chrome</w:t>
       </w:r>
     </w:p>
@@ -2533,7 +2720,6 @@
                 <w:sz w:val="32"/>
                 <w:szCs w:val="32"/>
               </w:rPr>
-              <w:lastRenderedPageBreak/>
               <w:t>Skia</w:t>
             </w:r>
             <w:proofErr w:type="spellEnd"/>
@@ -3301,7 +3487,6 @@
           <w:sz w:val="32"/>
           <w:szCs w:val="32"/>
         </w:rPr>
-        <w:lastRenderedPageBreak/>
         <w:t>Faster development</w:t>
       </w:r>
     </w:p>
@@ -3706,6 +3891,7 @@
           <w:sz w:val="32"/>
           <w:szCs w:val="32"/>
         </w:rPr>
+        <w:lastRenderedPageBreak/>
         <w:t>#</w:t>
       </w:r>
       <w:r>
@@ -4326,6 +4512,7 @@
           <w:sz w:val="32"/>
           <w:szCs w:val="32"/>
         </w:rPr>
+        <w:lastRenderedPageBreak/>
         <w:t>Android Activity:</w:t>
       </w:r>
     </w:p>
@@ -4424,7 +4611,6 @@
           <w:sz w:val="32"/>
           <w:szCs w:val="32"/>
         </w:rPr>
-        <w:lastRenderedPageBreak/>
         <w:t># But Activity itself belongs to the Android SDK/framework.</w:t>
       </w:r>
     </w:p>
@@ -5021,7 +5207,6 @@
                 <w:sz w:val="32"/>
                 <w:szCs w:val="32"/>
               </w:rPr>
-              <w:lastRenderedPageBreak/>
               <w:t>Area</w:t>
             </w:r>
           </w:p>
@@ -5638,7 +5823,6 @@
           <w:sz w:val="32"/>
           <w:szCs w:val="32"/>
         </w:rPr>
-        <w:lastRenderedPageBreak/>
         <w:t>Flutter UI → Platform Channel → Kotlin/Swift Native Code</w:t>
       </w:r>
     </w:p>
@@ -5923,6 +6107,7 @@
           <w:sz w:val="32"/>
           <w:szCs w:val="32"/>
         </w:rPr>
+        <w:lastRenderedPageBreak/>
         <w:t># WebSocket itself is a communication protocol/API mechanism. WebSocket avoids repeated HTTP request-response cycles and instead keeps one persistent real-time connection open.</w:t>
       </w:r>
     </w:p>
@@ -5995,7 +6180,6 @@
           <w:sz w:val="32"/>
           <w:szCs w:val="32"/>
         </w:rPr>
-        <w:lastRenderedPageBreak/>
         <w:t>Connection opens once</w:t>
       </w:r>
     </w:p>
@@ -6416,7 +6600,6 @@
           <w:sz w:val="32"/>
           <w:szCs w:val="32"/>
         </w:rPr>
-        <w:lastRenderedPageBreak/>
         <w:t xml:space="preserve"># Our </w:t>
       </w:r>
       <w:r>
@@ -6968,6 +7151,7 @@
           <w:sz w:val="32"/>
           <w:szCs w:val="32"/>
         </w:rPr>
+        <w:lastRenderedPageBreak/>
         <w:t># It automates everything required to build an Android app. For example, when we run:</w:t>
       </w:r>
     </w:p>
@@ -7057,7 +7241,6 @@
           <w:sz w:val="32"/>
           <w:szCs w:val="32"/>
         </w:rPr>
-        <w:lastRenderedPageBreak/>
         <w:t>./</w:t>
       </w:r>
       <w:proofErr w:type="spellStart"/>
@@ -7444,6 +7627,7 @@
           <w:sz w:val="32"/>
           <w:szCs w:val="32"/>
         </w:rPr>
+        <w:lastRenderedPageBreak/>
         <w:t xml:space="preserve"># Apple doesn’t use Gradle. Instead Xcode builds apps. But third-party libraries come from </w:t>
       </w:r>
       <w:proofErr w:type="spellStart"/>
@@ -7564,7 +7748,6 @@
           <w:sz w:val="32"/>
           <w:szCs w:val="32"/>
         </w:rPr>
-        <w:lastRenderedPageBreak/>
         <w:t>Bluetooth</w:t>
       </w:r>
     </w:p>
@@ -8038,6 +8221,7 @@
           <w:sz w:val="32"/>
           <w:szCs w:val="32"/>
         </w:rPr>
+        <w:lastRenderedPageBreak/>
         <w:t xml:space="preserve"># </w:t>
       </w:r>
       <w:r>
@@ -8193,7 +8377,6 @@
           <w:sz w:val="32"/>
           <w:szCs w:val="32"/>
         </w:rPr>
-        <w:lastRenderedPageBreak/>
         <w:t xml:space="preserve"># </w:t>
       </w:r>
       <w:r>
@@ -8778,6 +8961,7 @@
           <w:sz w:val="32"/>
           <w:szCs w:val="32"/>
         </w:rPr>
+        <w:lastRenderedPageBreak/>
         <w:t>// or</w:t>
       </w:r>
     </w:p>
@@ -8846,15 +9030,7 @@
           <w:sz w:val="32"/>
           <w:szCs w:val="32"/>
         </w:rPr>
-        <w:t xml:space="preserve"> is gradually improving support for Swift Package Manager, and more plugins are adding SPM support. During this </w:t>
-      </w:r>
-      <w:r>
-        <w:rPr>
-          <w:sz w:val="32"/>
-          <w:szCs w:val="32"/>
-        </w:rPr>
-        <w:lastRenderedPageBreak/>
-        <w:t xml:space="preserve">transition, many projects still use </w:t>
+        <w:t xml:space="preserve"> is gradually improving support for Swift Package Manager, and more plugins are adding SPM support. During this transition, many projects still use </w:t>
       </w:r>
       <w:proofErr w:type="spellStart"/>
       <w:r>
@@ -9422,7 +9598,15 @@
           <w:sz w:val="32"/>
           <w:szCs w:val="32"/>
         </w:rPr>
-        <w:t>"This plugin needs these iOS libraries."</w:t>
+        <w:t xml:space="preserve">"This plugin needs these </w:t>
+      </w:r>
+      <w:r>
+        <w:rPr>
+          <w:sz w:val="32"/>
+          <w:szCs w:val="32"/>
+        </w:rPr>
+        <w:lastRenderedPageBreak/>
+        <w:t>iOS libraries."</w:t>
       </w:r>
       <w:r>
         <w:rPr>
@@ -9512,7 +9696,6 @@
           <w:sz w:val="28"/>
           <w:szCs w:val="28"/>
         </w:rPr>
-        <w:lastRenderedPageBreak/>
         <w:t xml:space="preserve">       │</w:t>
       </w:r>
     </w:p>
@@ -10094,6 +10277,7 @@
                 <w:sz w:val="32"/>
                 <w:szCs w:val="32"/>
               </w:rPr>
+              <w:lastRenderedPageBreak/>
               <w:t>Gradle</w:t>
             </w:r>
           </w:p>
@@ -10246,7 +10430,6 @@
                 <w:sz w:val="32"/>
                 <w:szCs w:val="32"/>
               </w:rPr>
-              <w:lastRenderedPageBreak/>
               <w:t>CocoaPods</w:t>
             </w:r>
             <w:proofErr w:type="spellEnd"/>
@@ -10662,7 +10845,15 @@
           <w:sz w:val="32"/>
           <w:szCs w:val="32"/>
         </w:rPr>
-        <w:t xml:space="preserve"> Objects that survive a few collection cycles are moved here. This area handles longer-lived objects and is collected concurrently using mark-and-sweep or compacting algorithms so it doesn't freeze our app.</w:t>
+        <w:t xml:space="preserve"> Objects that survive a few collection cycles are moved here. This area handles longer-lived objects and is </w:t>
+      </w:r>
+      <w:r>
+        <w:rPr>
+          <w:sz w:val="32"/>
+          <w:szCs w:val="32"/>
+        </w:rPr>
+        <w:lastRenderedPageBreak/>
+        <w:t>collected concurrently using mark-and-sweep or compacting algorithms so it doesn't freeze our app.</w:t>
       </w:r>
     </w:p>
     <w:p>
@@ -11153,6 +11344,7 @@
           <w:sz w:val="32"/>
           <w:szCs w:val="32"/>
         </w:rPr>
+        <w:lastRenderedPageBreak/>
         <w:t>Debounce user input – prevent flooding API calls from search bars.</w:t>
       </w:r>
     </w:p>
@@ -11195,7 +11387,6 @@
           <w:sz w:val="32"/>
           <w:szCs w:val="32"/>
         </w:rPr>
-        <w:lastRenderedPageBreak/>
         <w:t xml:space="preserve">Optimize animations – use </w:t>
       </w:r>
       <w:proofErr w:type="spellStart"/>
@@ -14705,6 +14896,119 @@
     </w:lvl>
   </w:abstractNum>
   <w:abstractNum w:abstractNumId="27" w15:restartNumberingAfterBreak="0">
+    <w:nsid w:val="55A01DC0"/>
+    <w:multiLevelType w:val="hybridMultilevel"/>
+    <w:tmpl w:val="E82C902C"/>
+    <w:lvl w:ilvl="0" w:tplc="04090001">
+      <w:start w:val="1"/>
+      <w:numFmt w:val="bullet"/>
+      <w:lvlText w:val=""/>
+      <w:lvlJc w:val="left"/>
+      <w:pPr>
+        <w:ind w:left="360" w:hanging="360"/>
+      </w:pPr>
+      <w:rPr>
+        <w:rFonts w:ascii="Symbol" w:hAnsi="Symbol" w:hint="default"/>
+      </w:rPr>
+    </w:lvl>
+    <w:lvl w:ilvl="1" w:tplc="04090003" w:tentative="1">
+      <w:start w:val="1"/>
+      <w:numFmt w:val="bullet"/>
+      <w:lvlText w:val="o"/>
+      <w:lvlJc w:val="left"/>
+      <w:pPr>
+        <w:ind w:left="1080" w:hanging="360"/>
+      </w:pPr>
+      <w:rPr>
+        <w:rFonts w:ascii="Courier New" w:hAnsi="Courier New" w:cs="Courier New" w:hint="default"/>
+      </w:rPr>
+    </w:lvl>
+    <w:lvl w:ilvl="2" w:tplc="04090005" w:tentative="1">
+      <w:start w:val="1"/>
+      <w:numFmt w:val="bullet"/>
+      <w:lvlText w:val=""/>
+      <w:lvlJc w:val="left"/>
+      <w:pPr>
+        <w:ind w:left="1800" w:hanging="360"/>
+      </w:pPr>
+      <w:rPr>
+        <w:rFonts w:ascii="Wingdings" w:hAnsi="Wingdings" w:hint="default"/>
+      </w:rPr>
+    </w:lvl>
+    <w:lvl w:ilvl="3" w:tplc="04090001" w:tentative="1">
+      <w:start w:val="1"/>
+      <w:numFmt w:val="bullet"/>
+      <w:lvlText w:val=""/>
+      <w:lvlJc w:val="left"/>
+      <w:pPr>
+        <w:ind w:left="2520" w:hanging="360"/>
+      </w:pPr>
+      <w:rPr>
+        <w:rFonts w:ascii="Symbol" w:hAnsi="Symbol" w:hint="default"/>
+      </w:rPr>
+    </w:lvl>
+    <w:lvl w:ilvl="4" w:tplc="04090003" w:tentative="1">
+      <w:start w:val="1"/>
+      <w:numFmt w:val="bullet"/>
+      <w:lvlText w:val="o"/>
+      <w:lvlJc w:val="left"/>
+      <w:pPr>
+        <w:ind w:left="3240" w:hanging="360"/>
+      </w:pPr>
+      <w:rPr>
+        <w:rFonts w:ascii="Courier New" w:hAnsi="Courier New" w:cs="Courier New" w:hint="default"/>
+      </w:rPr>
+    </w:lvl>
+    <w:lvl w:ilvl="5" w:tplc="04090005" w:tentative="1">
+      <w:start w:val="1"/>
+      <w:numFmt w:val="bullet"/>
+      <w:lvlText w:val=""/>
+      <w:lvlJc w:val="left"/>
+      <w:pPr>
+        <w:ind w:left="3960" w:hanging="360"/>
+      </w:pPr>
+      <w:rPr>
+        <w:rFonts w:ascii="Wingdings" w:hAnsi="Wingdings" w:hint="default"/>
+      </w:rPr>
+    </w:lvl>
+    <w:lvl w:ilvl="6" w:tplc="04090001" w:tentative="1">
+      <w:start w:val="1"/>
+      <w:numFmt w:val="bullet"/>
+      <w:lvlText w:val=""/>
+      <w:lvlJc w:val="left"/>
+      <w:pPr>
+        <w:ind w:left="4680" w:hanging="360"/>
+      </w:pPr>
+      <w:rPr>
+        <w:rFonts w:ascii="Symbol" w:hAnsi="Symbol" w:hint="default"/>
+      </w:rPr>
+    </w:lvl>
+    <w:lvl w:ilvl="7" w:tplc="04090003" w:tentative="1">
+      <w:start w:val="1"/>
+      <w:numFmt w:val="bullet"/>
+      <w:lvlText w:val="o"/>
+      <w:lvlJc w:val="left"/>
+      <w:pPr>
+        <w:ind w:left="5400" w:hanging="360"/>
+      </w:pPr>
+      <w:rPr>
+        <w:rFonts w:ascii="Courier New" w:hAnsi="Courier New" w:cs="Courier New" w:hint="default"/>
+      </w:rPr>
+    </w:lvl>
+    <w:lvl w:ilvl="8" w:tplc="04090005" w:tentative="1">
+      <w:start w:val="1"/>
+      <w:numFmt w:val="bullet"/>
+      <w:lvlText w:val=""/>
+      <w:lvlJc w:val="left"/>
+      <w:pPr>
+        <w:ind w:left="6120" w:hanging="360"/>
+      </w:pPr>
+      <w:rPr>
+        <w:rFonts w:ascii="Wingdings" w:hAnsi="Wingdings" w:hint="default"/>
+      </w:rPr>
+    </w:lvl>
+  </w:abstractNum>
+  <w:abstractNum w:abstractNumId="28" w15:restartNumberingAfterBreak="0">
     <w:nsid w:val="567B679A"/>
     <w:multiLevelType w:val="hybridMultilevel"/>
     <w:tmpl w:val="9CAE3F30"/>
@@ -14817,7 +15121,7 @@
       </w:rPr>
     </w:lvl>
   </w:abstractNum>
-  <w:abstractNum w:abstractNumId="28" w15:restartNumberingAfterBreak="0">
+  <w:abstractNum w:abstractNumId="29" w15:restartNumberingAfterBreak="0">
     <w:nsid w:val="5862625F"/>
     <w:multiLevelType w:val="hybridMultilevel"/>
     <w:tmpl w:val="4EEE81CC"/>
@@ -14930,7 +15234,7 @@
       </w:rPr>
     </w:lvl>
   </w:abstractNum>
-  <w:abstractNum w:abstractNumId="29" w15:restartNumberingAfterBreak="0">
+  <w:abstractNum w:abstractNumId="30" w15:restartNumberingAfterBreak="0">
     <w:nsid w:val="5D2F0CE6"/>
     <w:multiLevelType w:val="hybridMultilevel"/>
     <w:tmpl w:val="19E24308"/>
@@ -15043,7 +15347,7 @@
       </w:rPr>
     </w:lvl>
   </w:abstractNum>
-  <w:abstractNum w:abstractNumId="30" w15:restartNumberingAfterBreak="0">
+  <w:abstractNum w:abstractNumId="31" w15:restartNumberingAfterBreak="0">
     <w:nsid w:val="5E4015BD"/>
     <w:multiLevelType w:val="hybridMultilevel"/>
     <w:tmpl w:val="495A6B36"/>
@@ -15156,7 +15460,7 @@
       </w:rPr>
     </w:lvl>
   </w:abstractNum>
-  <w:abstractNum w:abstractNumId="31" w15:restartNumberingAfterBreak="0">
+  <w:abstractNum w:abstractNumId="32" w15:restartNumberingAfterBreak="0">
     <w:nsid w:val="607817EA"/>
     <w:multiLevelType w:val="hybridMultilevel"/>
     <w:tmpl w:val="3A4CD732"/>
@@ -15269,7 +15573,7 @@
       </w:rPr>
     </w:lvl>
   </w:abstractNum>
-  <w:abstractNum w:abstractNumId="32" w15:restartNumberingAfterBreak="0">
+  <w:abstractNum w:abstractNumId="33" w15:restartNumberingAfterBreak="0">
     <w:nsid w:val="6315678D"/>
     <w:multiLevelType w:val="hybridMultilevel"/>
     <w:tmpl w:val="B2A4B02C"/>
@@ -15382,7 +15686,7 @@
       </w:rPr>
     </w:lvl>
   </w:abstractNum>
-  <w:abstractNum w:abstractNumId="33" w15:restartNumberingAfterBreak="0">
+  <w:abstractNum w:abstractNumId="34" w15:restartNumberingAfterBreak="0">
     <w:nsid w:val="650711E6"/>
     <w:multiLevelType w:val="hybridMultilevel"/>
     <w:tmpl w:val="CCAA5394"/>
@@ -15495,7 +15799,7 @@
       </w:rPr>
     </w:lvl>
   </w:abstractNum>
-  <w:abstractNum w:abstractNumId="34" w15:restartNumberingAfterBreak="0">
+  <w:abstractNum w:abstractNumId="35" w15:restartNumberingAfterBreak="0">
     <w:nsid w:val="6D08275C"/>
     <w:multiLevelType w:val="hybridMultilevel"/>
     <w:tmpl w:val="5D620C96"/>
@@ -15608,7 +15912,7 @@
       </w:rPr>
     </w:lvl>
   </w:abstractNum>
-  <w:abstractNum w:abstractNumId="35" w15:restartNumberingAfterBreak="0">
+  <w:abstractNum w:abstractNumId="36" w15:restartNumberingAfterBreak="0">
     <w:nsid w:val="6F166BC8"/>
     <w:multiLevelType w:val="hybridMultilevel"/>
     <w:tmpl w:val="5450DF0E"/>
@@ -15721,7 +16025,7 @@
       </w:rPr>
     </w:lvl>
   </w:abstractNum>
-  <w:abstractNum w:abstractNumId="36" w15:restartNumberingAfterBreak="0">
+  <w:abstractNum w:abstractNumId="37" w15:restartNumberingAfterBreak="0">
     <w:nsid w:val="74AB02A7"/>
     <w:multiLevelType w:val="hybridMultilevel"/>
     <w:tmpl w:val="C99054E4"/>
@@ -15834,7 +16138,7 @@
       </w:rPr>
     </w:lvl>
   </w:abstractNum>
-  <w:abstractNum w:abstractNumId="37" w15:restartNumberingAfterBreak="0">
+  <w:abstractNum w:abstractNumId="38" w15:restartNumberingAfterBreak="0">
     <w:nsid w:val="7681171A"/>
     <w:multiLevelType w:val="hybridMultilevel"/>
     <w:tmpl w:val="071AEE76"/>
@@ -15947,7 +16251,7 @@
       </w:rPr>
     </w:lvl>
   </w:abstractNum>
-  <w:abstractNum w:abstractNumId="38" w15:restartNumberingAfterBreak="0">
+  <w:abstractNum w:abstractNumId="39" w15:restartNumberingAfterBreak="0">
     <w:nsid w:val="7A433030"/>
     <w:multiLevelType w:val="hybridMultilevel"/>
     <w:tmpl w:val="C5E68486"/>
@@ -16060,7 +16364,7 @@
       </w:rPr>
     </w:lvl>
   </w:abstractNum>
-  <w:abstractNum w:abstractNumId="39" w15:restartNumberingAfterBreak="0">
+  <w:abstractNum w:abstractNumId="40" w15:restartNumberingAfterBreak="0">
     <w:nsid w:val="7E5E1FEA"/>
     <w:multiLevelType w:val="hybridMultilevel"/>
     <w:tmpl w:val="1C64914A"/>
@@ -16173,7 +16477,7 @@
       </w:rPr>
     </w:lvl>
   </w:abstractNum>
-  <w:abstractNum w:abstractNumId="40" w15:restartNumberingAfterBreak="0">
+  <w:abstractNum w:abstractNumId="41" w15:restartNumberingAfterBreak="0">
     <w:nsid w:val="7EC8258B"/>
     <w:multiLevelType w:val="hybridMultilevel"/>
     <w:tmpl w:val="0616F9F2"/>
@@ -16286,7 +16590,7 @@
       </w:rPr>
     </w:lvl>
   </w:abstractNum>
-  <w:abstractNum w:abstractNumId="41" w15:restartNumberingAfterBreak="0">
+  <w:abstractNum w:abstractNumId="42" w15:restartNumberingAfterBreak="0">
     <w:nsid w:val="7EEB4865"/>
     <w:multiLevelType w:val="hybridMultilevel"/>
     <w:tmpl w:val="08F63770"/>
@@ -16409,7 +16713,7 @@
     <w:abstractNumId w:val="2"/>
   </w:num>
   <w:num w:numId="4" w16cid:durableId="407583132">
-    <w:abstractNumId w:val="28"/>
+    <w:abstractNumId w:val="29"/>
   </w:num>
   <w:num w:numId="5" w16cid:durableId="2001496723">
     <w:abstractNumId w:val="26"/>
@@ -16430,7 +16734,7 @@
     <w:abstractNumId w:val="18"/>
   </w:num>
   <w:num w:numId="11" w16cid:durableId="252587664">
-    <w:abstractNumId w:val="40"/>
+    <w:abstractNumId w:val="41"/>
   </w:num>
   <w:num w:numId="12" w16cid:durableId="1864441290">
     <w:abstractNumId w:val="0"/>
@@ -16439,10 +16743,10 @@
     <w:abstractNumId w:val="1"/>
   </w:num>
   <w:num w:numId="14" w16cid:durableId="1631594971">
-    <w:abstractNumId w:val="37"/>
+    <w:abstractNumId w:val="38"/>
   </w:num>
   <w:num w:numId="15" w16cid:durableId="674918877">
-    <w:abstractNumId w:val="36"/>
+    <w:abstractNumId w:val="37"/>
   </w:num>
   <w:num w:numId="16" w16cid:durableId="1276403776">
     <w:abstractNumId w:val="20"/>
@@ -16454,25 +16758,25 @@
     <w:abstractNumId w:val="15"/>
   </w:num>
   <w:num w:numId="19" w16cid:durableId="226309148">
-    <w:abstractNumId w:val="33"/>
+    <w:abstractNumId w:val="34"/>
   </w:num>
   <w:num w:numId="20" w16cid:durableId="680207219">
     <w:abstractNumId w:val="14"/>
   </w:num>
   <w:num w:numId="21" w16cid:durableId="826046621">
-    <w:abstractNumId w:val="35"/>
+    <w:abstractNumId w:val="36"/>
   </w:num>
   <w:num w:numId="22" w16cid:durableId="500968977">
-    <w:abstractNumId w:val="39"/>
+    <w:abstractNumId w:val="40"/>
   </w:num>
   <w:num w:numId="23" w16cid:durableId="1245991022">
+    <w:abstractNumId w:val="32"/>
+  </w:num>
+  <w:num w:numId="24" w16cid:durableId="464350958">
     <w:abstractNumId w:val="31"/>
   </w:num>
-  <w:num w:numId="24" w16cid:durableId="464350958">
-    <w:abstractNumId w:val="30"/>
-  </w:num>
   <w:num w:numId="25" w16cid:durableId="1540583620">
-    <w:abstractNumId w:val="32"/>
+    <w:abstractNumId w:val="33"/>
   </w:num>
   <w:num w:numId="26" w16cid:durableId="1796827146">
     <w:abstractNumId w:val="8"/>
@@ -16481,7 +16785,7 @@
     <w:abstractNumId w:val="17"/>
   </w:num>
   <w:num w:numId="28" w16cid:durableId="1958487334">
-    <w:abstractNumId w:val="29"/>
+    <w:abstractNumId w:val="30"/>
   </w:num>
   <w:num w:numId="29" w16cid:durableId="1300577738">
     <w:abstractNumId w:val="12"/>
@@ -16493,13 +16797,13 @@
     <w:abstractNumId w:val="19"/>
   </w:num>
   <w:num w:numId="32" w16cid:durableId="445582602">
-    <w:abstractNumId w:val="38"/>
+    <w:abstractNumId w:val="39"/>
   </w:num>
   <w:num w:numId="33" w16cid:durableId="1461458438">
     <w:abstractNumId w:val="6"/>
   </w:num>
   <w:num w:numId="34" w16cid:durableId="278999216">
-    <w:abstractNumId w:val="41"/>
+    <w:abstractNumId w:val="42"/>
   </w:num>
   <w:num w:numId="35" w16cid:durableId="1837186236">
     <w:abstractNumId w:val="24"/>
@@ -16517,13 +16821,16 @@
     <w:abstractNumId w:val="5"/>
   </w:num>
   <w:num w:numId="40" w16cid:durableId="1617055824">
-    <w:abstractNumId w:val="27"/>
+    <w:abstractNumId w:val="28"/>
   </w:num>
   <w:num w:numId="41" w16cid:durableId="433089403">
     <w:abstractNumId w:val="11"/>
   </w:num>
   <w:num w:numId="42" w16cid:durableId="349530848">
-    <w:abstractNumId w:val="34"/>
+    <w:abstractNumId w:val="35"/>
+  </w:num>
+  <w:num w:numId="43" w16cid:durableId="1738937060">
+    <w:abstractNumId w:val="27"/>
   </w:num>
 </w:numbering>
 </file>

--- a/flutter_more_documents/f26_part2_of_flutter_extras_of_basic.docx
+++ b/flutter_more_documents/f26_part2_of_flutter_extras_of_basic.docx
@@ -61,6 +61,213 @@
         </w:rPr>
         <w:br w:type="page"/>
       </w:r>
+    </w:p>
+    <w:p>
+      <w:pPr>
+        <w:jc w:val="both"/>
+        <w:rPr>
+          <w:sz w:val="32"/>
+          <w:szCs w:val="32"/>
+        </w:rPr>
+      </w:pPr>
+    </w:p>
+    <w:p>
+      <w:pPr>
+        <w:jc w:val="both"/>
+        <w:rPr>
+          <w:sz w:val="32"/>
+          <w:szCs w:val="32"/>
+        </w:rPr>
+      </w:pPr>
+    </w:p>
+    <w:p>
+      <w:pPr>
+        <w:jc w:val="both"/>
+        <w:rPr>
+          <w:sz w:val="32"/>
+          <w:szCs w:val="32"/>
+        </w:rPr>
+      </w:pPr>
+    </w:p>
+    <w:p>
+      <w:pPr>
+        <w:jc w:val="both"/>
+        <w:rPr>
+          <w:sz w:val="32"/>
+          <w:szCs w:val="32"/>
+        </w:rPr>
+      </w:pPr>
+    </w:p>
+    <w:p>
+      <w:pPr>
+        <w:jc w:val="both"/>
+        <w:rPr>
+          <w:sz w:val="32"/>
+          <w:szCs w:val="32"/>
+        </w:rPr>
+      </w:pPr>
+    </w:p>
+    <w:p>
+      <w:pPr>
+        <w:jc w:val="both"/>
+        <w:rPr>
+          <w:sz w:val="32"/>
+          <w:szCs w:val="32"/>
+        </w:rPr>
+      </w:pPr>
+    </w:p>
+    <w:p>
+      <w:pPr>
+        <w:jc w:val="both"/>
+        <w:rPr>
+          <w:sz w:val="32"/>
+          <w:szCs w:val="32"/>
+        </w:rPr>
+      </w:pPr>
+    </w:p>
+    <w:p>
+      <w:pPr>
+        <w:jc w:val="both"/>
+        <w:rPr>
+          <w:sz w:val="32"/>
+          <w:szCs w:val="32"/>
+        </w:rPr>
+      </w:pPr>
+    </w:p>
+    <w:p>
+      <w:pPr>
+        <w:jc w:val="both"/>
+        <w:rPr>
+          <w:sz w:val="32"/>
+          <w:szCs w:val="32"/>
+        </w:rPr>
+      </w:pPr>
+    </w:p>
+    <w:p>
+      <w:pPr>
+        <w:jc w:val="both"/>
+        <w:rPr>
+          <w:sz w:val="32"/>
+          <w:szCs w:val="32"/>
+        </w:rPr>
+      </w:pPr>
+    </w:p>
+    <w:p>
+      <w:pPr>
+        <w:jc w:val="both"/>
+        <w:rPr>
+          <w:sz w:val="32"/>
+          <w:szCs w:val="32"/>
+        </w:rPr>
+      </w:pPr>
+    </w:p>
+    <w:p>
+      <w:pPr>
+        <w:jc w:val="both"/>
+        <w:rPr>
+          <w:sz w:val="32"/>
+          <w:szCs w:val="32"/>
+        </w:rPr>
+      </w:pPr>
+    </w:p>
+    <w:p>
+      <w:pPr>
+        <w:jc w:val="both"/>
+        <w:rPr>
+          <w:sz w:val="32"/>
+          <w:szCs w:val="32"/>
+        </w:rPr>
+      </w:pPr>
+    </w:p>
+    <w:p>
+      <w:pPr>
+        <w:jc w:val="both"/>
+        <w:rPr>
+          <w:sz w:val="32"/>
+          <w:szCs w:val="32"/>
+        </w:rPr>
+      </w:pPr>
+    </w:p>
+    <w:p>
+      <w:pPr>
+        <w:jc w:val="both"/>
+        <w:rPr>
+          <w:sz w:val="32"/>
+          <w:szCs w:val="32"/>
+        </w:rPr>
+      </w:pPr>
+    </w:p>
+    <w:p>
+      <w:pPr>
+        <w:jc w:val="both"/>
+        <w:rPr>
+          <w:sz w:val="32"/>
+          <w:szCs w:val="32"/>
+        </w:rPr>
+      </w:pPr>
+    </w:p>
+    <w:p>
+      <w:pPr>
+        <w:jc w:val="both"/>
+        <w:rPr>
+          <w:sz w:val="32"/>
+          <w:szCs w:val="32"/>
+        </w:rPr>
+      </w:pPr>
+    </w:p>
+    <w:p>
+      <w:pPr>
+        <w:jc w:val="both"/>
+        <w:rPr>
+          <w:sz w:val="32"/>
+          <w:szCs w:val="32"/>
+        </w:rPr>
+      </w:pPr>
+    </w:p>
+    <w:p>
+      <w:pPr>
+        <w:jc w:val="both"/>
+        <w:rPr>
+          <w:sz w:val="32"/>
+          <w:szCs w:val="32"/>
+        </w:rPr>
+      </w:pPr>
+    </w:p>
+    <w:p>
+      <w:pPr>
+        <w:jc w:val="both"/>
+        <w:rPr>
+          <w:sz w:val="32"/>
+          <w:szCs w:val="32"/>
+        </w:rPr>
+      </w:pPr>
+    </w:p>
+    <w:p>
+      <w:pPr>
+        <w:jc w:val="both"/>
+        <w:rPr>
+          <w:sz w:val="32"/>
+          <w:szCs w:val="32"/>
+        </w:rPr>
+      </w:pPr>
+    </w:p>
+    <w:p>
+      <w:pPr>
+        <w:jc w:val="both"/>
+        <w:rPr>
+          <w:sz w:val="32"/>
+          <w:szCs w:val="32"/>
+        </w:rPr>
+      </w:pPr>
+    </w:p>
+    <w:p>
+      <w:pPr>
+        <w:jc w:val="both"/>
+        <w:rPr>
+          <w:sz w:val="32"/>
+          <w:szCs w:val="32"/>
+        </w:rPr>
+      </w:pPr>
     </w:p>
     <w:p>
       <w:pPr>
@@ -10900,6 +11107,2419 @@
           <w:szCs w:val="32"/>
         </w:rPr>
       </w:pPr>
+      <w:proofErr w:type="spellStart"/>
+      <w:r>
+        <w:rPr>
+          <w:b/>
+          <w:bCs/>
+          <w:sz w:val="32"/>
+          <w:szCs w:val="32"/>
+        </w:rPr>
+        <w:t>MainActivity.kt</w:t>
+      </w:r>
+      <w:proofErr w:type="spellEnd"/>
+      <w:r>
+        <w:rPr>
+          <w:b/>
+          <w:bCs/>
+          <w:sz w:val="32"/>
+          <w:szCs w:val="32"/>
+        </w:rPr>
+        <w:t xml:space="preserve"> (Android) &amp; </w:t>
+      </w:r>
+      <w:proofErr w:type="spellStart"/>
+      <w:r>
+        <w:rPr>
+          <w:b/>
+          <w:bCs/>
+          <w:sz w:val="32"/>
+          <w:szCs w:val="32"/>
+        </w:rPr>
+        <w:t>AppDelegate.swift</w:t>
+      </w:r>
+      <w:proofErr w:type="spellEnd"/>
+      <w:r>
+        <w:rPr>
+          <w:b/>
+          <w:bCs/>
+          <w:sz w:val="32"/>
+          <w:szCs w:val="32"/>
+        </w:rPr>
+        <w:t xml:space="preserve"> (iOS):</w:t>
+      </w:r>
+    </w:p>
+    <w:p>
+      <w:pPr>
+        <w:jc w:val="both"/>
+        <w:rPr>
+          <w:sz w:val="32"/>
+          <w:szCs w:val="32"/>
+        </w:rPr>
+      </w:pPr>
+      <w:r>
+        <w:rPr>
+          <w:sz w:val="32"/>
+          <w:szCs w:val="32"/>
+        </w:rPr>
+        <w:t xml:space="preserve"># These two files are the bridge between </w:t>
+      </w:r>
+      <w:r>
+        <w:rPr>
+          <w:b/>
+          <w:bCs/>
+          <w:sz w:val="32"/>
+          <w:szCs w:val="32"/>
+        </w:rPr>
+        <w:t>Flutter</w:t>
+      </w:r>
+      <w:r>
+        <w:rPr>
+          <w:sz w:val="32"/>
+          <w:szCs w:val="32"/>
+        </w:rPr>
+        <w:t xml:space="preserve"> and Native Platforms (Android/iOS). </w:t>
+      </w:r>
+      <w:proofErr w:type="spellStart"/>
+      <w:r>
+        <w:rPr>
+          <w:b/>
+          <w:bCs/>
+          <w:sz w:val="32"/>
+          <w:szCs w:val="32"/>
+        </w:rPr>
+        <w:t>MethodChannel</w:t>
+      </w:r>
+      <w:r>
+        <w:rPr>
+          <w:sz w:val="32"/>
+          <w:szCs w:val="32"/>
+        </w:rPr>
+        <w:t>’s</w:t>
+      </w:r>
+      <w:proofErr w:type="spellEnd"/>
+      <w:r>
+        <w:rPr>
+          <w:sz w:val="32"/>
+          <w:szCs w:val="32"/>
+        </w:rPr>
+        <w:t xml:space="preserve"> are also implemented here.</w:t>
+      </w:r>
+    </w:p>
+    <w:p>
+      <w:pPr>
+        <w:jc w:val="both"/>
+        <w:rPr>
+          <w:sz w:val="32"/>
+          <w:szCs w:val="32"/>
+        </w:rPr>
+      </w:pPr>
+    </w:p>
+    <w:p>
+      <w:pPr>
+        <w:jc w:val="both"/>
+        <w:rPr>
+          <w:sz w:val="32"/>
+          <w:szCs w:val="32"/>
+        </w:rPr>
+      </w:pPr>
+      <w:r>
+        <w:rPr>
+          <w:sz w:val="32"/>
+          <w:szCs w:val="32"/>
+        </w:rPr>
+        <w:t xml:space="preserve">Android, </w:t>
+      </w:r>
+      <w:proofErr w:type="spellStart"/>
+      <w:r>
+        <w:rPr>
+          <w:sz w:val="32"/>
+          <w:szCs w:val="32"/>
+        </w:rPr>
+        <w:t>MainActivity.kt</w:t>
+      </w:r>
+      <w:proofErr w:type="spellEnd"/>
+      <w:r>
+        <w:rPr>
+          <w:sz w:val="32"/>
+          <w:szCs w:val="32"/>
+        </w:rPr>
+        <w:t>:</w:t>
+      </w:r>
+    </w:p>
+    <w:p>
+      <w:pPr>
+        <w:jc w:val="both"/>
+        <w:rPr>
+          <w:sz w:val="32"/>
+          <w:szCs w:val="32"/>
+        </w:rPr>
+      </w:pPr>
+      <w:r>
+        <w:rPr>
+          <w:sz w:val="32"/>
+          <w:szCs w:val="32"/>
+        </w:rPr>
+        <w:t># The main entry point for Android. Handles native features and acts as a bridge to</w:t>
+      </w:r>
+      <w:r>
+        <w:rPr>
+          <w:b/>
+          <w:bCs/>
+          <w:sz w:val="32"/>
+          <w:szCs w:val="32"/>
+        </w:rPr>
+        <w:t xml:space="preserve"> Flutter</w:t>
+      </w:r>
+      <w:r>
+        <w:rPr>
+          <w:sz w:val="32"/>
+          <w:szCs w:val="32"/>
+        </w:rPr>
+        <w:t>. Common uses:</w:t>
+      </w:r>
+    </w:p>
+    <w:p>
+      <w:pPr>
+        <w:pStyle w:val="ListParagraph"/>
+        <w:numPr>
+          <w:ilvl w:val="0"/>
+          <w:numId w:val="44"/>
+        </w:numPr>
+        <w:jc w:val="both"/>
+        <w:rPr>
+          <w:b/>
+          <w:bCs/>
+          <w:sz w:val="32"/>
+          <w:szCs w:val="32"/>
+        </w:rPr>
+      </w:pPr>
+      <w:r>
+        <w:rPr>
+          <w:sz w:val="32"/>
+          <w:szCs w:val="32"/>
+        </w:rPr>
+        <w:t xml:space="preserve">Setup </w:t>
+      </w:r>
+      <w:proofErr w:type="spellStart"/>
+      <w:proofErr w:type="gramStart"/>
+      <w:r>
+        <w:rPr>
+          <w:b/>
+          <w:bCs/>
+          <w:sz w:val="32"/>
+          <w:szCs w:val="32"/>
+        </w:rPr>
+        <w:t>MethodChannel</w:t>
+      </w:r>
+      <w:proofErr w:type="spellEnd"/>
+      <w:r>
+        <w:rPr>
+          <w:b/>
+          <w:bCs/>
+          <w:sz w:val="32"/>
+          <w:szCs w:val="32"/>
+        </w:rPr>
+        <w:t>(</w:t>
+      </w:r>
+      <w:proofErr w:type="gramEnd"/>
+      <w:r>
+        <w:rPr>
+          <w:b/>
+          <w:bCs/>
+          <w:sz w:val="32"/>
+          <w:szCs w:val="32"/>
+        </w:rPr>
+        <w:t>)</w:t>
+      </w:r>
+      <w:r>
+        <w:rPr>
+          <w:sz w:val="32"/>
+          <w:szCs w:val="32"/>
+        </w:rPr>
+        <w:t>’s</w:t>
+      </w:r>
+    </w:p>
+    <w:p>
+      <w:pPr>
+        <w:pStyle w:val="ListParagraph"/>
+        <w:numPr>
+          <w:ilvl w:val="0"/>
+          <w:numId w:val="44"/>
+        </w:numPr>
+        <w:jc w:val="both"/>
+        <w:rPr>
+          <w:sz w:val="32"/>
+          <w:szCs w:val="32"/>
+        </w:rPr>
+      </w:pPr>
+      <w:r>
+        <w:rPr>
+          <w:sz w:val="32"/>
+          <w:szCs w:val="32"/>
+        </w:rPr>
+        <w:t>Receive Android intents (deep links, share actions)</w:t>
+      </w:r>
+    </w:p>
+    <w:p>
+      <w:pPr>
+        <w:pStyle w:val="ListParagraph"/>
+        <w:numPr>
+          <w:ilvl w:val="0"/>
+          <w:numId w:val="44"/>
+        </w:numPr>
+        <w:jc w:val="both"/>
+        <w:rPr>
+          <w:sz w:val="32"/>
+          <w:szCs w:val="32"/>
+        </w:rPr>
+      </w:pPr>
+      <w:r>
+        <w:rPr>
+          <w:sz w:val="32"/>
+          <w:szCs w:val="32"/>
+        </w:rPr>
+        <w:t>Launch native Activities</w:t>
+      </w:r>
+      <w:r>
+        <w:rPr>
+          <w:sz w:val="32"/>
+          <w:szCs w:val="32"/>
+        </w:rPr>
+        <w:t xml:space="preserve"> (turn on mobile flash)</w:t>
+      </w:r>
+    </w:p>
+    <w:p>
+      <w:pPr>
+        <w:pStyle w:val="ListParagraph"/>
+        <w:numPr>
+          <w:ilvl w:val="0"/>
+          <w:numId w:val="44"/>
+        </w:numPr>
+        <w:jc w:val="both"/>
+        <w:rPr>
+          <w:sz w:val="32"/>
+          <w:szCs w:val="32"/>
+        </w:rPr>
+      </w:pPr>
+      <w:r>
+        <w:rPr>
+          <w:sz w:val="32"/>
+          <w:szCs w:val="32"/>
+        </w:rPr>
+        <w:t>Communicate with Android SDKs</w:t>
+      </w:r>
+    </w:p>
+    <w:p>
+      <w:pPr>
+        <w:pStyle w:val="ListParagraph"/>
+        <w:numPr>
+          <w:ilvl w:val="0"/>
+          <w:numId w:val="44"/>
+        </w:numPr>
+        <w:jc w:val="both"/>
+        <w:rPr>
+          <w:sz w:val="32"/>
+          <w:szCs w:val="32"/>
+        </w:rPr>
+      </w:pPr>
+      <w:r>
+        <w:rPr>
+          <w:sz w:val="32"/>
+          <w:szCs w:val="32"/>
+        </w:rPr>
+        <w:t>Handle permissions &amp; results</w:t>
+      </w:r>
+    </w:p>
+    <w:p>
+      <w:pPr>
+        <w:jc w:val="both"/>
+        <w:rPr>
+          <w:b/>
+          <w:bCs/>
+          <w:color w:val="D86DCB" w:themeColor="accent5" w:themeTint="99"/>
+          <w:sz w:val="32"/>
+          <w:szCs w:val="32"/>
+        </w:rPr>
+      </w:pPr>
+      <w:r>
+        <w:rPr>
+          <w:b/>
+          <w:bCs/>
+          <w:color w:val="D86DCB" w:themeColor="accent5" w:themeTint="99"/>
+          <w:sz w:val="32"/>
+          <w:szCs w:val="32"/>
+        </w:rPr>
+        <w:t>// project/android/app/</w:t>
+      </w:r>
+      <w:proofErr w:type="spellStart"/>
+      <w:r>
+        <w:rPr>
+          <w:b/>
+          <w:bCs/>
+          <w:color w:val="D86DCB" w:themeColor="accent5" w:themeTint="99"/>
+          <w:sz w:val="32"/>
+          <w:szCs w:val="32"/>
+        </w:rPr>
+        <w:t>src</w:t>
+      </w:r>
+      <w:proofErr w:type="spellEnd"/>
+      <w:r>
+        <w:rPr>
+          <w:b/>
+          <w:bCs/>
+          <w:color w:val="D86DCB" w:themeColor="accent5" w:themeTint="99"/>
+          <w:sz w:val="32"/>
+          <w:szCs w:val="32"/>
+        </w:rPr>
+        <w:t>/main/</w:t>
+      </w:r>
+      <w:proofErr w:type="spellStart"/>
+      <w:r>
+        <w:rPr>
+          <w:b/>
+          <w:bCs/>
+          <w:color w:val="D86DCB" w:themeColor="accent5" w:themeTint="99"/>
+          <w:sz w:val="32"/>
+          <w:szCs w:val="32"/>
+        </w:rPr>
+        <w:t>kotlin</w:t>
+      </w:r>
+      <w:proofErr w:type="spellEnd"/>
+      <w:r>
+        <w:rPr>
+          <w:b/>
+          <w:bCs/>
+          <w:color w:val="D86DCB" w:themeColor="accent5" w:themeTint="99"/>
+          <w:sz w:val="32"/>
+          <w:szCs w:val="32"/>
+        </w:rPr>
+        <w:t>/</w:t>
+      </w:r>
+      <w:proofErr w:type="spellStart"/>
+      <w:r>
+        <w:rPr>
+          <w:b/>
+          <w:bCs/>
+          <w:color w:val="D86DCB" w:themeColor="accent5" w:themeTint="99"/>
+          <w:sz w:val="32"/>
+          <w:szCs w:val="32"/>
+        </w:rPr>
+        <w:t>com.example.myapp</w:t>
+      </w:r>
+      <w:proofErr w:type="spellEnd"/>
+      <w:r>
+        <w:rPr>
+          <w:b/>
+          <w:bCs/>
+          <w:color w:val="D86DCB" w:themeColor="accent5" w:themeTint="99"/>
+          <w:sz w:val="32"/>
+          <w:szCs w:val="32"/>
+        </w:rPr>
+        <w:t>/</w:t>
+      </w:r>
+    </w:p>
+    <w:p>
+      <w:pPr>
+        <w:jc w:val="both"/>
+        <w:rPr>
+          <w:b/>
+          <w:bCs/>
+          <w:color w:val="D86DCB" w:themeColor="accent5" w:themeTint="99"/>
+          <w:sz w:val="32"/>
+          <w:szCs w:val="32"/>
+        </w:rPr>
+      </w:pPr>
+      <w:r>
+        <w:rPr>
+          <w:b/>
+          <w:bCs/>
+          <w:color w:val="D86DCB" w:themeColor="accent5" w:themeTint="99"/>
+          <w:sz w:val="32"/>
+          <w:szCs w:val="32"/>
+        </w:rPr>
+        <w:t xml:space="preserve">class </w:t>
+      </w:r>
+      <w:proofErr w:type="spellStart"/>
+      <w:proofErr w:type="gramStart"/>
+      <w:r>
+        <w:rPr>
+          <w:b/>
+          <w:bCs/>
+          <w:color w:val="D86DCB" w:themeColor="accent5" w:themeTint="99"/>
+          <w:sz w:val="32"/>
+          <w:szCs w:val="32"/>
+        </w:rPr>
+        <w:t>MainActivity</w:t>
+      </w:r>
+      <w:proofErr w:type="spellEnd"/>
+      <w:r>
+        <w:rPr>
+          <w:b/>
+          <w:bCs/>
+          <w:color w:val="D86DCB" w:themeColor="accent5" w:themeTint="99"/>
+          <w:sz w:val="32"/>
+          <w:szCs w:val="32"/>
+        </w:rPr>
+        <w:t xml:space="preserve"> :</w:t>
+      </w:r>
+      <w:proofErr w:type="gramEnd"/>
+      <w:r>
+        <w:rPr>
+          <w:b/>
+          <w:bCs/>
+          <w:color w:val="D86DCB" w:themeColor="accent5" w:themeTint="99"/>
+          <w:sz w:val="32"/>
+          <w:szCs w:val="32"/>
+        </w:rPr>
+        <w:t xml:space="preserve"> </w:t>
+      </w:r>
+      <w:proofErr w:type="spellStart"/>
+      <w:r>
+        <w:rPr>
+          <w:b/>
+          <w:bCs/>
+          <w:color w:val="D86DCB" w:themeColor="accent5" w:themeTint="99"/>
+          <w:sz w:val="32"/>
+          <w:szCs w:val="32"/>
+        </w:rPr>
+        <w:t>FlutterActivity</w:t>
+      </w:r>
+      <w:proofErr w:type="spellEnd"/>
+      <w:r>
+        <w:rPr>
+          <w:b/>
+          <w:bCs/>
+          <w:color w:val="D86DCB" w:themeColor="accent5" w:themeTint="99"/>
+          <w:sz w:val="32"/>
+          <w:szCs w:val="32"/>
+        </w:rPr>
+        <w:t>() {</w:t>
+      </w:r>
+    </w:p>
+    <w:p>
+      <w:pPr>
+        <w:jc w:val="both"/>
+        <w:rPr>
+          <w:b/>
+          <w:bCs/>
+          <w:color w:val="D86DCB" w:themeColor="accent5" w:themeTint="99"/>
+          <w:sz w:val="32"/>
+          <w:szCs w:val="32"/>
+        </w:rPr>
+      </w:pPr>
+      <w:r>
+        <w:rPr>
+          <w:b/>
+          <w:bCs/>
+          <w:color w:val="D86DCB" w:themeColor="accent5" w:themeTint="99"/>
+          <w:sz w:val="32"/>
+          <w:szCs w:val="32"/>
+        </w:rPr>
+        <w:t xml:space="preserve">    // Create a </w:t>
+      </w:r>
+      <w:proofErr w:type="spellStart"/>
+      <w:r>
+        <w:rPr>
+          <w:b/>
+          <w:bCs/>
+          <w:color w:val="D86DCB" w:themeColor="accent5" w:themeTint="99"/>
+          <w:sz w:val="32"/>
+          <w:szCs w:val="32"/>
+        </w:rPr>
+        <w:t>MethodChannel</w:t>
+      </w:r>
+      <w:proofErr w:type="spellEnd"/>
+    </w:p>
+    <w:p>
+      <w:pPr>
+        <w:jc w:val="both"/>
+        <w:rPr>
+          <w:b/>
+          <w:bCs/>
+          <w:color w:val="D86DCB" w:themeColor="accent5" w:themeTint="99"/>
+          <w:sz w:val="32"/>
+          <w:szCs w:val="32"/>
+        </w:rPr>
+      </w:pPr>
+      <w:r>
+        <w:rPr>
+          <w:b/>
+          <w:bCs/>
+          <w:color w:val="D86DCB" w:themeColor="accent5" w:themeTint="99"/>
+          <w:sz w:val="32"/>
+          <w:szCs w:val="32"/>
+        </w:rPr>
+        <w:t xml:space="preserve">    </w:t>
+      </w:r>
+      <w:r>
+        <w:rPr>
+          <w:b/>
+          <w:bCs/>
+          <w:color w:val="D86DCB" w:themeColor="accent5" w:themeTint="99"/>
+          <w:sz w:val="32"/>
+          <w:szCs w:val="32"/>
+        </w:rPr>
+        <w:t xml:space="preserve">override fun </w:t>
+      </w:r>
+      <w:proofErr w:type="spellStart"/>
+      <w:proofErr w:type="gramStart"/>
+      <w:r>
+        <w:rPr>
+          <w:b/>
+          <w:bCs/>
+          <w:color w:val="D86DCB" w:themeColor="accent5" w:themeTint="99"/>
+          <w:sz w:val="32"/>
+          <w:szCs w:val="32"/>
+        </w:rPr>
+        <w:t>configureFlutterEngine</w:t>
+      </w:r>
+      <w:proofErr w:type="spellEnd"/>
+      <w:r>
+        <w:rPr>
+          <w:b/>
+          <w:bCs/>
+          <w:color w:val="D86DCB" w:themeColor="accent5" w:themeTint="99"/>
+          <w:sz w:val="32"/>
+          <w:szCs w:val="32"/>
+        </w:rPr>
+        <w:t>(</w:t>
+      </w:r>
+      <w:proofErr w:type="gramEnd"/>
+    </w:p>
+    <w:p>
+      <w:pPr>
+        <w:jc w:val="both"/>
+        <w:rPr>
+          <w:b/>
+          <w:bCs/>
+          <w:color w:val="D86DCB" w:themeColor="accent5" w:themeTint="99"/>
+          <w:sz w:val="32"/>
+          <w:szCs w:val="32"/>
+        </w:rPr>
+      </w:pPr>
+      <w:r>
+        <w:rPr>
+          <w:b/>
+          <w:bCs/>
+          <w:color w:val="D86DCB" w:themeColor="accent5" w:themeTint="99"/>
+          <w:sz w:val="32"/>
+          <w:szCs w:val="32"/>
+        </w:rPr>
+        <w:t xml:space="preserve">        </w:t>
+      </w:r>
+      <w:proofErr w:type="spellStart"/>
+      <w:r>
+        <w:rPr>
+          <w:b/>
+          <w:bCs/>
+          <w:color w:val="D86DCB" w:themeColor="accent5" w:themeTint="99"/>
+          <w:sz w:val="32"/>
+          <w:szCs w:val="32"/>
+        </w:rPr>
+        <w:t>flutterEngine</w:t>
+      </w:r>
+      <w:proofErr w:type="spellEnd"/>
+      <w:r>
+        <w:rPr>
+          <w:b/>
+          <w:bCs/>
+          <w:color w:val="D86DCB" w:themeColor="accent5" w:themeTint="99"/>
+          <w:sz w:val="32"/>
+          <w:szCs w:val="32"/>
+        </w:rPr>
+        <w:t xml:space="preserve">: </w:t>
+      </w:r>
+      <w:proofErr w:type="spellStart"/>
+      <w:r>
+        <w:rPr>
+          <w:b/>
+          <w:bCs/>
+          <w:color w:val="D86DCB" w:themeColor="accent5" w:themeTint="99"/>
+          <w:sz w:val="32"/>
+          <w:szCs w:val="32"/>
+        </w:rPr>
+        <w:t>FlutterEngine</w:t>
+      </w:r>
+      <w:proofErr w:type="spellEnd"/>
+    </w:p>
+    <w:p>
+      <w:pPr>
+        <w:jc w:val="both"/>
+        <w:rPr>
+          <w:b/>
+          <w:bCs/>
+          <w:color w:val="D86DCB" w:themeColor="accent5" w:themeTint="99"/>
+          <w:sz w:val="32"/>
+          <w:szCs w:val="32"/>
+        </w:rPr>
+      </w:pPr>
+      <w:r>
+        <w:rPr>
+          <w:b/>
+          <w:bCs/>
+          <w:color w:val="D86DCB" w:themeColor="accent5" w:themeTint="99"/>
+          <w:sz w:val="32"/>
+          <w:szCs w:val="32"/>
+        </w:rPr>
+        <w:t xml:space="preserve">    </w:t>
+      </w:r>
+      <w:r>
+        <w:rPr>
+          <w:b/>
+          <w:bCs/>
+          <w:color w:val="D86DCB" w:themeColor="accent5" w:themeTint="99"/>
+          <w:sz w:val="32"/>
+          <w:szCs w:val="32"/>
+        </w:rPr>
+        <w:t>) {</w:t>
+      </w:r>
+    </w:p>
+    <w:p>
+      <w:pPr>
+        <w:jc w:val="both"/>
+        <w:rPr>
+          <w:b/>
+          <w:bCs/>
+          <w:color w:val="D86DCB" w:themeColor="accent5" w:themeTint="99"/>
+          <w:sz w:val="32"/>
+          <w:szCs w:val="32"/>
+        </w:rPr>
+      </w:pPr>
+      <w:r>
+        <w:rPr>
+          <w:b/>
+          <w:bCs/>
+          <w:color w:val="D86DCB" w:themeColor="accent5" w:themeTint="99"/>
+          <w:sz w:val="32"/>
+          <w:szCs w:val="32"/>
+        </w:rPr>
+        <w:t xml:space="preserve">        </w:t>
+      </w:r>
+      <w:proofErr w:type="spellStart"/>
+      <w:proofErr w:type="gramStart"/>
+      <w:r>
+        <w:rPr>
+          <w:b/>
+          <w:bCs/>
+          <w:color w:val="D86DCB" w:themeColor="accent5" w:themeTint="99"/>
+          <w:sz w:val="32"/>
+          <w:szCs w:val="32"/>
+        </w:rPr>
+        <w:t>super.configureFlutterEngine</w:t>
+      </w:r>
+      <w:proofErr w:type="spellEnd"/>
+      <w:proofErr w:type="gramEnd"/>
+      <w:r>
+        <w:rPr>
+          <w:b/>
+          <w:bCs/>
+          <w:color w:val="D86DCB" w:themeColor="accent5" w:themeTint="99"/>
+          <w:sz w:val="32"/>
+          <w:szCs w:val="32"/>
+        </w:rPr>
+        <w:t>(</w:t>
+      </w:r>
+      <w:proofErr w:type="spellStart"/>
+      <w:r>
+        <w:rPr>
+          <w:b/>
+          <w:bCs/>
+          <w:color w:val="D86DCB" w:themeColor="accent5" w:themeTint="99"/>
+          <w:sz w:val="32"/>
+          <w:szCs w:val="32"/>
+        </w:rPr>
+        <w:t>flutterEngine</w:t>
+      </w:r>
+      <w:proofErr w:type="spellEnd"/>
+      <w:r>
+        <w:rPr>
+          <w:b/>
+          <w:bCs/>
+          <w:color w:val="D86DCB" w:themeColor="accent5" w:themeTint="99"/>
+          <w:sz w:val="32"/>
+          <w:szCs w:val="32"/>
+        </w:rPr>
+        <w:t>)</w:t>
+      </w:r>
+    </w:p>
+    <w:p>
+      <w:pPr>
+        <w:jc w:val="both"/>
+        <w:rPr>
+          <w:b/>
+          <w:bCs/>
+          <w:color w:val="D86DCB" w:themeColor="accent5" w:themeTint="99"/>
+          <w:sz w:val="32"/>
+          <w:szCs w:val="32"/>
+        </w:rPr>
+      </w:pPr>
+      <w:r>
+        <w:rPr>
+          <w:b/>
+          <w:bCs/>
+          <w:color w:val="D86DCB" w:themeColor="accent5" w:themeTint="99"/>
+          <w:sz w:val="32"/>
+          <w:szCs w:val="32"/>
+        </w:rPr>
+        <w:lastRenderedPageBreak/>
+        <w:t xml:space="preserve">        </w:t>
+      </w:r>
+      <w:proofErr w:type="spellStart"/>
+      <w:proofErr w:type="gramStart"/>
+      <w:r>
+        <w:rPr>
+          <w:b/>
+          <w:bCs/>
+          <w:color w:val="D86DCB" w:themeColor="accent5" w:themeTint="99"/>
+          <w:sz w:val="32"/>
+          <w:szCs w:val="32"/>
+        </w:rPr>
+        <w:t>MethodChannel</w:t>
+      </w:r>
+      <w:proofErr w:type="spellEnd"/>
+      <w:r>
+        <w:rPr>
+          <w:b/>
+          <w:bCs/>
+          <w:color w:val="D86DCB" w:themeColor="accent5" w:themeTint="99"/>
+          <w:sz w:val="32"/>
+          <w:szCs w:val="32"/>
+        </w:rPr>
+        <w:t>(</w:t>
+      </w:r>
+      <w:proofErr w:type="gramEnd"/>
+    </w:p>
+    <w:p>
+      <w:pPr>
+        <w:jc w:val="both"/>
+        <w:rPr>
+          <w:b/>
+          <w:bCs/>
+          <w:color w:val="D86DCB" w:themeColor="accent5" w:themeTint="99"/>
+          <w:sz w:val="32"/>
+          <w:szCs w:val="32"/>
+        </w:rPr>
+      </w:pPr>
+      <w:r>
+        <w:rPr>
+          <w:b/>
+          <w:bCs/>
+          <w:color w:val="D86DCB" w:themeColor="accent5" w:themeTint="99"/>
+          <w:sz w:val="32"/>
+          <w:szCs w:val="32"/>
+        </w:rPr>
+        <w:t xml:space="preserve">            </w:t>
+      </w:r>
+      <w:proofErr w:type="spellStart"/>
+      <w:proofErr w:type="gramStart"/>
+      <w:r>
+        <w:rPr>
+          <w:b/>
+          <w:bCs/>
+          <w:color w:val="D86DCB" w:themeColor="accent5" w:themeTint="99"/>
+          <w:sz w:val="32"/>
+          <w:szCs w:val="32"/>
+        </w:rPr>
+        <w:t>flutterEngine.dartExecutor.binaryMessenger</w:t>
+      </w:r>
+      <w:proofErr w:type="spellEnd"/>
+      <w:proofErr w:type="gramEnd"/>
+      <w:r>
+        <w:rPr>
+          <w:b/>
+          <w:bCs/>
+          <w:color w:val="D86DCB" w:themeColor="accent5" w:themeTint="99"/>
+          <w:sz w:val="32"/>
+          <w:szCs w:val="32"/>
+        </w:rPr>
+        <w:t>,</w:t>
+      </w:r>
+    </w:p>
+    <w:p>
+      <w:pPr>
+        <w:jc w:val="both"/>
+        <w:rPr>
+          <w:b/>
+          <w:bCs/>
+          <w:color w:val="D86DCB" w:themeColor="accent5" w:themeTint="99"/>
+          <w:sz w:val="32"/>
+          <w:szCs w:val="32"/>
+        </w:rPr>
+      </w:pPr>
+      <w:r>
+        <w:rPr>
+          <w:b/>
+          <w:bCs/>
+          <w:color w:val="D86DCB" w:themeColor="accent5" w:themeTint="99"/>
+          <w:sz w:val="32"/>
+          <w:szCs w:val="32"/>
+        </w:rPr>
+        <w:t xml:space="preserve">            </w:t>
+      </w:r>
+      <w:r>
+        <w:rPr>
+          <w:b/>
+          <w:bCs/>
+          <w:color w:val="D86DCB" w:themeColor="accent5" w:themeTint="99"/>
+          <w:sz w:val="32"/>
+          <w:szCs w:val="32"/>
+        </w:rPr>
+        <w:t>“</w:t>
+      </w:r>
+      <w:proofErr w:type="spellStart"/>
+      <w:proofErr w:type="gramStart"/>
+      <w:r>
+        <w:rPr>
+          <w:b/>
+          <w:bCs/>
+          <w:color w:val="D86DCB" w:themeColor="accent5" w:themeTint="99"/>
+          <w:sz w:val="32"/>
+          <w:szCs w:val="32"/>
+        </w:rPr>
+        <w:t>com</w:t>
+      </w:r>
+      <w:proofErr w:type="gramEnd"/>
+      <w:r>
+        <w:rPr>
+          <w:b/>
+          <w:bCs/>
+          <w:color w:val="D86DCB" w:themeColor="accent5" w:themeTint="99"/>
+          <w:sz w:val="32"/>
+          <w:szCs w:val="32"/>
+        </w:rPr>
+        <w:t>.example</w:t>
+      </w:r>
+      <w:proofErr w:type="spellEnd"/>
+      <w:r>
+        <w:rPr>
+          <w:b/>
+          <w:bCs/>
+          <w:color w:val="D86DCB" w:themeColor="accent5" w:themeTint="99"/>
+          <w:sz w:val="32"/>
+          <w:szCs w:val="32"/>
+        </w:rPr>
+        <w:t>/</w:t>
+      </w:r>
+      <w:proofErr w:type="spellStart"/>
+      <w:r>
+        <w:rPr>
+          <w:b/>
+          <w:bCs/>
+          <w:color w:val="D86DCB" w:themeColor="accent5" w:themeTint="99"/>
+          <w:sz w:val="32"/>
+          <w:szCs w:val="32"/>
+        </w:rPr>
+        <w:t>myapp</w:t>
+      </w:r>
+      <w:proofErr w:type="spellEnd"/>
+      <w:r>
+        <w:rPr>
+          <w:b/>
+          <w:bCs/>
+          <w:color w:val="D86DCB" w:themeColor="accent5" w:themeTint="99"/>
+          <w:sz w:val="32"/>
+          <w:szCs w:val="32"/>
+        </w:rPr>
+        <w:t>”</w:t>
+      </w:r>
+    </w:p>
+    <w:p>
+      <w:pPr>
+        <w:jc w:val="both"/>
+        <w:rPr>
+          <w:b/>
+          <w:bCs/>
+          <w:color w:val="D86DCB" w:themeColor="accent5" w:themeTint="99"/>
+          <w:sz w:val="32"/>
+          <w:szCs w:val="32"/>
+        </w:rPr>
+      </w:pPr>
+      <w:r>
+        <w:rPr>
+          <w:b/>
+          <w:bCs/>
+          <w:color w:val="D86DCB" w:themeColor="accent5" w:themeTint="99"/>
+          <w:sz w:val="32"/>
+          <w:szCs w:val="32"/>
+        </w:rPr>
+        <w:t xml:space="preserve">        </w:t>
+      </w:r>
+      <w:proofErr w:type="gramStart"/>
+      <w:r>
+        <w:rPr>
+          <w:b/>
+          <w:bCs/>
+          <w:color w:val="D86DCB" w:themeColor="accent5" w:themeTint="99"/>
+          <w:sz w:val="32"/>
+          <w:szCs w:val="32"/>
+        </w:rPr>
+        <w:t>).</w:t>
+      </w:r>
+      <w:proofErr w:type="spellStart"/>
+      <w:r>
+        <w:rPr>
+          <w:b/>
+          <w:bCs/>
+          <w:color w:val="D86DCB" w:themeColor="accent5" w:themeTint="99"/>
+          <w:sz w:val="32"/>
+          <w:szCs w:val="32"/>
+        </w:rPr>
+        <w:t>setMethodCallHandler</w:t>
+      </w:r>
+      <w:proofErr w:type="spellEnd"/>
+      <w:proofErr w:type="gramEnd"/>
+      <w:r>
+        <w:rPr>
+          <w:b/>
+          <w:bCs/>
+          <w:color w:val="D86DCB" w:themeColor="accent5" w:themeTint="99"/>
+          <w:sz w:val="32"/>
+          <w:szCs w:val="32"/>
+        </w:rPr>
+        <w:t xml:space="preserve"> { call, result -&gt;</w:t>
+      </w:r>
+    </w:p>
+    <w:p>
+      <w:pPr>
+        <w:jc w:val="both"/>
+        <w:rPr>
+          <w:b/>
+          <w:bCs/>
+          <w:color w:val="D86DCB" w:themeColor="accent5" w:themeTint="99"/>
+          <w:sz w:val="32"/>
+          <w:szCs w:val="32"/>
+        </w:rPr>
+      </w:pPr>
+      <w:r>
+        <w:rPr>
+          <w:b/>
+          <w:bCs/>
+          <w:color w:val="D86DCB" w:themeColor="accent5" w:themeTint="99"/>
+          <w:sz w:val="32"/>
+          <w:szCs w:val="32"/>
+        </w:rPr>
+        <w:t xml:space="preserve">            </w:t>
+      </w:r>
+      <w:r>
+        <w:rPr>
+          <w:b/>
+          <w:bCs/>
+          <w:color w:val="D86DCB" w:themeColor="accent5" w:themeTint="99"/>
+          <w:sz w:val="32"/>
+          <w:szCs w:val="32"/>
+        </w:rPr>
+        <w:t>// Handle native Android Code</w:t>
+      </w:r>
+    </w:p>
+    <w:p>
+      <w:pPr>
+        <w:jc w:val="both"/>
+        <w:rPr>
+          <w:b/>
+          <w:bCs/>
+          <w:color w:val="D86DCB" w:themeColor="accent5" w:themeTint="99"/>
+          <w:sz w:val="32"/>
+          <w:szCs w:val="32"/>
+        </w:rPr>
+      </w:pPr>
+      <w:r>
+        <w:rPr>
+          <w:b/>
+          <w:bCs/>
+          <w:color w:val="D86DCB" w:themeColor="accent5" w:themeTint="99"/>
+          <w:sz w:val="32"/>
+          <w:szCs w:val="32"/>
+        </w:rPr>
+        <w:t xml:space="preserve">        </w:t>
+      </w:r>
+      <w:r>
+        <w:rPr>
+          <w:b/>
+          <w:bCs/>
+          <w:color w:val="D86DCB" w:themeColor="accent5" w:themeTint="99"/>
+          <w:sz w:val="32"/>
+          <w:szCs w:val="32"/>
+        </w:rPr>
+        <w:t>}</w:t>
+      </w:r>
+    </w:p>
+    <w:p>
+      <w:pPr>
+        <w:jc w:val="both"/>
+        <w:rPr>
+          <w:b/>
+          <w:bCs/>
+          <w:color w:val="D86DCB" w:themeColor="accent5" w:themeTint="99"/>
+          <w:sz w:val="32"/>
+          <w:szCs w:val="32"/>
+        </w:rPr>
+      </w:pPr>
+      <w:r>
+        <w:rPr>
+          <w:b/>
+          <w:bCs/>
+          <w:color w:val="D86DCB" w:themeColor="accent5" w:themeTint="99"/>
+          <w:sz w:val="32"/>
+          <w:szCs w:val="32"/>
+        </w:rPr>
+        <w:t xml:space="preserve">    </w:t>
+      </w:r>
+      <w:r>
+        <w:rPr>
+          <w:b/>
+          <w:bCs/>
+          <w:color w:val="D86DCB" w:themeColor="accent5" w:themeTint="99"/>
+          <w:sz w:val="32"/>
+          <w:szCs w:val="32"/>
+        </w:rPr>
+        <w:t>}</w:t>
+      </w:r>
+    </w:p>
+    <w:p>
+      <w:pPr>
+        <w:jc w:val="both"/>
+        <w:rPr>
+          <w:b/>
+          <w:bCs/>
+          <w:color w:val="D86DCB" w:themeColor="accent5" w:themeTint="99"/>
+          <w:sz w:val="32"/>
+          <w:szCs w:val="32"/>
+        </w:rPr>
+      </w:pPr>
+      <w:r>
+        <w:rPr>
+          <w:b/>
+          <w:bCs/>
+          <w:color w:val="D86DCB" w:themeColor="accent5" w:themeTint="99"/>
+          <w:sz w:val="32"/>
+          <w:szCs w:val="32"/>
+        </w:rPr>
+        <w:t>}</w:t>
+      </w:r>
+    </w:p>
+    <w:p>
+      <w:pPr>
+        <w:jc w:val="both"/>
+        <w:rPr>
+          <w:sz w:val="32"/>
+          <w:szCs w:val="32"/>
+        </w:rPr>
+      </w:pPr>
+    </w:p>
+    <w:p>
+      <w:pPr>
+        <w:jc w:val="both"/>
+        <w:rPr>
+          <w:sz w:val="32"/>
+          <w:szCs w:val="32"/>
+        </w:rPr>
+      </w:pPr>
+      <w:r>
+        <w:rPr>
+          <w:sz w:val="32"/>
+          <w:szCs w:val="32"/>
+        </w:rPr>
+        <w:t xml:space="preserve">iOS, </w:t>
+      </w:r>
+      <w:proofErr w:type="spellStart"/>
+      <w:r>
+        <w:rPr>
+          <w:sz w:val="32"/>
+          <w:szCs w:val="32"/>
+        </w:rPr>
+        <w:t>AppDelegate.swift</w:t>
+      </w:r>
+      <w:proofErr w:type="spellEnd"/>
+      <w:r>
+        <w:rPr>
+          <w:sz w:val="32"/>
+          <w:szCs w:val="32"/>
+        </w:rPr>
+        <w:t>:</w:t>
+      </w:r>
+    </w:p>
+    <w:p>
+      <w:pPr>
+        <w:jc w:val="both"/>
+        <w:rPr>
+          <w:sz w:val="32"/>
+          <w:szCs w:val="32"/>
+        </w:rPr>
+      </w:pPr>
+      <w:r>
+        <w:rPr>
+          <w:sz w:val="32"/>
+          <w:szCs w:val="32"/>
+        </w:rPr>
+        <w:t># The app lifecycle manager for iOS. Handles native features and acts as a bridge to</w:t>
+      </w:r>
+      <w:r>
+        <w:rPr>
+          <w:b/>
+          <w:bCs/>
+          <w:sz w:val="32"/>
+          <w:szCs w:val="32"/>
+        </w:rPr>
+        <w:t xml:space="preserve"> Flutter</w:t>
+      </w:r>
+      <w:r>
+        <w:rPr>
+          <w:sz w:val="32"/>
+          <w:szCs w:val="32"/>
+        </w:rPr>
+        <w:t>. Common uses:</w:t>
+      </w:r>
+    </w:p>
+    <w:p>
+      <w:pPr>
+        <w:pStyle w:val="ListParagraph"/>
+        <w:numPr>
+          <w:ilvl w:val="0"/>
+          <w:numId w:val="45"/>
+        </w:numPr>
+        <w:jc w:val="both"/>
+        <w:rPr>
+          <w:sz w:val="32"/>
+          <w:szCs w:val="32"/>
+        </w:rPr>
+      </w:pPr>
+      <w:r>
+        <w:rPr>
+          <w:sz w:val="32"/>
+          <w:szCs w:val="32"/>
+        </w:rPr>
+        <w:t xml:space="preserve">Register </w:t>
+      </w:r>
+      <w:r>
+        <w:rPr>
+          <w:b/>
+          <w:bCs/>
+          <w:sz w:val="32"/>
+          <w:szCs w:val="32"/>
+        </w:rPr>
+        <w:t xml:space="preserve">Flutter </w:t>
+      </w:r>
+      <w:r>
+        <w:rPr>
+          <w:sz w:val="32"/>
+          <w:szCs w:val="32"/>
+        </w:rPr>
+        <w:t>plugins</w:t>
+      </w:r>
+    </w:p>
+    <w:p>
+      <w:pPr>
+        <w:pStyle w:val="ListParagraph"/>
+        <w:numPr>
+          <w:ilvl w:val="0"/>
+          <w:numId w:val="45"/>
+        </w:numPr>
+        <w:jc w:val="both"/>
+        <w:rPr>
+          <w:sz w:val="32"/>
+          <w:szCs w:val="32"/>
+        </w:rPr>
+      </w:pPr>
+      <w:r>
+        <w:rPr>
+          <w:sz w:val="32"/>
+          <w:szCs w:val="32"/>
+        </w:rPr>
+        <w:t xml:space="preserve">Create </w:t>
+      </w:r>
+      <w:proofErr w:type="spellStart"/>
+      <w:proofErr w:type="gramStart"/>
+      <w:r>
+        <w:rPr>
+          <w:b/>
+          <w:bCs/>
+          <w:sz w:val="32"/>
+          <w:szCs w:val="32"/>
+        </w:rPr>
+        <w:t>MethodChannel</w:t>
+      </w:r>
+      <w:proofErr w:type="spellEnd"/>
+      <w:r>
+        <w:rPr>
+          <w:b/>
+          <w:bCs/>
+          <w:sz w:val="32"/>
+          <w:szCs w:val="32"/>
+        </w:rPr>
+        <w:t>(</w:t>
+      </w:r>
+      <w:proofErr w:type="gramEnd"/>
+      <w:r>
+        <w:rPr>
+          <w:b/>
+          <w:bCs/>
+          <w:sz w:val="32"/>
+          <w:szCs w:val="32"/>
+        </w:rPr>
+        <w:t>)</w:t>
+      </w:r>
+      <w:r>
+        <w:rPr>
+          <w:sz w:val="32"/>
+          <w:szCs w:val="32"/>
+        </w:rPr>
+        <w:t>’s</w:t>
+      </w:r>
+    </w:p>
+    <w:p>
+      <w:pPr>
+        <w:pStyle w:val="ListParagraph"/>
+        <w:numPr>
+          <w:ilvl w:val="0"/>
+          <w:numId w:val="45"/>
+        </w:numPr>
+        <w:jc w:val="both"/>
+        <w:rPr>
+          <w:sz w:val="32"/>
+          <w:szCs w:val="32"/>
+        </w:rPr>
+      </w:pPr>
+      <w:r>
+        <w:rPr>
+          <w:sz w:val="32"/>
+          <w:szCs w:val="32"/>
+        </w:rPr>
+        <w:t>Handle Universal Links (deep links)</w:t>
+      </w:r>
+    </w:p>
+    <w:p>
+      <w:pPr>
+        <w:pStyle w:val="ListParagraph"/>
+        <w:numPr>
+          <w:ilvl w:val="0"/>
+          <w:numId w:val="45"/>
+        </w:numPr>
+        <w:jc w:val="both"/>
+        <w:rPr>
+          <w:sz w:val="32"/>
+          <w:szCs w:val="32"/>
+        </w:rPr>
+      </w:pPr>
+      <w:r>
+        <w:rPr>
+          <w:sz w:val="32"/>
+          <w:szCs w:val="32"/>
+        </w:rPr>
+        <w:t>Receive push notification callbacks</w:t>
+      </w:r>
+    </w:p>
+    <w:p>
+      <w:pPr>
+        <w:pStyle w:val="ListParagraph"/>
+        <w:numPr>
+          <w:ilvl w:val="0"/>
+          <w:numId w:val="45"/>
+        </w:numPr>
+        <w:jc w:val="both"/>
+        <w:rPr>
+          <w:sz w:val="32"/>
+          <w:szCs w:val="32"/>
+        </w:rPr>
+      </w:pPr>
+      <w:r>
+        <w:rPr>
+          <w:sz w:val="32"/>
+          <w:szCs w:val="32"/>
+        </w:rPr>
+        <w:t>Initialize iOS SDKs</w:t>
+      </w:r>
+    </w:p>
+    <w:p>
+      <w:pPr>
+        <w:pStyle w:val="ListParagraph"/>
+        <w:numPr>
+          <w:ilvl w:val="0"/>
+          <w:numId w:val="45"/>
+        </w:numPr>
+        <w:jc w:val="both"/>
+        <w:rPr>
+          <w:sz w:val="32"/>
+          <w:szCs w:val="32"/>
+        </w:rPr>
+      </w:pPr>
+      <w:r>
+        <w:rPr>
+          <w:sz w:val="32"/>
+          <w:szCs w:val="32"/>
+        </w:rPr>
+        <w:t>Handle permissions and results</w:t>
+      </w:r>
+    </w:p>
+    <w:p>
+      <w:pPr>
+        <w:jc w:val="both"/>
+        <w:rPr>
+          <w:b/>
+          <w:bCs/>
+          <w:color w:val="D86DCB" w:themeColor="accent5" w:themeTint="99"/>
+          <w:sz w:val="32"/>
+          <w:szCs w:val="32"/>
+        </w:rPr>
+      </w:pPr>
+      <w:r>
+        <w:rPr>
+          <w:b/>
+          <w:bCs/>
+          <w:color w:val="D86DCB" w:themeColor="accent5" w:themeTint="99"/>
+          <w:sz w:val="32"/>
+          <w:szCs w:val="32"/>
+        </w:rPr>
+        <w:t>// project/iOS/runner/</w:t>
+      </w:r>
+    </w:p>
+    <w:p>
+      <w:pPr>
+        <w:jc w:val="both"/>
+        <w:rPr>
+          <w:b/>
+          <w:bCs/>
+          <w:color w:val="D86DCB" w:themeColor="accent5" w:themeTint="99"/>
+          <w:sz w:val="32"/>
+          <w:szCs w:val="32"/>
+        </w:rPr>
+      </w:pPr>
+      <w:r>
+        <w:rPr>
+          <w:b/>
+          <w:bCs/>
+          <w:color w:val="D86DCB" w:themeColor="accent5" w:themeTint="99"/>
+          <w:sz w:val="32"/>
+          <w:szCs w:val="32"/>
+        </w:rPr>
+        <w:t>@main</w:t>
+      </w:r>
+    </w:p>
+    <w:p>
+      <w:pPr>
+        <w:jc w:val="both"/>
+        <w:rPr>
+          <w:b/>
+          <w:bCs/>
+          <w:color w:val="D86DCB" w:themeColor="accent5" w:themeTint="99"/>
+          <w:sz w:val="32"/>
+          <w:szCs w:val="32"/>
+        </w:rPr>
+      </w:pPr>
+      <w:r>
+        <w:rPr>
+          <w:b/>
+          <w:bCs/>
+          <w:color w:val="D86DCB" w:themeColor="accent5" w:themeTint="99"/>
+          <w:sz w:val="32"/>
+          <w:szCs w:val="32"/>
+        </w:rPr>
+        <w:t xml:space="preserve">@objc class </w:t>
+      </w:r>
+      <w:proofErr w:type="spellStart"/>
+      <w:r>
+        <w:rPr>
+          <w:b/>
+          <w:bCs/>
+          <w:color w:val="D86DCB" w:themeColor="accent5" w:themeTint="99"/>
+          <w:sz w:val="32"/>
+          <w:szCs w:val="32"/>
+        </w:rPr>
+        <w:t>AppDelegate</w:t>
+      </w:r>
+      <w:proofErr w:type="spellEnd"/>
+      <w:r>
+        <w:rPr>
+          <w:b/>
+          <w:bCs/>
+          <w:color w:val="D86DCB" w:themeColor="accent5" w:themeTint="99"/>
+          <w:sz w:val="32"/>
+          <w:szCs w:val="32"/>
+        </w:rPr>
+        <w:t xml:space="preserve">: </w:t>
+      </w:r>
+      <w:proofErr w:type="spellStart"/>
+      <w:r>
+        <w:rPr>
+          <w:b/>
+          <w:bCs/>
+          <w:color w:val="D86DCB" w:themeColor="accent5" w:themeTint="99"/>
+          <w:sz w:val="32"/>
+          <w:szCs w:val="32"/>
+        </w:rPr>
+        <w:t>FlutterAppDelegate</w:t>
+      </w:r>
+      <w:proofErr w:type="spellEnd"/>
+      <w:r>
+        <w:rPr>
+          <w:b/>
+          <w:bCs/>
+          <w:color w:val="D86DCB" w:themeColor="accent5" w:themeTint="99"/>
+          <w:sz w:val="32"/>
+          <w:szCs w:val="32"/>
+        </w:rPr>
+        <w:t xml:space="preserve"> {</w:t>
+      </w:r>
+    </w:p>
+    <w:p>
+      <w:pPr>
+        <w:jc w:val="both"/>
+        <w:rPr>
+          <w:b/>
+          <w:bCs/>
+          <w:color w:val="D86DCB" w:themeColor="accent5" w:themeTint="99"/>
+          <w:sz w:val="32"/>
+          <w:szCs w:val="32"/>
+        </w:rPr>
+      </w:pPr>
+      <w:r>
+        <w:rPr>
+          <w:b/>
+          <w:bCs/>
+          <w:color w:val="D86DCB" w:themeColor="accent5" w:themeTint="99"/>
+          <w:sz w:val="32"/>
+          <w:szCs w:val="32"/>
+        </w:rPr>
+        <w:t xml:space="preserve">override </w:t>
+      </w:r>
+      <w:proofErr w:type="spellStart"/>
+      <w:r>
+        <w:rPr>
+          <w:b/>
+          <w:bCs/>
+          <w:color w:val="D86DCB" w:themeColor="accent5" w:themeTint="99"/>
+          <w:sz w:val="32"/>
+          <w:szCs w:val="32"/>
+        </w:rPr>
+        <w:t>func</w:t>
+      </w:r>
+      <w:proofErr w:type="spellEnd"/>
+      <w:r>
+        <w:rPr>
+          <w:b/>
+          <w:bCs/>
+          <w:color w:val="D86DCB" w:themeColor="accent5" w:themeTint="99"/>
+          <w:sz w:val="32"/>
+          <w:szCs w:val="32"/>
+        </w:rPr>
+        <w:t xml:space="preserve"> </w:t>
+      </w:r>
+      <w:proofErr w:type="gramStart"/>
+      <w:r>
+        <w:rPr>
+          <w:b/>
+          <w:bCs/>
+          <w:color w:val="D86DCB" w:themeColor="accent5" w:themeTint="99"/>
+          <w:sz w:val="32"/>
+          <w:szCs w:val="32"/>
+        </w:rPr>
+        <w:t>application(</w:t>
+      </w:r>
+      <w:proofErr w:type="gramEnd"/>
+    </w:p>
+    <w:p>
+      <w:pPr>
+        <w:jc w:val="both"/>
+        <w:rPr>
+          <w:b/>
+          <w:bCs/>
+          <w:color w:val="D86DCB" w:themeColor="accent5" w:themeTint="99"/>
+          <w:sz w:val="32"/>
+          <w:szCs w:val="32"/>
+        </w:rPr>
+      </w:pPr>
+      <w:r>
+        <w:rPr>
+          <w:b/>
+          <w:bCs/>
+          <w:color w:val="D86DCB" w:themeColor="accent5" w:themeTint="99"/>
+          <w:sz w:val="32"/>
+          <w:szCs w:val="32"/>
+        </w:rPr>
+        <w:t xml:space="preserve">    </w:t>
+      </w:r>
+      <w:r>
+        <w:rPr>
+          <w:b/>
+          <w:bCs/>
+          <w:color w:val="D86DCB" w:themeColor="accent5" w:themeTint="99"/>
+          <w:sz w:val="32"/>
+          <w:szCs w:val="32"/>
+        </w:rPr>
+        <w:t xml:space="preserve">_ application: </w:t>
+      </w:r>
+      <w:proofErr w:type="spellStart"/>
+      <w:r>
+        <w:rPr>
+          <w:b/>
+          <w:bCs/>
+          <w:color w:val="D86DCB" w:themeColor="accent5" w:themeTint="99"/>
+          <w:sz w:val="32"/>
+          <w:szCs w:val="32"/>
+        </w:rPr>
+        <w:t>UIApplication</w:t>
+      </w:r>
+      <w:proofErr w:type="spellEnd"/>
+      <w:r>
+        <w:rPr>
+          <w:b/>
+          <w:bCs/>
+          <w:color w:val="D86DCB" w:themeColor="accent5" w:themeTint="99"/>
+          <w:sz w:val="32"/>
+          <w:szCs w:val="32"/>
+        </w:rPr>
+        <w:t>,</w:t>
+      </w:r>
+    </w:p>
+    <w:p>
+      <w:pPr>
+        <w:jc w:val="both"/>
+        <w:rPr>
+          <w:b/>
+          <w:bCs/>
+          <w:color w:val="D86DCB" w:themeColor="accent5" w:themeTint="99"/>
+          <w:sz w:val="32"/>
+          <w:szCs w:val="32"/>
+        </w:rPr>
+      </w:pPr>
+      <w:r>
+        <w:rPr>
+          <w:b/>
+          <w:bCs/>
+          <w:color w:val="D86DCB" w:themeColor="accent5" w:themeTint="99"/>
+          <w:sz w:val="32"/>
+          <w:szCs w:val="32"/>
+        </w:rPr>
+        <w:t xml:space="preserve">    </w:t>
+      </w:r>
+      <w:proofErr w:type="spellStart"/>
+      <w:r>
+        <w:rPr>
+          <w:b/>
+          <w:bCs/>
+          <w:color w:val="D86DCB" w:themeColor="accent5" w:themeTint="99"/>
+          <w:sz w:val="32"/>
+          <w:szCs w:val="32"/>
+        </w:rPr>
+        <w:t>didFinishLaunchingWithOptions</w:t>
+      </w:r>
+      <w:proofErr w:type="spellEnd"/>
+      <w:r>
+        <w:rPr>
+          <w:b/>
+          <w:bCs/>
+          <w:color w:val="D86DCB" w:themeColor="accent5" w:themeTint="99"/>
+          <w:sz w:val="32"/>
+          <w:szCs w:val="32"/>
+        </w:rPr>
+        <w:t xml:space="preserve">    </w:t>
+      </w:r>
+      <w:proofErr w:type="spellStart"/>
+      <w:r>
+        <w:rPr>
+          <w:b/>
+          <w:bCs/>
+          <w:color w:val="D86DCB" w:themeColor="accent5" w:themeTint="99"/>
+          <w:sz w:val="32"/>
+          <w:szCs w:val="32"/>
+        </w:rPr>
+        <w:t>launchOptions</w:t>
+      </w:r>
+      <w:proofErr w:type="spellEnd"/>
+      <w:r>
+        <w:rPr>
+          <w:b/>
+          <w:bCs/>
+          <w:color w:val="D86DCB" w:themeColor="accent5" w:themeTint="99"/>
+          <w:sz w:val="32"/>
+          <w:szCs w:val="32"/>
+        </w:rPr>
+        <w:t>:</w:t>
+      </w:r>
+    </w:p>
+    <w:p>
+      <w:pPr>
+        <w:jc w:val="both"/>
+        <w:rPr>
+          <w:b/>
+          <w:bCs/>
+          <w:color w:val="D86DCB" w:themeColor="accent5" w:themeTint="99"/>
+          <w:sz w:val="32"/>
+          <w:szCs w:val="32"/>
+        </w:rPr>
+      </w:pPr>
+      <w:r>
+        <w:rPr>
+          <w:b/>
+          <w:bCs/>
+          <w:color w:val="D86DCB" w:themeColor="accent5" w:themeTint="99"/>
+          <w:sz w:val="32"/>
+          <w:szCs w:val="32"/>
+        </w:rPr>
+        <w:lastRenderedPageBreak/>
+        <w:t xml:space="preserve">    </w:t>
+      </w:r>
+      <w:r>
+        <w:rPr>
+          <w:b/>
+          <w:bCs/>
+          <w:color w:val="D86DCB" w:themeColor="accent5" w:themeTint="99"/>
+          <w:sz w:val="32"/>
+          <w:szCs w:val="32"/>
+        </w:rPr>
+        <w:t xml:space="preserve">   [</w:t>
+      </w:r>
+      <w:proofErr w:type="spellStart"/>
+      <w:r>
+        <w:rPr>
+          <w:b/>
+          <w:bCs/>
+          <w:color w:val="D86DCB" w:themeColor="accent5" w:themeTint="99"/>
+          <w:sz w:val="32"/>
+          <w:szCs w:val="32"/>
+        </w:rPr>
+        <w:t>UIApplication.launchOptionsKey</w:t>
+      </w:r>
+      <w:proofErr w:type="spellEnd"/>
+      <w:r>
+        <w:rPr>
+          <w:b/>
+          <w:bCs/>
+          <w:color w:val="D86DCB" w:themeColor="accent5" w:themeTint="99"/>
+          <w:sz w:val="32"/>
+          <w:szCs w:val="32"/>
+        </w:rPr>
+        <w:t>: Any]?</w:t>
+      </w:r>
+    </w:p>
+    <w:p>
+      <w:pPr>
+        <w:jc w:val="both"/>
+        <w:rPr>
+          <w:b/>
+          <w:bCs/>
+          <w:color w:val="D86DCB" w:themeColor="accent5" w:themeTint="99"/>
+          <w:sz w:val="32"/>
+          <w:szCs w:val="32"/>
+        </w:rPr>
+      </w:pPr>
+      <w:proofErr w:type="gramStart"/>
+      <w:r>
+        <w:rPr>
+          <w:b/>
+          <w:bCs/>
+          <w:color w:val="D86DCB" w:themeColor="accent5" w:themeTint="99"/>
+          <w:sz w:val="32"/>
+          <w:szCs w:val="32"/>
+        </w:rPr>
+        <w:t>)  -</w:t>
+      </w:r>
+      <w:proofErr w:type="gramEnd"/>
+      <w:r>
+        <w:rPr>
+          <w:b/>
+          <w:bCs/>
+          <w:color w:val="D86DCB" w:themeColor="accent5" w:themeTint="99"/>
+          <w:sz w:val="32"/>
+          <w:szCs w:val="32"/>
+        </w:rPr>
+        <w:t>&gt;  Bool {</w:t>
+      </w:r>
+    </w:p>
+    <w:p>
+      <w:pPr>
+        <w:jc w:val="both"/>
+        <w:rPr>
+          <w:b/>
+          <w:bCs/>
+          <w:color w:val="D86DCB" w:themeColor="accent5" w:themeTint="99"/>
+          <w:sz w:val="32"/>
+          <w:szCs w:val="32"/>
+        </w:rPr>
+      </w:pPr>
+      <w:r>
+        <w:rPr>
+          <w:b/>
+          <w:bCs/>
+          <w:color w:val="D86DCB" w:themeColor="accent5" w:themeTint="99"/>
+          <w:sz w:val="32"/>
+          <w:szCs w:val="32"/>
+        </w:rPr>
+        <w:t xml:space="preserve">        </w:t>
+      </w:r>
+      <w:proofErr w:type="spellStart"/>
+      <w:r>
+        <w:rPr>
+          <w:b/>
+          <w:bCs/>
+          <w:color w:val="D86DCB" w:themeColor="accent5" w:themeTint="99"/>
+          <w:sz w:val="32"/>
+          <w:szCs w:val="32"/>
+        </w:rPr>
+        <w:t>GeneratedPluginRegistrant.register</w:t>
+      </w:r>
+      <w:proofErr w:type="spellEnd"/>
+      <w:r>
+        <w:rPr>
+          <w:b/>
+          <w:bCs/>
+          <w:color w:val="D86DCB" w:themeColor="accent5" w:themeTint="99"/>
+          <w:sz w:val="32"/>
+          <w:szCs w:val="32"/>
+        </w:rPr>
+        <w:t>(with: self)</w:t>
+      </w:r>
+    </w:p>
+    <w:p>
+      <w:pPr>
+        <w:jc w:val="both"/>
+        <w:rPr>
+          <w:b/>
+          <w:bCs/>
+          <w:color w:val="D86DCB" w:themeColor="accent5" w:themeTint="99"/>
+          <w:sz w:val="32"/>
+          <w:szCs w:val="32"/>
+        </w:rPr>
+      </w:pPr>
+      <w:r>
+        <w:rPr>
+          <w:b/>
+          <w:bCs/>
+          <w:color w:val="D86DCB" w:themeColor="accent5" w:themeTint="99"/>
+          <w:sz w:val="32"/>
+          <w:szCs w:val="32"/>
+        </w:rPr>
+        <w:t xml:space="preserve">        </w:t>
+      </w:r>
+    </w:p>
+    <w:p>
+      <w:pPr>
+        <w:jc w:val="both"/>
+        <w:rPr>
+          <w:b/>
+          <w:bCs/>
+          <w:color w:val="D86DCB" w:themeColor="accent5" w:themeTint="99"/>
+          <w:sz w:val="32"/>
+          <w:szCs w:val="32"/>
+        </w:rPr>
+      </w:pPr>
+      <w:r>
+        <w:rPr>
+          <w:b/>
+          <w:bCs/>
+          <w:color w:val="D86DCB" w:themeColor="accent5" w:themeTint="99"/>
+          <w:sz w:val="32"/>
+          <w:szCs w:val="32"/>
+        </w:rPr>
+        <w:t xml:space="preserve">        </w:t>
+      </w:r>
+      <w:r>
+        <w:rPr>
+          <w:b/>
+          <w:bCs/>
+          <w:color w:val="D86DCB" w:themeColor="accent5" w:themeTint="99"/>
+          <w:sz w:val="32"/>
+          <w:szCs w:val="32"/>
+        </w:rPr>
+        <w:t xml:space="preserve">// Create a </w:t>
+      </w:r>
+      <w:proofErr w:type="spellStart"/>
+      <w:r>
+        <w:rPr>
+          <w:b/>
+          <w:bCs/>
+          <w:color w:val="D86DCB" w:themeColor="accent5" w:themeTint="99"/>
+          <w:sz w:val="32"/>
+          <w:szCs w:val="32"/>
+        </w:rPr>
+        <w:t>MethodChannel</w:t>
+      </w:r>
+      <w:proofErr w:type="spellEnd"/>
+    </w:p>
+    <w:p>
+      <w:pPr>
+        <w:jc w:val="both"/>
+        <w:rPr>
+          <w:b/>
+          <w:bCs/>
+          <w:color w:val="D86DCB" w:themeColor="accent5" w:themeTint="99"/>
+          <w:sz w:val="32"/>
+          <w:szCs w:val="32"/>
+        </w:rPr>
+      </w:pPr>
+      <w:r>
+        <w:rPr>
+          <w:b/>
+          <w:bCs/>
+          <w:color w:val="D86DCB" w:themeColor="accent5" w:themeTint="99"/>
+          <w:sz w:val="32"/>
+          <w:szCs w:val="32"/>
+        </w:rPr>
+        <w:t xml:space="preserve">        </w:t>
+      </w:r>
+      <w:r>
+        <w:rPr>
+          <w:b/>
+          <w:bCs/>
+          <w:color w:val="D86DCB" w:themeColor="accent5" w:themeTint="99"/>
+          <w:sz w:val="32"/>
+          <w:szCs w:val="32"/>
+        </w:rPr>
+        <w:t xml:space="preserve">let channel = </w:t>
+      </w:r>
+      <w:proofErr w:type="spellStart"/>
+      <w:proofErr w:type="gramStart"/>
+      <w:r>
+        <w:rPr>
+          <w:b/>
+          <w:bCs/>
+          <w:color w:val="D86DCB" w:themeColor="accent5" w:themeTint="99"/>
+          <w:sz w:val="32"/>
+          <w:szCs w:val="32"/>
+        </w:rPr>
+        <w:t>FlutterMethodChannel</w:t>
+      </w:r>
+      <w:proofErr w:type="spellEnd"/>
+      <w:r>
+        <w:rPr>
+          <w:b/>
+          <w:bCs/>
+          <w:color w:val="D86DCB" w:themeColor="accent5" w:themeTint="99"/>
+          <w:sz w:val="32"/>
+          <w:szCs w:val="32"/>
+        </w:rPr>
+        <w:t>(</w:t>
+      </w:r>
+      <w:proofErr w:type="gramEnd"/>
+    </w:p>
+    <w:p>
+      <w:pPr>
+        <w:pStyle w:val="ListParagraph"/>
+        <w:numPr>
+          <w:ilvl w:val="0"/>
+          <w:numId w:val="46"/>
+        </w:numPr>
+        <w:jc w:val="both"/>
+        <w:rPr>
+          <w:b/>
+          <w:bCs/>
+          <w:color w:val="D86DCB" w:themeColor="accent5" w:themeTint="99"/>
+          <w:sz w:val="32"/>
+          <w:szCs w:val="32"/>
+        </w:rPr>
+      </w:pPr>
+      <w:r>
+        <w:rPr>
+          <w:b/>
+          <w:bCs/>
+          <w:color w:val="D86DCB" w:themeColor="accent5" w:themeTint="99"/>
+          <w:sz w:val="32"/>
+          <w:szCs w:val="32"/>
+        </w:rPr>
+        <w:t>name: “</w:t>
+      </w:r>
+      <w:proofErr w:type="spellStart"/>
+      <w:r>
+        <w:rPr>
+          <w:b/>
+          <w:bCs/>
+          <w:color w:val="D86DCB" w:themeColor="accent5" w:themeTint="99"/>
+          <w:sz w:val="32"/>
+          <w:szCs w:val="32"/>
+        </w:rPr>
+        <w:t>com.example</w:t>
+      </w:r>
+      <w:proofErr w:type="spellEnd"/>
+      <w:r>
+        <w:rPr>
+          <w:b/>
+          <w:bCs/>
+          <w:color w:val="D86DCB" w:themeColor="accent5" w:themeTint="99"/>
+          <w:sz w:val="32"/>
+          <w:szCs w:val="32"/>
+        </w:rPr>
+        <w:t>/app”</w:t>
+      </w:r>
+    </w:p>
+    <w:p>
+      <w:pPr>
+        <w:jc w:val="both"/>
+        <w:rPr>
+          <w:b/>
+          <w:bCs/>
+          <w:color w:val="D86DCB" w:themeColor="accent5" w:themeTint="99"/>
+          <w:sz w:val="32"/>
+          <w:szCs w:val="32"/>
+        </w:rPr>
+      </w:pPr>
+      <w:r>
+        <w:rPr>
+          <w:b/>
+          <w:bCs/>
+          <w:color w:val="D86DCB" w:themeColor="accent5" w:themeTint="99"/>
+          <w:sz w:val="32"/>
+          <w:szCs w:val="32"/>
+        </w:rPr>
+        <w:t xml:space="preserve">            </w:t>
+      </w:r>
+      <w:r>
+        <w:rPr>
+          <w:b/>
+          <w:bCs/>
+          <w:color w:val="D86DCB" w:themeColor="accent5" w:themeTint="99"/>
+          <w:sz w:val="32"/>
+          <w:szCs w:val="32"/>
+        </w:rPr>
+        <w:t>-</w:t>
+      </w:r>
+      <w:r>
+        <w:rPr>
+          <w:b/>
+          <w:bCs/>
+          <w:color w:val="D86DCB" w:themeColor="accent5" w:themeTint="99"/>
+          <w:sz w:val="32"/>
+          <w:szCs w:val="32"/>
+        </w:rPr>
+        <w:t xml:space="preserve">    </w:t>
+      </w:r>
+      <w:proofErr w:type="spellStart"/>
+      <w:r>
+        <w:rPr>
+          <w:b/>
+          <w:bCs/>
+          <w:color w:val="D86DCB" w:themeColor="accent5" w:themeTint="99"/>
+          <w:sz w:val="32"/>
+          <w:szCs w:val="32"/>
+        </w:rPr>
+        <w:t>binaryMessenger</w:t>
+      </w:r>
+      <w:proofErr w:type="spellEnd"/>
+      <w:r>
+        <w:rPr>
+          <w:b/>
+          <w:bCs/>
+          <w:color w:val="D86DCB" w:themeColor="accent5" w:themeTint="99"/>
+          <w:sz w:val="32"/>
+          <w:szCs w:val="32"/>
+        </w:rPr>
+        <w:t xml:space="preserve">: </w:t>
+      </w:r>
+      <w:proofErr w:type="spellStart"/>
+      <w:proofErr w:type="gramStart"/>
+      <w:r>
+        <w:rPr>
+          <w:b/>
+          <w:bCs/>
+          <w:color w:val="D86DCB" w:themeColor="accent5" w:themeTint="99"/>
+          <w:sz w:val="32"/>
+          <w:szCs w:val="32"/>
+        </w:rPr>
+        <w:t>self.window</w:t>
+      </w:r>
+      <w:proofErr w:type="spellEnd"/>
+      <w:proofErr w:type="gramEnd"/>
+      <w:r>
+        <w:rPr>
+          <w:b/>
+          <w:bCs/>
+          <w:color w:val="D86DCB" w:themeColor="accent5" w:themeTint="99"/>
+          <w:sz w:val="32"/>
+          <w:szCs w:val="32"/>
+        </w:rPr>
+        <w:t>!</w:t>
+      </w:r>
+    </w:p>
+    <w:p>
+      <w:pPr>
+        <w:jc w:val="both"/>
+        <w:rPr>
+          <w:b/>
+          <w:bCs/>
+          <w:color w:val="D86DCB" w:themeColor="accent5" w:themeTint="99"/>
+          <w:sz w:val="32"/>
+          <w:szCs w:val="32"/>
+        </w:rPr>
+      </w:pPr>
+      <w:r>
+        <w:rPr>
+          <w:b/>
+          <w:bCs/>
+          <w:color w:val="D86DCB" w:themeColor="accent5" w:themeTint="99"/>
+          <w:sz w:val="32"/>
+          <w:szCs w:val="32"/>
+        </w:rPr>
+        <w:t xml:space="preserve">                    </w:t>
+      </w:r>
+      <w:proofErr w:type="gramStart"/>
+      <w:r>
+        <w:rPr>
+          <w:b/>
+          <w:bCs/>
+          <w:color w:val="D86DCB" w:themeColor="accent5" w:themeTint="99"/>
+          <w:sz w:val="32"/>
+          <w:szCs w:val="32"/>
+        </w:rPr>
+        <w:t>.</w:t>
+      </w:r>
+      <w:proofErr w:type="spellStart"/>
+      <w:r>
+        <w:rPr>
+          <w:b/>
+          <w:bCs/>
+          <w:color w:val="D86DCB" w:themeColor="accent5" w:themeTint="99"/>
+          <w:sz w:val="32"/>
+          <w:szCs w:val="32"/>
+        </w:rPr>
+        <w:t>rootViewController</w:t>
+      </w:r>
+      <w:proofErr w:type="spellEnd"/>
+      <w:proofErr w:type="gramEnd"/>
+      <w:r>
+        <w:rPr>
+          <w:b/>
+          <w:bCs/>
+          <w:color w:val="D86DCB" w:themeColor="accent5" w:themeTint="99"/>
+          <w:sz w:val="32"/>
+          <w:szCs w:val="32"/>
+        </w:rPr>
+        <w:t xml:space="preserve"> as !</w:t>
+      </w:r>
+      <w:proofErr w:type="spellStart"/>
+      <w:r>
+        <w:rPr>
+          <w:b/>
+          <w:bCs/>
+          <w:color w:val="D86DCB" w:themeColor="accent5" w:themeTint="99"/>
+          <w:sz w:val="32"/>
+          <w:szCs w:val="32"/>
+        </w:rPr>
+        <w:t>FlutterViewController</w:t>
+      </w:r>
+      <w:proofErr w:type="spellEnd"/>
+    </w:p>
+    <w:p>
+      <w:pPr>
+        <w:jc w:val="both"/>
+        <w:rPr>
+          <w:b/>
+          <w:bCs/>
+          <w:color w:val="D86DCB" w:themeColor="accent5" w:themeTint="99"/>
+          <w:sz w:val="32"/>
+          <w:szCs w:val="32"/>
+        </w:rPr>
+      </w:pPr>
+      <w:r>
+        <w:rPr>
+          <w:b/>
+          <w:bCs/>
+          <w:color w:val="D86DCB" w:themeColor="accent5" w:themeTint="99"/>
+          <w:sz w:val="32"/>
+          <w:szCs w:val="32"/>
+        </w:rPr>
+        <w:t xml:space="preserve">                    </w:t>
+      </w:r>
+      <w:proofErr w:type="gramStart"/>
+      <w:r>
+        <w:rPr>
+          <w:b/>
+          <w:bCs/>
+          <w:color w:val="D86DCB" w:themeColor="accent5" w:themeTint="99"/>
+          <w:sz w:val="32"/>
+          <w:szCs w:val="32"/>
+        </w:rPr>
+        <w:t>.</w:t>
+      </w:r>
+      <w:proofErr w:type="spellStart"/>
+      <w:r>
+        <w:rPr>
+          <w:b/>
+          <w:bCs/>
+          <w:color w:val="D86DCB" w:themeColor="accent5" w:themeTint="99"/>
+          <w:sz w:val="32"/>
+          <w:szCs w:val="32"/>
+        </w:rPr>
+        <w:t>binaryMessenger</w:t>
+      </w:r>
+      <w:proofErr w:type="spellEnd"/>
+      <w:proofErr w:type="gramEnd"/>
+    </w:p>
+    <w:p>
+      <w:pPr>
+        <w:jc w:val="both"/>
+        <w:rPr>
+          <w:b/>
+          <w:bCs/>
+          <w:color w:val="D86DCB" w:themeColor="accent5" w:themeTint="99"/>
+          <w:sz w:val="32"/>
+          <w:szCs w:val="32"/>
+        </w:rPr>
+      </w:pPr>
+      <w:r>
+        <w:rPr>
+          <w:b/>
+          <w:bCs/>
+          <w:color w:val="D86DCB" w:themeColor="accent5" w:themeTint="99"/>
+          <w:sz w:val="32"/>
+          <w:szCs w:val="32"/>
+        </w:rPr>
+        <w:t xml:space="preserve">        </w:t>
+      </w:r>
+      <w:r>
+        <w:rPr>
+          <w:b/>
+          <w:bCs/>
+          <w:color w:val="D86DCB" w:themeColor="accent5" w:themeTint="99"/>
+          <w:sz w:val="32"/>
+          <w:szCs w:val="32"/>
+        </w:rPr>
+        <w:t>)</w:t>
+      </w:r>
+    </w:p>
+    <w:p>
+      <w:pPr>
+        <w:jc w:val="both"/>
+        <w:rPr>
+          <w:b/>
+          <w:bCs/>
+          <w:color w:val="D86DCB" w:themeColor="accent5" w:themeTint="99"/>
+          <w:sz w:val="32"/>
+          <w:szCs w:val="32"/>
+        </w:rPr>
+      </w:pPr>
+      <w:r>
+        <w:rPr>
+          <w:b/>
+          <w:bCs/>
+          <w:color w:val="D86DCB" w:themeColor="accent5" w:themeTint="99"/>
+          <w:sz w:val="32"/>
+          <w:szCs w:val="32"/>
+        </w:rPr>
+        <w:t xml:space="preserve">        </w:t>
+      </w:r>
+      <w:r>
+        <w:rPr>
+          <w:b/>
+          <w:bCs/>
+          <w:color w:val="D86DCB" w:themeColor="accent5" w:themeTint="99"/>
+          <w:sz w:val="32"/>
+          <w:szCs w:val="32"/>
+        </w:rPr>
+        <w:t xml:space="preserve">return </w:t>
+      </w:r>
+      <w:proofErr w:type="spellStart"/>
+      <w:r>
+        <w:rPr>
+          <w:b/>
+          <w:bCs/>
+          <w:color w:val="D86DCB" w:themeColor="accent5" w:themeTint="99"/>
+          <w:sz w:val="32"/>
+          <w:szCs w:val="32"/>
+        </w:rPr>
+        <w:t>super.</w:t>
+      </w:r>
+      <w:proofErr w:type="gramStart"/>
+      <w:r>
+        <w:rPr>
+          <w:b/>
+          <w:bCs/>
+          <w:color w:val="D86DCB" w:themeColor="accent5" w:themeTint="99"/>
+          <w:sz w:val="32"/>
+          <w:szCs w:val="32"/>
+        </w:rPr>
+        <w:t>application</w:t>
+      </w:r>
+      <w:proofErr w:type="spellEnd"/>
+      <w:r>
+        <w:rPr>
+          <w:b/>
+          <w:bCs/>
+          <w:color w:val="D86DCB" w:themeColor="accent5" w:themeTint="99"/>
+          <w:sz w:val="32"/>
+          <w:szCs w:val="32"/>
+        </w:rPr>
+        <w:t>(</w:t>
+      </w:r>
+      <w:proofErr w:type="gramEnd"/>
+      <w:r>
+        <w:rPr>
+          <w:b/>
+          <w:bCs/>
+          <w:color w:val="D86DCB" w:themeColor="accent5" w:themeTint="99"/>
+          <w:sz w:val="32"/>
+          <w:szCs w:val="32"/>
+        </w:rPr>
+        <w:t>application,</w:t>
+      </w:r>
+    </w:p>
+    <w:p>
+      <w:pPr>
+        <w:jc w:val="both"/>
+        <w:rPr>
+          <w:b/>
+          <w:bCs/>
+          <w:color w:val="D86DCB" w:themeColor="accent5" w:themeTint="99"/>
+          <w:sz w:val="32"/>
+          <w:szCs w:val="32"/>
+        </w:rPr>
+      </w:pPr>
+      <w:r>
+        <w:rPr>
+          <w:b/>
+          <w:bCs/>
+          <w:color w:val="D86DCB" w:themeColor="accent5" w:themeTint="99"/>
+          <w:sz w:val="32"/>
+          <w:szCs w:val="32"/>
+        </w:rPr>
+        <w:t xml:space="preserve">            </w:t>
+      </w:r>
+      <w:proofErr w:type="spellStart"/>
+      <w:r>
+        <w:rPr>
+          <w:b/>
+          <w:bCs/>
+          <w:color w:val="D86DCB" w:themeColor="accent5" w:themeTint="99"/>
+          <w:sz w:val="32"/>
+          <w:szCs w:val="32"/>
+        </w:rPr>
+        <w:t>didFinishLaunchingWithOptions</w:t>
+      </w:r>
+      <w:proofErr w:type="spellEnd"/>
+      <w:r>
+        <w:rPr>
+          <w:b/>
+          <w:bCs/>
+          <w:color w:val="D86DCB" w:themeColor="accent5" w:themeTint="99"/>
+          <w:sz w:val="32"/>
+          <w:szCs w:val="32"/>
+        </w:rPr>
+        <w:t xml:space="preserve">: </w:t>
+      </w:r>
+      <w:proofErr w:type="spellStart"/>
+      <w:r>
+        <w:rPr>
+          <w:b/>
+          <w:bCs/>
+          <w:color w:val="D86DCB" w:themeColor="accent5" w:themeTint="99"/>
+          <w:sz w:val="32"/>
+          <w:szCs w:val="32"/>
+        </w:rPr>
+        <w:t>launchOptions</w:t>
+      </w:r>
+      <w:proofErr w:type="spellEnd"/>
+      <w:r>
+        <w:rPr>
+          <w:b/>
+          <w:bCs/>
+          <w:color w:val="D86DCB" w:themeColor="accent5" w:themeTint="99"/>
+          <w:sz w:val="32"/>
+          <w:szCs w:val="32"/>
+        </w:rPr>
+        <w:t>)</w:t>
+      </w:r>
+    </w:p>
+    <w:p>
+      <w:pPr>
+        <w:jc w:val="both"/>
+        <w:rPr>
+          <w:b/>
+          <w:bCs/>
+          <w:color w:val="D86DCB" w:themeColor="accent5" w:themeTint="99"/>
+          <w:sz w:val="32"/>
+          <w:szCs w:val="32"/>
+        </w:rPr>
+      </w:pPr>
+      <w:r>
+        <w:rPr>
+          <w:b/>
+          <w:bCs/>
+          <w:color w:val="D86DCB" w:themeColor="accent5" w:themeTint="99"/>
+          <w:sz w:val="32"/>
+          <w:szCs w:val="32"/>
+        </w:rPr>
+        <w:t xml:space="preserve">    </w:t>
+      </w:r>
+      <w:r>
+        <w:rPr>
+          <w:b/>
+          <w:bCs/>
+          <w:color w:val="D86DCB" w:themeColor="accent5" w:themeTint="99"/>
+          <w:sz w:val="32"/>
+          <w:szCs w:val="32"/>
+        </w:rPr>
+        <w:t>}</w:t>
+      </w:r>
+    </w:p>
+    <w:p>
+      <w:pPr>
+        <w:jc w:val="both"/>
+        <w:rPr>
+          <w:sz w:val="32"/>
+          <w:szCs w:val="32"/>
+        </w:rPr>
+      </w:pPr>
+      <w:r>
+        <w:rPr>
+          <w:b/>
+          <w:bCs/>
+          <w:color w:val="D86DCB" w:themeColor="accent5" w:themeTint="99"/>
+          <w:sz w:val="32"/>
+          <w:szCs w:val="32"/>
+        </w:rPr>
+        <w:t>}</w:t>
+      </w:r>
+    </w:p>
+    <w:p>
+      <w:pPr>
+        <w:jc w:val="both"/>
+        <w:rPr>
+          <w:sz w:val="32"/>
+          <w:szCs w:val="32"/>
+        </w:rPr>
+      </w:pPr>
+    </w:p>
+    <w:p>
+      <w:pPr>
+        <w:jc w:val="both"/>
+        <w:rPr>
+          <w:sz w:val="32"/>
+          <w:szCs w:val="32"/>
+        </w:rPr>
+      </w:pPr>
+    </w:p>
+    <w:p>
+      <w:pPr>
+        <w:jc w:val="center"/>
+        <w:rPr>
+          <w:sz w:val="32"/>
+          <w:szCs w:val="32"/>
+        </w:rPr>
+      </w:pPr>
+      <w:r>
+        <w:rPr>
+          <w:sz w:val="32"/>
+          <w:szCs w:val="32"/>
+        </w:rPr>
+        <w:t>Break</w:t>
+      </w:r>
+    </w:p>
+    <w:p>
+      <w:pPr>
+        <w:jc w:val="both"/>
+        <w:rPr>
+          <w:sz w:val="32"/>
+          <w:szCs w:val="32"/>
+        </w:rPr>
+      </w:pPr>
+    </w:p>
+    <w:p>
+      <w:pPr>
+        <w:jc w:val="both"/>
+        <w:rPr>
+          <w:b/>
+          <w:bCs/>
+          <w:sz w:val="32"/>
+          <w:szCs w:val="32"/>
+        </w:rPr>
+      </w:pPr>
       <w:r>
         <w:rPr>
           <w:b/>
@@ -11344,7 +13964,6 @@
           <w:sz w:val="32"/>
           <w:szCs w:val="32"/>
         </w:rPr>
-        <w:lastRenderedPageBreak/>
         <w:t>Debounce user input – prevent flooding API calls from search bars.</w:t>
       </w:r>
     </w:p>
@@ -11481,7 +14100,7 @@
           <w:sz w:val="32"/>
           <w:szCs w:val="32"/>
         </w:rPr>
-        <w:t>Advanced Tips</w:t>
+        <w:t>Offload heavy computations to Isolates.</w:t>
       </w:r>
     </w:p>
     <w:p>
@@ -11502,7 +14121,7 @@
           <w:sz w:val="32"/>
           <w:szCs w:val="32"/>
         </w:rPr>
-        <w:t>Offload heavy computations to Isolates.</w:t>
+        <w:t>Optimize database queries – lazy load, index, and limit data.</w:t>
       </w:r>
     </w:p>
     <w:p>
@@ -11518,12 +14137,35 @@
           <w:szCs w:val="32"/>
         </w:rPr>
       </w:pPr>
-      <w:r>
-        <w:rPr>
-          <w:sz w:val="32"/>
-          <w:szCs w:val="32"/>
-        </w:rPr>
-        <w:t>Optimize database queries – lazy load, index, and limit data.</w:t>
+      <w:proofErr w:type="gramStart"/>
+      <w:r>
+        <w:rPr>
+          <w:sz w:val="32"/>
+          <w:szCs w:val="32"/>
+        </w:rPr>
+        <w:t>Cache</w:t>
+      </w:r>
+      <w:r>
+        <w:rPr>
+          <w:sz w:val="32"/>
+          <w:szCs w:val="32"/>
+        </w:rPr>
+        <w:t xml:space="preserve">  (</w:t>
+      </w:r>
+      <w:proofErr w:type="gramEnd"/>
+      <w:r>
+        <w:rPr>
+          <w:sz w:val="32"/>
+          <w:szCs w:val="32"/>
+        </w:rPr>
+        <w:t>Repository Layer)</w:t>
+      </w:r>
+      <w:r>
+        <w:rPr>
+          <w:sz w:val="32"/>
+          <w:szCs w:val="32"/>
+        </w:rPr>
+        <w:t xml:space="preserve"> network responses to reduce repeated API calls.</w:t>
       </w:r>
     </w:p>
     <w:p>
@@ -11544,7 +14186,40 @@
           <w:sz w:val="32"/>
           <w:szCs w:val="32"/>
         </w:rPr>
-        <w:t>Cache network responses to reduce repeated API calls.</w:t>
+        <w:lastRenderedPageBreak/>
+        <w:t xml:space="preserve">Use </w:t>
+      </w:r>
+      <w:r>
+        <w:rPr>
+          <w:b/>
+          <w:bCs/>
+          <w:sz w:val="32"/>
+          <w:szCs w:val="32"/>
+        </w:rPr>
+        <w:t>const</w:t>
+      </w:r>
+      <w:r>
+        <w:rPr>
+          <w:sz w:val="32"/>
+          <w:szCs w:val="32"/>
+        </w:rPr>
+        <w:t xml:space="preserve"> &amp; </w:t>
+      </w:r>
+      <w:r>
+        <w:rPr>
+          <w:b/>
+          <w:bCs/>
+          <w:sz w:val="32"/>
+          <w:szCs w:val="32"/>
+        </w:rPr>
+        <w:t>final</w:t>
+      </w:r>
+      <w:r>
+        <w:rPr>
+          <w:sz w:val="32"/>
+          <w:szCs w:val="32"/>
+        </w:rPr>
+        <w:t xml:space="preserve"> wisely to prevent unnecessary rebuilds.</w:t>
       </w:r>
     </w:p>
     <w:p>
@@ -11565,7 +14240,25 @@
           <w:sz w:val="32"/>
           <w:szCs w:val="32"/>
         </w:rPr>
-        <w:t>Use const &amp; final wisely to prevent unnecessary rebuilds.</w:t>
+        <w:t xml:space="preserve">Minimize repaints with </w:t>
+      </w:r>
+      <w:proofErr w:type="spellStart"/>
+      <w:r>
+        <w:rPr>
+          <w:b/>
+          <w:bCs/>
+          <w:sz w:val="32"/>
+          <w:szCs w:val="32"/>
+        </w:rPr>
+        <w:t>RepaintBoundary</w:t>
+      </w:r>
+      <w:proofErr w:type="spellEnd"/>
+      <w:r>
+        <w:rPr>
+          <w:sz w:val="32"/>
+          <w:szCs w:val="32"/>
+        </w:rPr>
+        <w:t xml:space="preserve"> for animations.</w:t>
       </w:r>
     </w:p>
     <w:p>
@@ -11586,25 +14279,7 @@
           <w:sz w:val="32"/>
           <w:szCs w:val="32"/>
         </w:rPr>
-        <w:t xml:space="preserve">Minimize repaints with </w:t>
-      </w:r>
-      <w:proofErr w:type="spellStart"/>
-      <w:r>
-        <w:rPr>
-          <w:b/>
-          <w:bCs/>
-          <w:sz w:val="32"/>
-          <w:szCs w:val="32"/>
-        </w:rPr>
-        <w:t>RepaintBoundary</w:t>
-      </w:r>
-      <w:proofErr w:type="spellEnd"/>
-      <w:r>
-        <w:rPr>
-          <w:sz w:val="32"/>
-          <w:szCs w:val="32"/>
-        </w:rPr>
-        <w:t xml:space="preserve"> for animations.</w:t>
+        <w:t>Avoid blocking the main thread – async everything.</w:t>
       </w:r>
     </w:p>
     <w:p>
@@ -11625,27 +14300,6 @@
           <w:sz w:val="32"/>
           <w:szCs w:val="32"/>
         </w:rPr>
-        <w:t>Avoid blocking the main thread – async everything.</w:t>
-      </w:r>
-    </w:p>
-    <w:p>
-      <w:pPr>
-        <w:pStyle w:val="ListParagraph"/>
-        <w:numPr>
-          <w:ilvl w:val="0"/>
-          <w:numId w:val="1"/>
-        </w:numPr>
-        <w:jc w:val="both"/>
-        <w:rPr>
-          <w:sz w:val="32"/>
-          <w:szCs w:val="32"/>
-        </w:rPr>
-      </w:pPr>
-      <w:r>
-        <w:rPr>
-          <w:sz w:val="32"/>
-          <w:szCs w:val="32"/>
-        </w:rPr>
         <w:t xml:space="preserve">Optimize image &amp; media loading – placeholders, lazy loading, </w:t>
       </w:r>
       <w:proofErr w:type="spellStart"/>
@@ -11665,27 +14319,6 @@
           <w:szCs w:val="32"/>
         </w:rPr>
         <w:t>, streaming.</w:t>
-      </w:r>
-    </w:p>
-    <w:p>
-      <w:pPr>
-        <w:pStyle w:val="ListParagraph"/>
-        <w:numPr>
-          <w:ilvl w:val="0"/>
-          <w:numId w:val="1"/>
-        </w:numPr>
-        <w:jc w:val="both"/>
-        <w:rPr>
-          <w:sz w:val="32"/>
-          <w:szCs w:val="32"/>
-        </w:rPr>
-      </w:pPr>
-      <w:r>
-        <w:rPr>
-          <w:sz w:val="32"/>
-          <w:szCs w:val="32"/>
-        </w:rPr>
-        <w:t>Keep learning &amp; updating – Flutter evolves fast; stay on top of best practices.</w:t>
       </w:r>
     </w:p>
     <w:p>
@@ -13540,6 +16173,119 @@
     </w:lvl>
   </w:abstractNum>
   <w:abstractNum w:abstractNumId="15" w15:restartNumberingAfterBreak="0">
+    <w:nsid w:val="3261745E"/>
+    <w:multiLevelType w:val="hybridMultilevel"/>
+    <w:tmpl w:val="0F48A09A"/>
+    <w:lvl w:ilvl="0" w:tplc="04090001">
+      <w:start w:val="1"/>
+      <w:numFmt w:val="bullet"/>
+      <w:lvlText w:val=""/>
+      <w:lvlJc w:val="left"/>
+      <w:pPr>
+        <w:ind w:left="360" w:hanging="360"/>
+      </w:pPr>
+      <w:rPr>
+        <w:rFonts w:ascii="Symbol" w:hAnsi="Symbol" w:hint="default"/>
+      </w:rPr>
+    </w:lvl>
+    <w:lvl w:ilvl="1" w:tplc="04090003" w:tentative="1">
+      <w:start w:val="1"/>
+      <w:numFmt w:val="bullet"/>
+      <w:lvlText w:val="o"/>
+      <w:lvlJc w:val="left"/>
+      <w:pPr>
+        <w:ind w:left="1080" w:hanging="360"/>
+      </w:pPr>
+      <w:rPr>
+        <w:rFonts w:ascii="Courier New" w:hAnsi="Courier New" w:cs="Courier New" w:hint="default"/>
+      </w:rPr>
+    </w:lvl>
+    <w:lvl w:ilvl="2" w:tplc="04090005" w:tentative="1">
+      <w:start w:val="1"/>
+      <w:numFmt w:val="bullet"/>
+      <w:lvlText w:val=""/>
+      <w:lvlJc w:val="left"/>
+      <w:pPr>
+        <w:ind w:left="1800" w:hanging="360"/>
+      </w:pPr>
+      <w:rPr>
+        <w:rFonts w:ascii="Wingdings" w:hAnsi="Wingdings" w:hint="default"/>
+      </w:rPr>
+    </w:lvl>
+    <w:lvl w:ilvl="3" w:tplc="04090001" w:tentative="1">
+      <w:start w:val="1"/>
+      <w:numFmt w:val="bullet"/>
+      <w:lvlText w:val=""/>
+      <w:lvlJc w:val="left"/>
+      <w:pPr>
+        <w:ind w:left="2520" w:hanging="360"/>
+      </w:pPr>
+      <w:rPr>
+        <w:rFonts w:ascii="Symbol" w:hAnsi="Symbol" w:hint="default"/>
+      </w:rPr>
+    </w:lvl>
+    <w:lvl w:ilvl="4" w:tplc="04090003" w:tentative="1">
+      <w:start w:val="1"/>
+      <w:numFmt w:val="bullet"/>
+      <w:lvlText w:val="o"/>
+      <w:lvlJc w:val="left"/>
+      <w:pPr>
+        <w:ind w:left="3240" w:hanging="360"/>
+      </w:pPr>
+      <w:rPr>
+        <w:rFonts w:ascii="Courier New" w:hAnsi="Courier New" w:cs="Courier New" w:hint="default"/>
+      </w:rPr>
+    </w:lvl>
+    <w:lvl w:ilvl="5" w:tplc="04090005" w:tentative="1">
+      <w:start w:val="1"/>
+      <w:numFmt w:val="bullet"/>
+      <w:lvlText w:val=""/>
+      <w:lvlJc w:val="left"/>
+      <w:pPr>
+        <w:ind w:left="3960" w:hanging="360"/>
+      </w:pPr>
+      <w:rPr>
+        <w:rFonts w:ascii="Wingdings" w:hAnsi="Wingdings" w:hint="default"/>
+      </w:rPr>
+    </w:lvl>
+    <w:lvl w:ilvl="6" w:tplc="04090001" w:tentative="1">
+      <w:start w:val="1"/>
+      <w:numFmt w:val="bullet"/>
+      <w:lvlText w:val=""/>
+      <w:lvlJc w:val="left"/>
+      <w:pPr>
+        <w:ind w:left="4680" w:hanging="360"/>
+      </w:pPr>
+      <w:rPr>
+        <w:rFonts w:ascii="Symbol" w:hAnsi="Symbol" w:hint="default"/>
+      </w:rPr>
+    </w:lvl>
+    <w:lvl w:ilvl="7" w:tplc="04090003" w:tentative="1">
+      <w:start w:val="1"/>
+      <w:numFmt w:val="bullet"/>
+      <w:lvlText w:val="o"/>
+      <w:lvlJc w:val="left"/>
+      <w:pPr>
+        <w:ind w:left="5400" w:hanging="360"/>
+      </w:pPr>
+      <w:rPr>
+        <w:rFonts w:ascii="Courier New" w:hAnsi="Courier New" w:cs="Courier New" w:hint="default"/>
+      </w:rPr>
+    </w:lvl>
+    <w:lvl w:ilvl="8" w:tplc="04090005" w:tentative="1">
+      <w:start w:val="1"/>
+      <w:numFmt w:val="bullet"/>
+      <w:lvlText w:val=""/>
+      <w:lvlJc w:val="left"/>
+      <w:pPr>
+        <w:ind w:left="6120" w:hanging="360"/>
+      </w:pPr>
+      <w:rPr>
+        <w:rFonts w:ascii="Wingdings" w:hAnsi="Wingdings" w:hint="default"/>
+      </w:rPr>
+    </w:lvl>
+  </w:abstractNum>
+  <w:abstractNum w:abstractNumId="16" w15:restartNumberingAfterBreak="0">
     <w:nsid w:val="38125930"/>
     <w:multiLevelType w:val="hybridMultilevel"/>
     <w:tmpl w:val="81E83932"/>
@@ -13652,7 +16398,7 @@
       </w:rPr>
     </w:lvl>
   </w:abstractNum>
-  <w:abstractNum w:abstractNumId="16" w15:restartNumberingAfterBreak="0">
+  <w:abstractNum w:abstractNumId="17" w15:restartNumberingAfterBreak="0">
     <w:nsid w:val="3D0C31F4"/>
     <w:multiLevelType w:val="hybridMultilevel"/>
     <w:tmpl w:val="11BA73A6"/>
@@ -13765,7 +16511,7 @@
       </w:rPr>
     </w:lvl>
   </w:abstractNum>
-  <w:abstractNum w:abstractNumId="17" w15:restartNumberingAfterBreak="0">
+  <w:abstractNum w:abstractNumId="18" w15:restartNumberingAfterBreak="0">
     <w:nsid w:val="3E2B4A32"/>
     <w:multiLevelType w:val="hybridMultilevel"/>
     <w:tmpl w:val="68EA64A6"/>
@@ -13878,7 +16624,7 @@
       </w:rPr>
     </w:lvl>
   </w:abstractNum>
-  <w:abstractNum w:abstractNumId="18" w15:restartNumberingAfterBreak="0">
+  <w:abstractNum w:abstractNumId="19" w15:restartNumberingAfterBreak="0">
     <w:nsid w:val="418E3533"/>
     <w:multiLevelType w:val="hybridMultilevel"/>
     <w:tmpl w:val="5C86DA0A"/>
@@ -13991,7 +16737,7 @@
       </w:rPr>
     </w:lvl>
   </w:abstractNum>
-  <w:abstractNum w:abstractNumId="19" w15:restartNumberingAfterBreak="0">
+  <w:abstractNum w:abstractNumId="20" w15:restartNumberingAfterBreak="0">
     <w:nsid w:val="41CD1F37"/>
     <w:multiLevelType w:val="hybridMultilevel"/>
     <w:tmpl w:val="70143470"/>
@@ -14104,7 +16850,7 @@
       </w:rPr>
     </w:lvl>
   </w:abstractNum>
-  <w:abstractNum w:abstractNumId="20" w15:restartNumberingAfterBreak="0">
+  <w:abstractNum w:abstractNumId="21" w15:restartNumberingAfterBreak="0">
     <w:nsid w:val="42A8721F"/>
     <w:multiLevelType w:val="hybridMultilevel"/>
     <w:tmpl w:val="E2F68D04"/>
@@ -14217,7 +16963,7 @@
       </w:rPr>
     </w:lvl>
   </w:abstractNum>
-  <w:abstractNum w:abstractNumId="21" w15:restartNumberingAfterBreak="0">
+  <w:abstractNum w:abstractNumId="22" w15:restartNumberingAfterBreak="0">
     <w:nsid w:val="431836C6"/>
     <w:multiLevelType w:val="hybridMultilevel"/>
     <w:tmpl w:val="28CA1800"/>
@@ -14330,7 +17076,7 @@
       </w:rPr>
     </w:lvl>
   </w:abstractNum>
-  <w:abstractNum w:abstractNumId="22" w15:restartNumberingAfterBreak="0">
+  <w:abstractNum w:abstractNumId="23" w15:restartNumberingAfterBreak="0">
     <w:nsid w:val="436B2F14"/>
     <w:multiLevelType w:val="hybridMultilevel"/>
     <w:tmpl w:val="A08ED180"/>
@@ -14443,7 +17189,120 @@
       </w:rPr>
     </w:lvl>
   </w:abstractNum>
-  <w:abstractNum w:abstractNumId="23" w15:restartNumberingAfterBreak="0">
+  <w:abstractNum w:abstractNumId="24" w15:restartNumberingAfterBreak="0">
+    <w:nsid w:val="49882197"/>
+    <w:multiLevelType w:val="hybridMultilevel"/>
+    <w:tmpl w:val="C2282316"/>
+    <w:lvl w:ilvl="0" w:tplc="04090001">
+      <w:start w:val="1"/>
+      <w:numFmt w:val="bullet"/>
+      <w:lvlText w:val=""/>
+      <w:lvlJc w:val="left"/>
+      <w:pPr>
+        <w:ind w:left="360" w:hanging="360"/>
+      </w:pPr>
+      <w:rPr>
+        <w:rFonts w:ascii="Symbol" w:hAnsi="Symbol" w:hint="default"/>
+      </w:rPr>
+    </w:lvl>
+    <w:lvl w:ilvl="1" w:tplc="04090003" w:tentative="1">
+      <w:start w:val="1"/>
+      <w:numFmt w:val="bullet"/>
+      <w:lvlText w:val="o"/>
+      <w:lvlJc w:val="left"/>
+      <w:pPr>
+        <w:ind w:left="1080" w:hanging="360"/>
+      </w:pPr>
+      <w:rPr>
+        <w:rFonts w:ascii="Courier New" w:hAnsi="Courier New" w:cs="Courier New" w:hint="default"/>
+      </w:rPr>
+    </w:lvl>
+    <w:lvl w:ilvl="2" w:tplc="04090005" w:tentative="1">
+      <w:start w:val="1"/>
+      <w:numFmt w:val="bullet"/>
+      <w:lvlText w:val=""/>
+      <w:lvlJc w:val="left"/>
+      <w:pPr>
+        <w:ind w:left="1800" w:hanging="360"/>
+      </w:pPr>
+      <w:rPr>
+        <w:rFonts w:ascii="Wingdings" w:hAnsi="Wingdings" w:hint="default"/>
+      </w:rPr>
+    </w:lvl>
+    <w:lvl w:ilvl="3" w:tplc="04090001" w:tentative="1">
+      <w:start w:val="1"/>
+      <w:numFmt w:val="bullet"/>
+      <w:lvlText w:val=""/>
+      <w:lvlJc w:val="left"/>
+      <w:pPr>
+        <w:ind w:left="2520" w:hanging="360"/>
+      </w:pPr>
+      <w:rPr>
+        <w:rFonts w:ascii="Symbol" w:hAnsi="Symbol" w:hint="default"/>
+      </w:rPr>
+    </w:lvl>
+    <w:lvl w:ilvl="4" w:tplc="04090003" w:tentative="1">
+      <w:start w:val="1"/>
+      <w:numFmt w:val="bullet"/>
+      <w:lvlText w:val="o"/>
+      <w:lvlJc w:val="left"/>
+      <w:pPr>
+        <w:ind w:left="3240" w:hanging="360"/>
+      </w:pPr>
+      <w:rPr>
+        <w:rFonts w:ascii="Courier New" w:hAnsi="Courier New" w:cs="Courier New" w:hint="default"/>
+      </w:rPr>
+    </w:lvl>
+    <w:lvl w:ilvl="5" w:tplc="04090005" w:tentative="1">
+      <w:start w:val="1"/>
+      <w:numFmt w:val="bullet"/>
+      <w:lvlText w:val=""/>
+      <w:lvlJc w:val="left"/>
+      <w:pPr>
+        <w:ind w:left="3960" w:hanging="360"/>
+      </w:pPr>
+      <w:rPr>
+        <w:rFonts w:ascii="Wingdings" w:hAnsi="Wingdings" w:hint="default"/>
+      </w:rPr>
+    </w:lvl>
+    <w:lvl w:ilvl="6" w:tplc="04090001" w:tentative="1">
+      <w:start w:val="1"/>
+      <w:numFmt w:val="bullet"/>
+      <w:lvlText w:val=""/>
+      <w:lvlJc w:val="left"/>
+      <w:pPr>
+        <w:ind w:left="4680" w:hanging="360"/>
+      </w:pPr>
+      <w:rPr>
+        <w:rFonts w:ascii="Symbol" w:hAnsi="Symbol" w:hint="default"/>
+      </w:rPr>
+    </w:lvl>
+    <w:lvl w:ilvl="7" w:tplc="04090003" w:tentative="1">
+      <w:start w:val="1"/>
+      <w:numFmt w:val="bullet"/>
+      <w:lvlText w:val="o"/>
+      <w:lvlJc w:val="left"/>
+      <w:pPr>
+        <w:ind w:left="5400" w:hanging="360"/>
+      </w:pPr>
+      <w:rPr>
+        <w:rFonts w:ascii="Courier New" w:hAnsi="Courier New" w:cs="Courier New" w:hint="default"/>
+      </w:rPr>
+    </w:lvl>
+    <w:lvl w:ilvl="8" w:tplc="04090005" w:tentative="1">
+      <w:start w:val="1"/>
+      <w:numFmt w:val="bullet"/>
+      <w:lvlText w:val=""/>
+      <w:lvlJc w:val="left"/>
+      <w:pPr>
+        <w:ind w:left="6120" w:hanging="360"/>
+      </w:pPr>
+      <w:rPr>
+        <w:rFonts w:ascii="Wingdings" w:hAnsi="Wingdings" w:hint="default"/>
+      </w:rPr>
+    </w:lvl>
+  </w:abstractNum>
+  <w:abstractNum w:abstractNumId="25" w15:restartNumberingAfterBreak="0">
     <w:nsid w:val="4A237393"/>
     <w:multiLevelType w:val="hybridMultilevel"/>
     <w:tmpl w:val="4782BB36"/>
@@ -14556,7 +17415,7 @@
       </w:rPr>
     </w:lvl>
   </w:abstractNum>
-  <w:abstractNum w:abstractNumId="24" w15:restartNumberingAfterBreak="0">
+  <w:abstractNum w:abstractNumId="26" w15:restartNumberingAfterBreak="0">
     <w:nsid w:val="4A3641F2"/>
     <w:multiLevelType w:val="hybridMultilevel"/>
     <w:tmpl w:val="55A4C6E8"/>
@@ -14669,7 +17528,7 @@
       </w:rPr>
     </w:lvl>
   </w:abstractNum>
-  <w:abstractNum w:abstractNumId="25" w15:restartNumberingAfterBreak="0">
+  <w:abstractNum w:abstractNumId="27" w15:restartNumberingAfterBreak="0">
     <w:nsid w:val="4C7744B4"/>
     <w:multiLevelType w:val="hybridMultilevel"/>
     <w:tmpl w:val="F536E4A8"/>
@@ -14782,7 +17641,7 @@
       </w:rPr>
     </w:lvl>
   </w:abstractNum>
-  <w:abstractNum w:abstractNumId="26" w15:restartNumberingAfterBreak="0">
+  <w:abstractNum w:abstractNumId="28" w15:restartNumberingAfterBreak="0">
     <w:nsid w:val="54D8331E"/>
     <w:multiLevelType w:val="hybridMultilevel"/>
     <w:tmpl w:val="6DBC3E24"/>
@@ -14895,7 +17754,7 @@
       </w:rPr>
     </w:lvl>
   </w:abstractNum>
-  <w:abstractNum w:abstractNumId="27" w15:restartNumberingAfterBreak="0">
+  <w:abstractNum w:abstractNumId="29" w15:restartNumberingAfterBreak="0">
     <w:nsid w:val="55A01DC0"/>
     <w:multiLevelType w:val="hybridMultilevel"/>
     <w:tmpl w:val="E82C902C"/>
@@ -15008,7 +17867,7 @@
       </w:rPr>
     </w:lvl>
   </w:abstractNum>
-  <w:abstractNum w:abstractNumId="28" w15:restartNumberingAfterBreak="0">
+  <w:abstractNum w:abstractNumId="30" w15:restartNumberingAfterBreak="0">
     <w:nsid w:val="567B679A"/>
     <w:multiLevelType w:val="hybridMultilevel"/>
     <w:tmpl w:val="9CAE3F30"/>
@@ -15121,7 +17980,7 @@
       </w:rPr>
     </w:lvl>
   </w:abstractNum>
-  <w:abstractNum w:abstractNumId="29" w15:restartNumberingAfterBreak="0">
+  <w:abstractNum w:abstractNumId="31" w15:restartNumberingAfterBreak="0">
     <w:nsid w:val="5862625F"/>
     <w:multiLevelType w:val="hybridMultilevel"/>
     <w:tmpl w:val="4EEE81CC"/>
@@ -15234,7 +18093,7 @@
       </w:rPr>
     </w:lvl>
   </w:abstractNum>
-  <w:abstractNum w:abstractNumId="30" w15:restartNumberingAfterBreak="0">
+  <w:abstractNum w:abstractNumId="32" w15:restartNumberingAfterBreak="0">
     <w:nsid w:val="5D2F0CE6"/>
     <w:multiLevelType w:val="hybridMultilevel"/>
     <w:tmpl w:val="19E24308"/>
@@ -15347,7 +18206,7 @@
       </w:rPr>
     </w:lvl>
   </w:abstractNum>
-  <w:abstractNum w:abstractNumId="31" w15:restartNumberingAfterBreak="0">
+  <w:abstractNum w:abstractNumId="33" w15:restartNumberingAfterBreak="0">
     <w:nsid w:val="5E4015BD"/>
     <w:multiLevelType w:val="hybridMultilevel"/>
     <w:tmpl w:val="495A6B36"/>
@@ -15460,7 +18319,7 @@
       </w:rPr>
     </w:lvl>
   </w:abstractNum>
-  <w:abstractNum w:abstractNumId="32" w15:restartNumberingAfterBreak="0">
+  <w:abstractNum w:abstractNumId="34" w15:restartNumberingAfterBreak="0">
     <w:nsid w:val="607817EA"/>
     <w:multiLevelType w:val="hybridMultilevel"/>
     <w:tmpl w:val="3A4CD732"/>
@@ -15573,7 +18432,7 @@
       </w:rPr>
     </w:lvl>
   </w:abstractNum>
-  <w:abstractNum w:abstractNumId="33" w15:restartNumberingAfterBreak="0">
+  <w:abstractNum w:abstractNumId="35" w15:restartNumberingAfterBreak="0">
     <w:nsid w:val="6315678D"/>
     <w:multiLevelType w:val="hybridMultilevel"/>
     <w:tmpl w:val="B2A4B02C"/>
@@ -15686,7 +18545,7 @@
       </w:rPr>
     </w:lvl>
   </w:abstractNum>
-  <w:abstractNum w:abstractNumId="34" w15:restartNumberingAfterBreak="0">
+  <w:abstractNum w:abstractNumId="36" w15:restartNumberingAfterBreak="0">
     <w:nsid w:val="650711E6"/>
     <w:multiLevelType w:val="hybridMultilevel"/>
     <w:tmpl w:val="CCAA5394"/>
@@ -15799,7 +18658,119 @@
       </w:rPr>
     </w:lvl>
   </w:abstractNum>
-  <w:abstractNum w:abstractNumId="35" w15:restartNumberingAfterBreak="0">
+  <w:abstractNum w:abstractNumId="37" w15:restartNumberingAfterBreak="0">
+    <w:nsid w:val="6A1D1E43"/>
+    <w:multiLevelType w:val="hybridMultilevel"/>
+    <w:tmpl w:val="1DDCD232"/>
+    <w:lvl w:ilvl="0" w:tplc="FDD2E8A8">
+      <w:numFmt w:val="bullet"/>
+      <w:lvlText w:val="-"/>
+      <w:lvlJc w:val="left"/>
+      <w:pPr>
+        <w:ind w:left="1140" w:hanging="360"/>
+      </w:pPr>
+      <w:rPr>
+        <w:rFonts w:ascii="Aptos" w:eastAsiaTheme="minorHAnsi" w:hAnsi="Aptos" w:cstheme="minorBidi" w:hint="default"/>
+      </w:rPr>
+    </w:lvl>
+    <w:lvl w:ilvl="1" w:tplc="04090003" w:tentative="1">
+      <w:start w:val="1"/>
+      <w:numFmt w:val="bullet"/>
+      <w:lvlText w:val="o"/>
+      <w:lvlJc w:val="left"/>
+      <w:pPr>
+        <w:ind w:left="1860" w:hanging="360"/>
+      </w:pPr>
+      <w:rPr>
+        <w:rFonts w:ascii="Courier New" w:hAnsi="Courier New" w:cs="Courier New" w:hint="default"/>
+      </w:rPr>
+    </w:lvl>
+    <w:lvl w:ilvl="2" w:tplc="04090005" w:tentative="1">
+      <w:start w:val="1"/>
+      <w:numFmt w:val="bullet"/>
+      <w:lvlText w:val=""/>
+      <w:lvlJc w:val="left"/>
+      <w:pPr>
+        <w:ind w:left="2580" w:hanging="360"/>
+      </w:pPr>
+      <w:rPr>
+        <w:rFonts w:ascii="Wingdings" w:hAnsi="Wingdings" w:hint="default"/>
+      </w:rPr>
+    </w:lvl>
+    <w:lvl w:ilvl="3" w:tplc="04090001" w:tentative="1">
+      <w:start w:val="1"/>
+      <w:numFmt w:val="bullet"/>
+      <w:lvlText w:val=""/>
+      <w:lvlJc w:val="left"/>
+      <w:pPr>
+        <w:ind w:left="3300" w:hanging="360"/>
+      </w:pPr>
+      <w:rPr>
+        <w:rFonts w:ascii="Symbol" w:hAnsi="Symbol" w:hint="default"/>
+      </w:rPr>
+    </w:lvl>
+    <w:lvl w:ilvl="4" w:tplc="04090003" w:tentative="1">
+      <w:start w:val="1"/>
+      <w:numFmt w:val="bullet"/>
+      <w:lvlText w:val="o"/>
+      <w:lvlJc w:val="left"/>
+      <w:pPr>
+        <w:ind w:left="4020" w:hanging="360"/>
+      </w:pPr>
+      <w:rPr>
+        <w:rFonts w:ascii="Courier New" w:hAnsi="Courier New" w:cs="Courier New" w:hint="default"/>
+      </w:rPr>
+    </w:lvl>
+    <w:lvl w:ilvl="5" w:tplc="04090005" w:tentative="1">
+      <w:start w:val="1"/>
+      <w:numFmt w:val="bullet"/>
+      <w:lvlText w:val=""/>
+      <w:lvlJc w:val="left"/>
+      <w:pPr>
+        <w:ind w:left="4740" w:hanging="360"/>
+      </w:pPr>
+      <w:rPr>
+        <w:rFonts w:ascii="Wingdings" w:hAnsi="Wingdings" w:hint="default"/>
+      </w:rPr>
+    </w:lvl>
+    <w:lvl w:ilvl="6" w:tplc="04090001" w:tentative="1">
+      <w:start w:val="1"/>
+      <w:numFmt w:val="bullet"/>
+      <w:lvlText w:val=""/>
+      <w:lvlJc w:val="left"/>
+      <w:pPr>
+        <w:ind w:left="5460" w:hanging="360"/>
+      </w:pPr>
+      <w:rPr>
+        <w:rFonts w:ascii="Symbol" w:hAnsi="Symbol" w:hint="default"/>
+      </w:rPr>
+    </w:lvl>
+    <w:lvl w:ilvl="7" w:tplc="04090003" w:tentative="1">
+      <w:start w:val="1"/>
+      <w:numFmt w:val="bullet"/>
+      <w:lvlText w:val="o"/>
+      <w:lvlJc w:val="left"/>
+      <w:pPr>
+        <w:ind w:left="6180" w:hanging="360"/>
+      </w:pPr>
+      <w:rPr>
+        <w:rFonts w:ascii="Courier New" w:hAnsi="Courier New" w:cs="Courier New" w:hint="default"/>
+      </w:rPr>
+    </w:lvl>
+    <w:lvl w:ilvl="8" w:tplc="04090005" w:tentative="1">
+      <w:start w:val="1"/>
+      <w:numFmt w:val="bullet"/>
+      <w:lvlText w:val=""/>
+      <w:lvlJc w:val="left"/>
+      <w:pPr>
+        <w:ind w:left="6900" w:hanging="360"/>
+      </w:pPr>
+      <w:rPr>
+        <w:rFonts w:ascii="Wingdings" w:hAnsi="Wingdings" w:hint="default"/>
+      </w:rPr>
+    </w:lvl>
+  </w:abstractNum>
+  <w:abstractNum w:abstractNumId="38" w15:restartNumberingAfterBreak="0">
     <w:nsid w:val="6D08275C"/>
     <w:multiLevelType w:val="hybridMultilevel"/>
     <w:tmpl w:val="5D620C96"/>
@@ -15912,7 +18883,7 @@
       </w:rPr>
     </w:lvl>
   </w:abstractNum>
-  <w:abstractNum w:abstractNumId="36" w15:restartNumberingAfterBreak="0">
+  <w:abstractNum w:abstractNumId="39" w15:restartNumberingAfterBreak="0">
     <w:nsid w:val="6F166BC8"/>
     <w:multiLevelType w:val="hybridMultilevel"/>
     <w:tmpl w:val="5450DF0E"/>
@@ -16025,7 +18996,7 @@
       </w:rPr>
     </w:lvl>
   </w:abstractNum>
-  <w:abstractNum w:abstractNumId="37" w15:restartNumberingAfterBreak="0">
+  <w:abstractNum w:abstractNumId="40" w15:restartNumberingAfterBreak="0">
     <w:nsid w:val="74AB02A7"/>
     <w:multiLevelType w:val="hybridMultilevel"/>
     <w:tmpl w:val="C99054E4"/>
@@ -16138,7 +19109,7 @@
       </w:rPr>
     </w:lvl>
   </w:abstractNum>
-  <w:abstractNum w:abstractNumId="38" w15:restartNumberingAfterBreak="0">
+  <w:abstractNum w:abstractNumId="41" w15:restartNumberingAfterBreak="0">
     <w:nsid w:val="7681171A"/>
     <w:multiLevelType w:val="hybridMultilevel"/>
     <w:tmpl w:val="071AEE76"/>
@@ -16251,7 +19222,7 @@
       </w:rPr>
     </w:lvl>
   </w:abstractNum>
-  <w:abstractNum w:abstractNumId="39" w15:restartNumberingAfterBreak="0">
+  <w:abstractNum w:abstractNumId="42" w15:restartNumberingAfterBreak="0">
     <w:nsid w:val="7A433030"/>
     <w:multiLevelType w:val="hybridMultilevel"/>
     <w:tmpl w:val="C5E68486"/>
@@ -16364,7 +19335,7 @@
       </w:rPr>
     </w:lvl>
   </w:abstractNum>
-  <w:abstractNum w:abstractNumId="40" w15:restartNumberingAfterBreak="0">
+  <w:abstractNum w:abstractNumId="43" w15:restartNumberingAfterBreak="0">
     <w:nsid w:val="7E5E1FEA"/>
     <w:multiLevelType w:val="hybridMultilevel"/>
     <w:tmpl w:val="1C64914A"/>
@@ -16477,7 +19448,7 @@
       </w:rPr>
     </w:lvl>
   </w:abstractNum>
-  <w:abstractNum w:abstractNumId="41" w15:restartNumberingAfterBreak="0">
+  <w:abstractNum w:abstractNumId="44" w15:restartNumberingAfterBreak="0">
     <w:nsid w:val="7EC8258B"/>
     <w:multiLevelType w:val="hybridMultilevel"/>
     <w:tmpl w:val="0616F9F2"/>
@@ -16590,7 +19561,7 @@
       </w:rPr>
     </w:lvl>
   </w:abstractNum>
-  <w:abstractNum w:abstractNumId="42" w15:restartNumberingAfterBreak="0">
+  <w:abstractNum w:abstractNumId="45" w15:restartNumberingAfterBreak="0">
     <w:nsid w:val="7EEB4865"/>
     <w:multiLevelType w:val="hybridMultilevel"/>
     <w:tmpl w:val="08F63770"/>
@@ -16704,19 +19675,19 @@
     </w:lvl>
   </w:abstractNum>
   <w:num w:numId="1" w16cid:durableId="115415679">
-    <w:abstractNumId w:val="21"/>
+    <w:abstractNumId w:val="22"/>
   </w:num>
   <w:num w:numId="2" w16cid:durableId="1190333084">
-    <w:abstractNumId w:val="22"/>
+    <w:abstractNumId w:val="23"/>
   </w:num>
   <w:num w:numId="3" w16cid:durableId="1655184505">
     <w:abstractNumId w:val="2"/>
   </w:num>
   <w:num w:numId="4" w16cid:durableId="407583132">
-    <w:abstractNumId w:val="29"/>
+    <w:abstractNumId w:val="31"/>
   </w:num>
   <w:num w:numId="5" w16cid:durableId="2001496723">
-    <w:abstractNumId w:val="26"/>
+    <w:abstractNumId w:val="28"/>
   </w:num>
   <w:num w:numId="6" w16cid:durableId="670909128">
     <w:abstractNumId w:val="13"/>
@@ -16725,16 +19696,16 @@
     <w:abstractNumId w:val="4"/>
   </w:num>
   <w:num w:numId="8" w16cid:durableId="66340676">
-    <w:abstractNumId w:val="16"/>
+    <w:abstractNumId w:val="17"/>
   </w:num>
   <w:num w:numId="9" w16cid:durableId="128591684">
     <w:abstractNumId w:val="3"/>
   </w:num>
   <w:num w:numId="10" w16cid:durableId="842428818">
-    <w:abstractNumId w:val="18"/>
+    <w:abstractNumId w:val="19"/>
   </w:num>
   <w:num w:numId="11" w16cid:durableId="252587664">
-    <w:abstractNumId w:val="41"/>
+    <w:abstractNumId w:val="44"/>
   </w:num>
   <w:num w:numId="12" w16cid:durableId="1864441290">
     <w:abstractNumId w:val="0"/>
@@ -16743,49 +19714,49 @@
     <w:abstractNumId w:val="1"/>
   </w:num>
   <w:num w:numId="14" w16cid:durableId="1631594971">
-    <w:abstractNumId w:val="38"/>
+    <w:abstractNumId w:val="41"/>
   </w:num>
   <w:num w:numId="15" w16cid:durableId="674918877">
-    <w:abstractNumId w:val="37"/>
+    <w:abstractNumId w:val="40"/>
   </w:num>
   <w:num w:numId="16" w16cid:durableId="1276403776">
-    <w:abstractNumId w:val="20"/>
+    <w:abstractNumId w:val="21"/>
   </w:num>
   <w:num w:numId="17" w16cid:durableId="2112041985">
-    <w:abstractNumId w:val="23"/>
+    <w:abstractNumId w:val="25"/>
   </w:num>
   <w:num w:numId="18" w16cid:durableId="1646738210">
-    <w:abstractNumId w:val="15"/>
+    <w:abstractNumId w:val="16"/>
   </w:num>
   <w:num w:numId="19" w16cid:durableId="226309148">
-    <w:abstractNumId w:val="34"/>
+    <w:abstractNumId w:val="36"/>
   </w:num>
   <w:num w:numId="20" w16cid:durableId="680207219">
     <w:abstractNumId w:val="14"/>
   </w:num>
   <w:num w:numId="21" w16cid:durableId="826046621">
-    <w:abstractNumId w:val="36"/>
+    <w:abstractNumId w:val="39"/>
   </w:num>
   <w:num w:numId="22" w16cid:durableId="500968977">
-    <w:abstractNumId w:val="40"/>
+    <w:abstractNumId w:val="43"/>
   </w:num>
   <w:num w:numId="23" w16cid:durableId="1245991022">
-    <w:abstractNumId w:val="32"/>
+    <w:abstractNumId w:val="34"/>
   </w:num>
   <w:num w:numId="24" w16cid:durableId="464350958">
-    <w:abstractNumId w:val="31"/>
+    <w:abstractNumId w:val="33"/>
   </w:num>
   <w:num w:numId="25" w16cid:durableId="1540583620">
-    <w:abstractNumId w:val="33"/>
+    <w:abstractNumId w:val="35"/>
   </w:num>
   <w:num w:numId="26" w16cid:durableId="1796827146">
     <w:abstractNumId w:val="8"/>
   </w:num>
   <w:num w:numId="27" w16cid:durableId="631133297">
-    <w:abstractNumId w:val="17"/>
+    <w:abstractNumId w:val="18"/>
   </w:num>
   <w:num w:numId="28" w16cid:durableId="1958487334">
-    <w:abstractNumId w:val="30"/>
+    <w:abstractNumId w:val="32"/>
   </w:num>
   <w:num w:numId="29" w16cid:durableId="1300577738">
     <w:abstractNumId w:val="12"/>
@@ -16794,25 +19765,25 @@
     <w:abstractNumId w:val="7"/>
   </w:num>
   <w:num w:numId="31" w16cid:durableId="361828090">
-    <w:abstractNumId w:val="19"/>
+    <w:abstractNumId w:val="20"/>
   </w:num>
   <w:num w:numId="32" w16cid:durableId="445582602">
-    <w:abstractNumId w:val="39"/>
+    <w:abstractNumId w:val="42"/>
   </w:num>
   <w:num w:numId="33" w16cid:durableId="1461458438">
     <w:abstractNumId w:val="6"/>
   </w:num>
   <w:num w:numId="34" w16cid:durableId="278999216">
-    <w:abstractNumId w:val="42"/>
+    <w:abstractNumId w:val="45"/>
   </w:num>
   <w:num w:numId="35" w16cid:durableId="1837186236">
-    <w:abstractNumId w:val="24"/>
+    <w:abstractNumId w:val="26"/>
   </w:num>
   <w:num w:numId="36" w16cid:durableId="1070808878">
     <w:abstractNumId w:val="9"/>
   </w:num>
   <w:num w:numId="37" w16cid:durableId="1915161235">
-    <w:abstractNumId w:val="25"/>
+    <w:abstractNumId w:val="27"/>
   </w:num>
   <w:num w:numId="38" w16cid:durableId="894509588">
     <w:abstractNumId w:val="10"/>
@@ -16821,16 +19792,25 @@
     <w:abstractNumId w:val="5"/>
   </w:num>
   <w:num w:numId="40" w16cid:durableId="1617055824">
-    <w:abstractNumId w:val="28"/>
+    <w:abstractNumId w:val="30"/>
   </w:num>
   <w:num w:numId="41" w16cid:durableId="433089403">
     <w:abstractNumId w:val="11"/>
   </w:num>
   <w:num w:numId="42" w16cid:durableId="349530848">
-    <w:abstractNumId w:val="35"/>
+    <w:abstractNumId w:val="38"/>
   </w:num>
   <w:num w:numId="43" w16cid:durableId="1738937060">
-    <w:abstractNumId w:val="27"/>
+    <w:abstractNumId w:val="29"/>
+  </w:num>
+  <w:num w:numId="44" w16cid:durableId="997534010">
+    <w:abstractNumId w:val="24"/>
+  </w:num>
+  <w:num w:numId="45" w16cid:durableId="1157843967">
+    <w:abstractNumId w:val="15"/>
+  </w:num>
+  <w:num w:numId="46" w16cid:durableId="2000697083">
+    <w:abstractNumId w:val="37"/>
   </w:num>
 </w:numbering>
 </file>
